--- a/contract_files/models/Contrato Compra e Venda de Imovel - Completo.docx
+++ b/contract_files/models/Contrato Compra e Venda de Imovel - Completo.docx
@@ -1322,7 +1322,15 @@
           <w:szCs w:val="22"/>
           <w:lang w:val="pt-BR"/>
         </w:rPr>
-        <w:t xml:space="preserve">Pela presente compra e venda e cessão definitiva dos direitos possessórios, o(a) COMPRADOR(A)/CESSIONÁRIO(A) pagará ao(à) VENDEDOR(A)/CEDENTE o valor total de R$ _________________ (_______________________________________________________).</w:t>
+        <w:t xml:space="preserve">Pela presente compra e venda e cessão definitiva dos direitos possessórios, o(a) COMPRADOR(A)/CESSIONÁRIO(A) pagará ao(à) VENDEDOR(A)/CEDENTE o valor total de R$ _________________ (_______________________________________________________), </w:t>
+      </w:r>
+      <w:r>
+        <w:rPr>
+          <w:sz w:val="22"/>
+          <w:szCs w:val="22"/>
+          <w:lang w:val="pt-BR"/>
+        </w:rPr>
+        <w:t xml:space="preserve">acrescido da entrega de _________________________________________, avaliado(a) em R$ _____________, como pagamento integral efetuado no ato da celebração deste contrato.</w:t>
       </w:r>
       <w:r>
         <w:rPr>
@@ -1348,6 +1356,7 @@
         <w:rPr>
           <w:sz w:val="22"/>
           <w:szCs w:val="22"/>
+          <w:highlight w:val="none"/>
           <w:lang w:val="pt-BR"/>
         </w:rPr>
       </w:pPr>
@@ -1357,13 +1366,6 @@
           <w:szCs w:val="22"/>
           <w:lang w:val="pt-BR" w:bidi="pt-BR"/>
         </w:rPr>
-        <w:t xml:space="preserve">Havendo parcelamento, R$ _____________ a título de entrada/sinal, e o saldo remanescente de</w:t>
-      </w:r>
-      <w:r>
-        <w:rPr>
-          <w:lang w:val="pt-BR"/>
-        </w:rPr>
-        <w:t xml:space="preserve"> </w:t>
       </w:r>
       <w:r>
         <w:rPr>
@@ -1371,15 +1373,7 @@
           <w:szCs w:val="22"/>
           <w:lang w:val="pt-BR" w:bidi="pt-BR"/>
         </w:rPr>
-        <w:t xml:space="preserve">R$ ________________, será pago em _______ parcelas de R$ ________________, vencendo a</w:t>
-      </w:r>
-      <w:r>
-        <w:rPr>
-          <w:sz w:val="22"/>
-          <w:szCs w:val="22"/>
-          <w:lang w:val="pt-BR"/>
-        </w:rPr>
-        <w:t xml:space="preserve"> </w:t>
+        <w:t xml:space="preserve">O pagamento será realizado de forma parcelada, a título de entrada/sinal, R$ _____________ , mais a entrega de pela entrega de ________________________________________________, avaliado(a) em R$ _____________, recebido(a) como parte do pagamento,  e o saldo</w:t>
       </w:r>
       <w:r>
         <w:rPr>
@@ -1387,13 +1381,13 @@
           <w:szCs w:val="22"/>
           <w:lang w:val="pt-BR" w:bidi="pt-BR"/>
         </w:rPr>
-        <w:t xml:space="preserve">primeira em ________________, e as demais no mesmo dia dos meses subsequentes.</w:t>
+        <w:t xml:space="preserve"> remanescente de R$ ________________, será pago em _______ parcelas de R$ ________________, vencendo a primeira em ________________, e as demais no mesmo dia dos meses subsequentes.</w:t>
       </w:r>
       <w:r>
         <w:rPr>
           <w:sz w:val="22"/>
           <w:szCs w:val="22"/>
-          <w:lang w:val="pt-BR"/>
+          <w:lang w:val="pt-BR" w:bidi="pt-BR"/>
         </w:rPr>
       </w:r>
       <w:r>
@@ -2217,6 +2211,8 @@
         <w:rPr>
           <w:b/>
           <w:bCs/>
+          <w:sz w:val="22"/>
+          <w:szCs w:val="22"/>
         </w:rPr>
       </w:r>
       <w:r>

--- a/contract_files/models/Contrato Compra e Venda de Imovel - Completo.docx
+++ b/contract_files/models/Contrato Compra e Venda de Imovel - Completo.docx
@@ -1322,7 +1322,7 @@
           <w:szCs w:val="22"/>
           <w:lang w:val="pt-BR"/>
         </w:rPr>
-        <w:t xml:space="preserve">Pela presente compra e venda e cessão definitiva dos direitos possessórios, o(a) COMPRADOR(A)/CESSIONÁRIO(A) pagará ao(à) VENDEDOR(A)/CEDENTE o valor total de R$ _________________ (_______________________________________________________), </w:t>
+        <w:t xml:space="preserve">Pela presente compra e venda e cessão definitiva dos direitos possessórios, o(a) COMPRADOR(A)/CESSIONÁRIO(A) pagará ao(à) VENDEDOR(A)/CEDENTE o valor de R$ _________________ (_______________________________________________________), </w:t>
       </w:r>
       <w:r>
         <w:rPr>
@@ -1373,7 +1373,15 @@
           <w:szCs w:val="22"/>
           <w:lang w:val="pt-BR" w:bidi="pt-BR"/>
         </w:rPr>
-        <w:t xml:space="preserve">O pagamento será realizado de forma parcelada, a título de entrada/sinal, R$ _____________ , mais a entrega de pela entrega de ________________________________________________, avaliado(a) em R$ _____________, recebido(a) como parte do pagamento,  e o saldo</w:t>
+        <w:t xml:space="preserve">O</w:t>
+      </w:r>
+      <w:r>
+        <w:rPr>
+          <w:sz w:val="22"/>
+          <w:szCs w:val="22"/>
+          <w:lang w:val="pt-BR" w:bidi="pt-BR"/>
+        </w:rPr>
+        <w:t xml:space="preserve"> pagamento será realizado de forma parcelada, a título de entrada/sinal, R$ _____________ , mais a entrega de pela entrega de ________________________________________________, avaliado(a) em R$ _____________, recebido(a) como parte do pagamento,  e o saldo</w:t>
       </w:r>
       <w:r>
         <w:rPr>
@@ -1387,13 +1395,14 @@
         <w:rPr>
           <w:sz w:val="22"/>
           <w:szCs w:val="22"/>
-          <w:lang w:val="pt-BR" w:bidi="pt-BR"/>
+          <w:lang w:val="pt-BR"/>
         </w:rPr>
       </w:r>
       <w:r>
         <w:rPr>
           <w:sz w:val="22"/>
           <w:szCs w:val="22"/>
+          <w:highlight w:val="none"/>
           <w:lang w:val="pt-BR"/>
         </w:rPr>
       </w:r>

--- a/contract_files/models/Contrato Compra e Venda de Imovel - Completo.docx
+++ b/contract_files/models/Contrato Compra e Venda de Imovel - Completo.docx
@@ -1395,6 +1395,7 @@
         <w:rPr>
           <w:sz w:val="22"/>
           <w:szCs w:val="22"/>
+          <w:highlight w:val="none"/>
           <w:lang w:val="pt-BR"/>
         </w:rPr>
       </w:r>
@@ -3527,70 +3528,6 @@
         </w:rPr>
       </w:r>
     </w:p>
-    <w:p>
-      <w:pPr>
-        <w:pBdr/>
-        <w:spacing w:line="276" w:lineRule="auto"/>
-        <w:ind w:firstLine="0" w:left="0"/>
-        <w:jc w:val="left"/>
-        <w:rPr>
-          <w:sz w:val="22"/>
-          <w:szCs w:val="22"/>
-          <w:lang w:val="pt-BR"/>
-        </w:rPr>
-      </w:pPr>
-      <w:r>
-        <w:rPr>
-          <w:sz w:val="22"/>
-          <w:szCs w:val="22"/>
-          <w:lang w:val="pt-BR"/>
-        </w:rPr>
-      </w:r>
-      <w:r>
-        <w:rPr>
-          <w:sz w:val="22"/>
-          <w:szCs w:val="22"/>
-          <w:lang w:val="pt-BR"/>
-        </w:rPr>
-      </w:r>
-      <w:r>
-        <w:rPr>
-          <w:sz w:val="22"/>
-          <w:szCs w:val="22"/>
-          <w:lang w:val="pt-BR"/>
-        </w:rPr>
-      </w:r>
-    </w:p>
-    <w:p>
-      <w:pPr>
-        <w:pBdr/>
-        <w:spacing w:line="276" w:lineRule="auto"/>
-        <w:ind w:firstLine="0" w:left="0"/>
-        <w:jc w:val="left"/>
-        <w:rPr>
-          <w:sz w:val="20"/>
-          <w:szCs w:val="20"/>
-        </w:rPr>
-      </w:pPr>
-      <w:r>
-        <w:rPr>
-          <w:sz w:val="20"/>
-          <w:szCs w:val="20"/>
-        </w:rPr>
-      </w:r>
-      <w:r>
-        <w:rPr>
-          <w:sz w:val="20"/>
-          <w:szCs w:val="20"/>
-        </w:rPr>
-      </w:r>
-      <w:r>
-        <w:rPr>
-          <w:sz w:val="20"/>
-          <w:szCs w:val="20"/>
-        </w:rPr>
-      </w:r>
-    </w:p>
     <w:sectPr>
       <w:footerReference w:type="default" r:id="rId8"/>
       <w:footerReference w:type="even" r:id="rId9"/>
@@ -3675,7 +3612,20 @@
       <w:rPr>
         <w:lang w:val="pt-BR"/>
       </w:rPr>
-      <w:t xml:space="preserve"> de 4</w:t>
+      <w:t xml:space="preserve"> de </w:t>
+    </w:r>
+    <w:fldSimple w:instr="NUMPAGES \* MERGEFORMAT">
+      <w:r>
+        <w:rPr>
+          <w:lang w:val="pt-BR"/>
+        </w:rPr>
+        <w:t xml:space="preserve">1</w:t>
+      </w:r>
+    </w:fldSimple>
+    <w:r>
+      <w:rPr>
+        <w:lang w:val="pt-BR"/>
+      </w:rPr>
     </w:r>
     <w:r/>
   </w:p>

--- a/contract_files/models/Contrato Compra e Venda de Imovel - Completo.docx
+++ b/contract_files/models/Contrato Compra e Venda de Imovel - Completo.docx
@@ -1183,7 +1183,7 @@
     </w:p>
     <w:p>
       <w:pPr>
-        <w:pStyle w:val="838"/>
+        <w:pStyle w:val="842"/>
         <w:pBdr/>
         <w:spacing w:after="183" w:line="276" w:lineRule="auto"/>
         <w:ind w:left="-5"/>
@@ -1270,7 +1270,7 @@
     </w:p>
     <w:p>
       <w:pPr>
-        <w:pStyle w:val="838"/>
+        <w:pStyle w:val="842"/>
         <w:pBdr/>
         <w:spacing w:after="183" w:line="276" w:lineRule="auto"/>
         <w:ind w:left="-5"/>
@@ -1489,7 +1489,7 @@
     </w:p>
     <w:p>
       <w:pPr>
-        <w:pStyle w:val="838"/>
+        <w:pStyle w:val="842"/>
         <w:pBdr/>
         <w:spacing w:after="183" w:line="276" w:lineRule="auto"/>
         <w:ind w:left="-5"/>
@@ -1576,7 +1576,7 @@
     </w:p>
     <w:p>
       <w:pPr>
-        <w:pStyle w:val="838"/>
+        <w:pStyle w:val="842"/>
         <w:pBdr/>
         <w:spacing w:after="183" w:line="276" w:lineRule="auto"/>
         <w:ind w:left="-5"/>
@@ -1647,7 +1647,7 @@
     </w:p>
     <w:p>
       <w:pPr>
-        <w:pStyle w:val="838"/>
+        <w:pStyle w:val="842"/>
         <w:pBdr/>
         <w:spacing w:after="183" w:line="276" w:lineRule="auto"/>
         <w:ind w:left="-5"/>
@@ -1742,7 +1742,7 @@
     </w:p>
     <w:p>
       <w:pPr>
-        <w:pStyle w:val="838"/>
+        <w:pStyle w:val="842"/>
         <w:pBdr/>
         <w:spacing w:after="183" w:line="276" w:lineRule="auto"/>
         <w:ind w:left="-5"/>
@@ -1845,7 +1845,7 @@
     </w:p>
     <w:p>
       <w:pPr>
-        <w:pStyle w:val="838"/>
+        <w:pStyle w:val="842"/>
         <w:pBdr/>
         <w:spacing w:after="183" w:line="276" w:lineRule="auto"/>
         <w:ind w:left="-5"/>
@@ -1924,7 +1924,7 @@
     </w:p>
     <w:p>
       <w:pPr>
-        <w:pStyle w:val="838"/>
+        <w:pStyle w:val="842"/>
         <w:pBdr/>
         <w:spacing w:after="183" w:line="276" w:lineRule="auto"/>
         <w:ind w:left="-5"/>
@@ -2003,7 +2003,7 @@
     </w:p>
     <w:p>
       <w:pPr>
-        <w:pStyle w:val="838"/>
+        <w:pStyle w:val="842"/>
         <w:pBdr/>
         <w:spacing w:after="183" w:line="276" w:lineRule="auto"/>
         <w:ind w:left="-5"/>
@@ -2098,7 +2098,7 @@
     </w:p>
     <w:p>
       <w:pPr>
-        <w:pStyle w:val="838"/>
+        <w:pStyle w:val="842"/>
         <w:pBdr/>
         <w:spacing w:after="183" w:line="276" w:lineRule="auto"/>
         <w:ind w:left="-5"/>
@@ -2279,7 +2279,7 @@
     </w:p>
     <w:p>
       <w:pPr>
-        <w:pStyle w:val="838"/>
+        <w:pStyle w:val="842"/>
         <w:pBdr/>
         <w:spacing w:after="183" w:line="276" w:lineRule="auto"/>
         <w:ind w:left="-5"/>
@@ -3458,6 +3458,7 @@
         <w:rPr>
           <w:sz w:val="22"/>
           <w:szCs w:val="22"/>
+          <w:highlight w:val="none"/>
           <w:lang w:val="pt-BR"/>
         </w:rPr>
       </w:pPr>
@@ -3528,6 +3529,859 @@
         </w:rPr>
       </w:r>
     </w:p>
+    <w:p>
+      <w:pPr>
+        <w:pBdr/>
+        <w:spacing w:line="276" w:lineRule="auto"/>
+        <w:ind w:firstLine="0" w:left="0"/>
+        <w:jc w:val="left"/>
+        <w:rPr>
+          <w:sz w:val="22"/>
+          <w:szCs w:val="22"/>
+          <w:lang w:val="pt-BR"/>
+        </w:rPr>
+      </w:pPr>
+      <w:r>
+        <w:rPr>
+          <w:sz w:val="22"/>
+          <w:szCs w:val="22"/>
+          <w:lang w:val="pt-BR"/>
+        </w:rPr>
+      </w:r>
+      <w:r>
+        <w:rPr>
+          <w:sz w:val="22"/>
+          <w:szCs w:val="22"/>
+          <w:lang w:val="pt-BR"/>
+        </w:rPr>
+      </w:r>
+      <w:r>
+        <w:rPr>
+          <w:sz w:val="22"/>
+          <w:szCs w:val="22"/>
+          <w:lang w:val="pt-BR"/>
+        </w:rPr>
+      </w:r>
+    </w:p>
+    <w:p>
+      <w:pPr>
+        <w:pBdr/>
+        <w:spacing w:line="276" w:lineRule="auto"/>
+        <w:ind w:firstLine="0" w:left="0"/>
+        <w:jc w:val="left"/>
+        <w:rPr>
+          <w:sz w:val="22"/>
+          <w:szCs w:val="22"/>
+          <w:lang w:val="pt-BR"/>
+        </w:rPr>
+      </w:pPr>
+      <w:r>
+        <w:rPr>
+          <w:sz w:val="22"/>
+          <w:szCs w:val="22"/>
+          <w:lang w:val="pt-BR"/>
+        </w:rPr>
+      </w:r>
+      <w:r>
+        <w:rPr>
+          <w:sz w:val="22"/>
+          <w:szCs w:val="22"/>
+          <w:lang w:val="pt-BR"/>
+        </w:rPr>
+      </w:r>
+      <w:r>
+        <w:rPr>
+          <w:sz w:val="22"/>
+          <w:szCs w:val="22"/>
+          <w:lang w:val="pt-BR"/>
+        </w:rPr>
+      </w:r>
+    </w:p>
+    <w:p>
+      <w:pPr>
+        <w:pBdr/>
+        <w:spacing w:line="276" w:lineRule="auto"/>
+        <w:ind w:firstLine="0" w:left="0"/>
+        <w:jc w:val="left"/>
+        <w:rPr>
+          <w:sz w:val="22"/>
+          <w:szCs w:val="22"/>
+          <w:lang w:val="pt-BR"/>
+        </w:rPr>
+      </w:pPr>
+      <w:r>
+        <w:rPr>
+          <w:sz w:val="22"/>
+          <w:szCs w:val="22"/>
+          <w:lang w:val="pt-BR"/>
+        </w:rPr>
+      </w:r>
+      <w:r>
+        <w:rPr>
+          <w:sz w:val="22"/>
+          <w:szCs w:val="22"/>
+          <w:lang w:val="pt-BR"/>
+        </w:rPr>
+      </w:r>
+      <w:r>
+        <w:rPr>
+          <w:sz w:val="22"/>
+          <w:szCs w:val="22"/>
+          <w:lang w:val="pt-BR"/>
+        </w:rPr>
+      </w:r>
+    </w:p>
+    <w:p>
+      <w:pPr>
+        <w:pBdr/>
+        <w:spacing w:line="276" w:lineRule="auto"/>
+        <w:ind w:firstLine="0" w:left="0"/>
+        <w:jc w:val="left"/>
+        <w:rPr>
+          <w:sz w:val="22"/>
+          <w:szCs w:val="22"/>
+          <w:lang w:val="pt-BR"/>
+        </w:rPr>
+      </w:pPr>
+      <w:r>
+        <w:rPr>
+          <w:sz w:val="22"/>
+          <w:szCs w:val="22"/>
+          <w:lang w:val="pt-BR"/>
+        </w:rPr>
+      </w:r>
+      <w:r>
+        <w:rPr>
+          <w:sz w:val="22"/>
+          <w:szCs w:val="22"/>
+          <w:lang w:val="pt-BR"/>
+        </w:rPr>
+      </w:r>
+      <w:r>
+        <w:rPr>
+          <w:sz w:val="22"/>
+          <w:szCs w:val="22"/>
+          <w:lang w:val="pt-BR"/>
+        </w:rPr>
+      </w:r>
+    </w:p>
+    <w:p>
+      <w:pPr>
+        <w:pBdr/>
+        <w:spacing w:line="276" w:lineRule="auto"/>
+        <w:ind w:firstLine="0" w:left="0"/>
+        <w:jc w:val="left"/>
+        <w:rPr>
+          <w:sz w:val="22"/>
+          <w:szCs w:val="22"/>
+          <w:lang w:val="pt-BR"/>
+        </w:rPr>
+      </w:pPr>
+      <w:r>
+        <w:rPr>
+          <w:sz w:val="22"/>
+          <w:szCs w:val="22"/>
+          <w:lang w:val="pt-BR"/>
+        </w:rPr>
+      </w:r>
+      <w:r>
+        <w:rPr>
+          <w:sz w:val="22"/>
+          <w:szCs w:val="22"/>
+          <w:lang w:val="pt-BR"/>
+        </w:rPr>
+      </w:r>
+      <w:r>
+        <w:rPr>
+          <w:sz w:val="22"/>
+          <w:szCs w:val="22"/>
+          <w:lang w:val="pt-BR"/>
+        </w:rPr>
+      </w:r>
+    </w:p>
+    <w:p>
+      <w:pPr>
+        <w:pBdr/>
+        <w:spacing w:line="276" w:lineRule="auto"/>
+        <w:ind w:firstLine="0" w:left="0"/>
+        <w:jc w:val="left"/>
+        <w:rPr>
+          <w:sz w:val="22"/>
+          <w:szCs w:val="22"/>
+          <w:lang w:val="pt-BR"/>
+        </w:rPr>
+      </w:pPr>
+      <w:r>
+        <w:rPr>
+          <w:sz w:val="22"/>
+          <w:szCs w:val="22"/>
+          <w:lang w:val="pt-BR"/>
+        </w:rPr>
+      </w:r>
+      <w:r>
+        <w:rPr>
+          <w:sz w:val="22"/>
+          <w:szCs w:val="22"/>
+          <w:lang w:val="pt-BR"/>
+        </w:rPr>
+      </w:r>
+      <w:r>
+        <w:rPr>
+          <w:sz w:val="22"/>
+          <w:szCs w:val="22"/>
+          <w:lang w:val="pt-BR"/>
+        </w:rPr>
+      </w:r>
+    </w:p>
+    <w:p>
+      <w:pPr>
+        <w:pBdr/>
+        <w:spacing w:line="276" w:lineRule="auto"/>
+        <w:ind w:firstLine="0" w:left="0"/>
+        <w:jc w:val="left"/>
+        <w:rPr>
+          <w:sz w:val="22"/>
+          <w:szCs w:val="22"/>
+          <w:lang w:val="pt-BR"/>
+        </w:rPr>
+      </w:pPr>
+      <w:r>
+        <w:rPr>
+          <w:sz w:val="22"/>
+          <w:szCs w:val="22"/>
+          <w:lang w:val="pt-BR"/>
+        </w:rPr>
+      </w:r>
+      <w:r>
+        <w:rPr>
+          <w:sz w:val="22"/>
+          <w:szCs w:val="22"/>
+          <w:lang w:val="pt-BR"/>
+        </w:rPr>
+      </w:r>
+      <w:r>
+        <w:rPr>
+          <w:sz w:val="22"/>
+          <w:szCs w:val="22"/>
+          <w:lang w:val="pt-BR"/>
+        </w:rPr>
+      </w:r>
+    </w:p>
+    <w:p>
+      <w:pPr>
+        <w:pBdr/>
+        <w:spacing w:line="276" w:lineRule="auto"/>
+        <w:ind w:firstLine="0" w:left="0"/>
+        <w:jc w:val="left"/>
+        <w:rPr>
+          <w:sz w:val="22"/>
+          <w:szCs w:val="22"/>
+          <w:lang w:val="pt-BR"/>
+        </w:rPr>
+      </w:pPr>
+      <w:r>
+        <w:rPr>
+          <w:sz w:val="22"/>
+          <w:szCs w:val="22"/>
+          <w:lang w:val="pt-BR"/>
+        </w:rPr>
+      </w:r>
+      <w:r>
+        <w:rPr>
+          <w:sz w:val="22"/>
+          <w:szCs w:val="22"/>
+          <w:lang w:val="pt-BR"/>
+        </w:rPr>
+      </w:r>
+      <w:r>
+        <w:rPr>
+          <w:sz w:val="22"/>
+          <w:szCs w:val="22"/>
+          <w:lang w:val="pt-BR"/>
+        </w:rPr>
+      </w:r>
+    </w:p>
+    <w:p>
+      <w:pPr>
+        <w:pBdr/>
+        <w:spacing w:line="276" w:lineRule="auto"/>
+        <w:ind w:firstLine="0" w:left="0"/>
+        <w:jc w:val="left"/>
+        <w:rPr>
+          <w:sz w:val="22"/>
+          <w:szCs w:val="22"/>
+          <w:lang w:val="pt-BR"/>
+        </w:rPr>
+      </w:pPr>
+      <w:r>
+        <w:rPr>
+          <w:sz w:val="22"/>
+          <w:szCs w:val="22"/>
+          <w:lang w:val="pt-BR"/>
+        </w:rPr>
+      </w:r>
+      <w:r>
+        <w:rPr>
+          <w:sz w:val="22"/>
+          <w:szCs w:val="22"/>
+          <w:lang w:val="pt-BR"/>
+        </w:rPr>
+      </w:r>
+      <w:r>
+        <w:rPr>
+          <w:sz w:val="22"/>
+          <w:szCs w:val="22"/>
+          <w:lang w:val="pt-BR"/>
+        </w:rPr>
+      </w:r>
+    </w:p>
+    <w:p>
+      <w:pPr>
+        <w:pBdr/>
+        <w:spacing w:line="276" w:lineRule="auto"/>
+        <w:ind w:firstLine="0" w:left="0"/>
+        <w:jc w:val="left"/>
+        <w:rPr>
+          <w:sz w:val="22"/>
+          <w:szCs w:val="22"/>
+          <w:lang w:val="pt-BR"/>
+        </w:rPr>
+      </w:pPr>
+      <w:r>
+        <w:rPr>
+          <w:sz w:val="22"/>
+          <w:szCs w:val="22"/>
+          <w:lang w:val="pt-BR"/>
+        </w:rPr>
+      </w:r>
+      <w:r>
+        <w:rPr>
+          <w:sz w:val="22"/>
+          <w:szCs w:val="22"/>
+          <w:lang w:val="pt-BR"/>
+        </w:rPr>
+      </w:r>
+      <w:r>
+        <w:rPr>
+          <w:sz w:val="22"/>
+          <w:szCs w:val="22"/>
+          <w:lang w:val="pt-BR"/>
+        </w:rPr>
+      </w:r>
+    </w:p>
+    <w:p>
+      <w:pPr>
+        <w:pBdr/>
+        <w:spacing w:line="276" w:lineRule="auto"/>
+        <w:ind w:firstLine="0" w:left="0"/>
+        <w:jc w:val="left"/>
+        <w:rPr>
+          <w:sz w:val="22"/>
+          <w:szCs w:val="22"/>
+          <w:lang w:val="pt-BR"/>
+        </w:rPr>
+      </w:pPr>
+      <w:r>
+        <w:rPr>
+          <w:sz w:val="22"/>
+          <w:szCs w:val="22"/>
+          <w:lang w:val="pt-BR"/>
+        </w:rPr>
+      </w:r>
+      <w:r>
+        <w:rPr>
+          <w:sz w:val="22"/>
+          <w:szCs w:val="22"/>
+          <w:lang w:val="pt-BR"/>
+        </w:rPr>
+      </w:r>
+      <w:r>
+        <w:rPr>
+          <w:sz w:val="22"/>
+          <w:szCs w:val="22"/>
+          <w:lang w:val="pt-BR"/>
+        </w:rPr>
+      </w:r>
+    </w:p>
+    <w:p>
+      <w:pPr>
+        <w:pBdr/>
+        <w:spacing w:line="276" w:lineRule="auto"/>
+        <w:ind w:firstLine="0" w:left="0"/>
+        <w:jc w:val="left"/>
+        <w:rPr>
+          <w:sz w:val="22"/>
+          <w:szCs w:val="22"/>
+          <w:lang w:val="pt-BR"/>
+        </w:rPr>
+      </w:pPr>
+      <w:r>
+        <w:rPr>
+          <w:sz w:val="22"/>
+          <w:szCs w:val="22"/>
+          <w:lang w:val="pt-BR"/>
+        </w:rPr>
+      </w:r>
+      <w:r>
+        <w:rPr>
+          <w:sz w:val="22"/>
+          <w:szCs w:val="22"/>
+          <w:lang w:val="pt-BR"/>
+        </w:rPr>
+      </w:r>
+      <w:r>
+        <w:rPr>
+          <w:sz w:val="22"/>
+          <w:szCs w:val="22"/>
+          <w:lang w:val="pt-BR"/>
+        </w:rPr>
+      </w:r>
+    </w:p>
+    <w:p>
+      <w:pPr>
+        <w:pBdr/>
+        <w:spacing w:line="276" w:lineRule="auto"/>
+        <w:ind w:firstLine="0" w:left="0"/>
+        <w:jc w:val="left"/>
+        <w:rPr>
+          <w:sz w:val="22"/>
+          <w:szCs w:val="22"/>
+          <w:lang w:val="pt-BR"/>
+        </w:rPr>
+      </w:pPr>
+      <w:r>
+        <w:rPr>
+          <w:sz w:val="22"/>
+          <w:szCs w:val="22"/>
+          <w:lang w:val="pt-BR"/>
+        </w:rPr>
+      </w:r>
+      <w:r>
+        <w:rPr>
+          <w:sz w:val="22"/>
+          <w:szCs w:val="22"/>
+          <w:lang w:val="pt-BR"/>
+        </w:rPr>
+      </w:r>
+      <w:r>
+        <w:rPr>
+          <w:sz w:val="22"/>
+          <w:szCs w:val="22"/>
+          <w:lang w:val="pt-BR"/>
+        </w:rPr>
+      </w:r>
+    </w:p>
+    <w:p>
+      <w:pPr>
+        <w:pBdr/>
+        <w:spacing w:line="276" w:lineRule="auto"/>
+        <w:ind w:firstLine="0" w:left="0"/>
+        <w:jc w:val="left"/>
+        <w:rPr>
+          <w:sz w:val="22"/>
+          <w:szCs w:val="22"/>
+          <w:lang w:val="pt-BR"/>
+        </w:rPr>
+      </w:pPr>
+      <w:r>
+        <w:rPr>
+          <w:sz w:val="22"/>
+          <w:szCs w:val="22"/>
+          <w:lang w:val="pt-BR"/>
+        </w:rPr>
+      </w:r>
+      <w:r>
+        <w:rPr>
+          <w:sz w:val="22"/>
+          <w:szCs w:val="22"/>
+          <w:lang w:val="pt-BR"/>
+        </w:rPr>
+      </w:r>
+      <w:r>
+        <w:rPr>
+          <w:sz w:val="22"/>
+          <w:szCs w:val="22"/>
+          <w:lang w:val="pt-BR"/>
+        </w:rPr>
+      </w:r>
+    </w:p>
+    <w:p>
+      <w:pPr>
+        <w:pBdr/>
+        <w:spacing w:line="276" w:lineRule="auto"/>
+        <w:ind w:firstLine="0" w:left="0"/>
+        <w:jc w:val="left"/>
+        <w:rPr>
+          <w:sz w:val="22"/>
+          <w:szCs w:val="22"/>
+          <w:lang w:val="pt-BR"/>
+        </w:rPr>
+      </w:pPr>
+      <w:r>
+        <w:rPr>
+          <w:sz w:val="22"/>
+          <w:szCs w:val="22"/>
+          <w:lang w:val="pt-BR"/>
+        </w:rPr>
+      </w:r>
+      <w:r>
+        <w:rPr>
+          <w:sz w:val="22"/>
+          <w:szCs w:val="22"/>
+          <w:lang w:val="pt-BR"/>
+        </w:rPr>
+      </w:r>
+      <w:r>
+        <w:rPr>
+          <w:sz w:val="22"/>
+          <w:szCs w:val="22"/>
+          <w:lang w:val="pt-BR"/>
+        </w:rPr>
+      </w:r>
+    </w:p>
+    <w:p>
+      <w:pPr>
+        <w:pBdr/>
+        <w:spacing w:line="276" w:lineRule="auto"/>
+        <w:ind w:firstLine="0" w:left="0"/>
+        <w:jc w:val="left"/>
+        <w:rPr>
+          <w:sz w:val="22"/>
+          <w:szCs w:val="22"/>
+          <w:lang w:val="pt-BR"/>
+        </w:rPr>
+      </w:pPr>
+      <w:r>
+        <w:rPr>
+          <w:sz w:val="22"/>
+          <w:szCs w:val="22"/>
+          <w:lang w:val="pt-BR"/>
+        </w:rPr>
+      </w:r>
+      <w:r>
+        <w:rPr>
+          <w:sz w:val="22"/>
+          <w:szCs w:val="22"/>
+          <w:lang w:val="pt-BR"/>
+        </w:rPr>
+      </w:r>
+      <w:r>
+        <w:rPr>
+          <w:sz w:val="22"/>
+          <w:szCs w:val="22"/>
+          <w:lang w:val="pt-BR"/>
+        </w:rPr>
+      </w:r>
+    </w:p>
+    <w:p>
+      <w:pPr>
+        <w:pBdr/>
+        <w:spacing w:line="276" w:lineRule="auto"/>
+        <w:ind w:firstLine="0" w:left="0"/>
+        <w:jc w:val="left"/>
+        <w:rPr>
+          <w:sz w:val="22"/>
+          <w:szCs w:val="22"/>
+          <w:lang w:val="pt-BR"/>
+        </w:rPr>
+      </w:pPr>
+      <w:r>
+        <w:rPr>
+          <w:sz w:val="22"/>
+          <w:szCs w:val="22"/>
+          <w:lang w:val="pt-BR"/>
+        </w:rPr>
+      </w:r>
+      <w:r>
+        <w:rPr>
+          <w:sz w:val="22"/>
+          <w:szCs w:val="22"/>
+          <w:lang w:val="pt-BR"/>
+        </w:rPr>
+      </w:r>
+      <w:r>
+        <w:rPr>
+          <w:sz w:val="22"/>
+          <w:szCs w:val="22"/>
+          <w:lang w:val="pt-BR"/>
+        </w:rPr>
+      </w:r>
+    </w:p>
+    <w:p>
+      <w:pPr>
+        <w:pBdr/>
+        <w:spacing w:line="276" w:lineRule="auto"/>
+        <w:ind w:firstLine="0" w:left="0"/>
+        <w:jc w:val="left"/>
+        <w:rPr>
+          <w:sz w:val="22"/>
+          <w:szCs w:val="22"/>
+          <w:lang w:val="pt-BR"/>
+        </w:rPr>
+      </w:pPr>
+      <w:r>
+        <w:rPr>
+          <w:sz w:val="22"/>
+          <w:szCs w:val="22"/>
+          <w:lang w:val="pt-BR"/>
+        </w:rPr>
+      </w:r>
+      <w:r>
+        <w:rPr>
+          <w:sz w:val="22"/>
+          <w:szCs w:val="22"/>
+          <w:lang w:val="pt-BR"/>
+        </w:rPr>
+      </w:r>
+      <w:r>
+        <w:rPr>
+          <w:sz w:val="22"/>
+          <w:szCs w:val="22"/>
+          <w:lang w:val="pt-BR"/>
+        </w:rPr>
+      </w:r>
+    </w:p>
+    <w:p>
+      <w:pPr>
+        <w:pBdr/>
+        <w:spacing w:line="276" w:lineRule="auto"/>
+        <w:ind w:firstLine="0" w:left="0"/>
+        <w:jc w:val="left"/>
+        <w:rPr>
+          <w:sz w:val="22"/>
+          <w:szCs w:val="22"/>
+          <w:lang w:val="pt-BR"/>
+        </w:rPr>
+      </w:pPr>
+      <w:r>
+        <w:rPr>
+          <w:sz w:val="22"/>
+          <w:szCs w:val="22"/>
+          <w:lang w:val="pt-BR"/>
+        </w:rPr>
+      </w:r>
+      <w:r>
+        <w:rPr>
+          <w:sz w:val="22"/>
+          <w:szCs w:val="22"/>
+          <w:lang w:val="pt-BR"/>
+        </w:rPr>
+      </w:r>
+      <w:r>
+        <w:rPr>
+          <w:sz w:val="22"/>
+          <w:szCs w:val="22"/>
+          <w:lang w:val="pt-BR"/>
+        </w:rPr>
+      </w:r>
+    </w:p>
+    <w:p>
+      <w:pPr>
+        <w:pBdr/>
+        <w:spacing w:line="276" w:lineRule="auto"/>
+        <w:ind w:firstLine="0" w:left="0"/>
+        <w:jc w:val="left"/>
+        <w:rPr>
+          <w:sz w:val="22"/>
+          <w:szCs w:val="22"/>
+          <w:lang w:val="pt-BR"/>
+        </w:rPr>
+      </w:pPr>
+      <w:r>
+        <w:rPr>
+          <w:sz w:val="22"/>
+          <w:szCs w:val="22"/>
+          <w:lang w:val="pt-BR"/>
+        </w:rPr>
+      </w:r>
+      <w:r>
+        <w:rPr>
+          <w:sz w:val="22"/>
+          <w:szCs w:val="22"/>
+          <w:lang w:val="pt-BR"/>
+        </w:rPr>
+      </w:r>
+      <w:r>
+        <w:rPr>
+          <w:sz w:val="22"/>
+          <w:szCs w:val="22"/>
+          <w:lang w:val="pt-BR"/>
+        </w:rPr>
+      </w:r>
+    </w:p>
+    <w:p>
+      <w:pPr>
+        <w:pBdr/>
+        <w:spacing w:line="276" w:lineRule="auto"/>
+        <w:ind w:firstLine="0" w:left="0"/>
+        <w:jc w:val="left"/>
+        <w:rPr>
+          <w:sz w:val="22"/>
+          <w:szCs w:val="22"/>
+          <w:lang w:val="pt-BR"/>
+        </w:rPr>
+      </w:pPr>
+      <w:r>
+        <w:rPr>
+          <w:sz w:val="22"/>
+          <w:szCs w:val="22"/>
+          <w:lang w:val="pt-BR"/>
+        </w:rPr>
+      </w:r>
+      <w:r>
+        <w:rPr>
+          <w:sz w:val="22"/>
+          <w:szCs w:val="22"/>
+          <w:lang w:val="pt-BR"/>
+        </w:rPr>
+      </w:r>
+      <w:r>
+        <w:rPr>
+          <w:sz w:val="22"/>
+          <w:szCs w:val="22"/>
+          <w:lang w:val="pt-BR"/>
+        </w:rPr>
+      </w:r>
+    </w:p>
+    <w:p>
+      <w:pPr>
+        <w:pBdr/>
+        <w:spacing w:line="276" w:lineRule="auto"/>
+        <w:ind w:firstLine="0" w:left="0"/>
+        <w:jc w:val="left"/>
+        <w:rPr>
+          <w:sz w:val="22"/>
+          <w:szCs w:val="22"/>
+          <w:lang w:val="pt-BR"/>
+        </w:rPr>
+      </w:pPr>
+      <w:r>
+        <w:rPr>
+          <w:sz w:val="22"/>
+          <w:szCs w:val="22"/>
+          <w:lang w:val="pt-BR"/>
+        </w:rPr>
+      </w:r>
+      <w:r>
+        <w:rPr>
+          <w:sz w:val="22"/>
+          <w:szCs w:val="22"/>
+          <w:lang w:val="pt-BR"/>
+        </w:rPr>
+      </w:r>
+      <w:r>
+        <w:rPr>
+          <w:sz w:val="22"/>
+          <w:szCs w:val="22"/>
+          <w:lang w:val="pt-BR"/>
+        </w:rPr>
+      </w:r>
+    </w:p>
+    <w:p>
+      <w:pPr>
+        <w:pBdr/>
+        <w:spacing w:line="276" w:lineRule="auto"/>
+        <w:ind w:firstLine="0" w:left="0"/>
+        <w:jc w:val="left"/>
+        <w:rPr>
+          <w:sz w:val="22"/>
+          <w:szCs w:val="22"/>
+          <w:lang w:val="pt-BR"/>
+        </w:rPr>
+      </w:pPr>
+      <w:r>
+        <w:rPr>
+          <w:sz w:val="22"/>
+          <w:szCs w:val="22"/>
+          <w:lang w:val="pt-BR"/>
+        </w:rPr>
+      </w:r>
+      <w:r>
+        <w:rPr>
+          <w:sz w:val="22"/>
+          <w:szCs w:val="22"/>
+          <w:lang w:val="pt-BR"/>
+        </w:rPr>
+      </w:r>
+      <w:r>
+        <w:rPr>
+          <w:sz w:val="22"/>
+          <w:szCs w:val="22"/>
+          <w:lang w:val="pt-BR"/>
+        </w:rPr>
+      </w:r>
+    </w:p>
+    <w:p>
+      <w:pPr>
+        <w:pBdr/>
+        <w:spacing w:line="276" w:lineRule="auto"/>
+        <w:ind w:firstLine="0" w:left="0"/>
+        <w:jc w:val="left"/>
+        <w:rPr>
+          <w:sz w:val="22"/>
+          <w:szCs w:val="22"/>
+          <w:lang w:val="pt-BR"/>
+        </w:rPr>
+      </w:pPr>
+      <w:r>
+        <w:rPr>
+          <w:sz w:val="22"/>
+          <w:szCs w:val="22"/>
+          <w:lang w:val="pt-BR"/>
+        </w:rPr>
+      </w:r>
+      <w:r>
+        <w:rPr>
+          <w:sz w:val="22"/>
+          <w:szCs w:val="22"/>
+          <w:lang w:val="pt-BR"/>
+        </w:rPr>
+      </w:r>
+      <w:r>
+        <w:rPr>
+          <w:sz w:val="22"/>
+          <w:szCs w:val="22"/>
+          <w:lang w:val="pt-BR"/>
+        </w:rPr>
+      </w:r>
+    </w:p>
+    <w:p>
+      <w:pPr>
+        <w:pBdr/>
+        <w:spacing w:line="276" w:lineRule="auto"/>
+        <w:ind w:firstLine="0" w:left="0"/>
+        <w:jc w:val="left"/>
+        <w:rPr>
+          <w:sz w:val="22"/>
+          <w:szCs w:val="22"/>
+          <w:lang w:val="pt-BR"/>
+        </w:rPr>
+      </w:pPr>
+      <w:r>
+        <w:rPr>
+          <w:sz w:val="22"/>
+          <w:szCs w:val="22"/>
+          <w:highlight w:val="none"/>
+          <w:lang w:val="pt-BR" w:bidi="pt-BR"/>
+        </w:rPr>
+      </w:r>
+      <w:r>
+        <w:rPr>
+          <w:sz w:val="22"/>
+          <w:szCs w:val="22"/>
+          <w:highlight w:val="none"/>
+          <w:lang w:val="pt-BR" w:bidi="pt-BR"/>
+        </w:rPr>
+      </w:r>
+      <w:r>
+        <w:rPr>
+          <w:sz w:val="22"/>
+          <w:szCs w:val="22"/>
+          <w:highlight w:val="none"/>
+          <w:lang w:val="pt-BR"/>
+        </w:rPr>
+      </w:r>
+    </w:p>
     <w:sectPr>
       <w:footerReference w:type="default" r:id="rId8"/>
       <w:footerReference w:type="even" r:id="rId9"/>
@@ -3580,7 +4434,7 @@
 <w:ftr xmlns:wpc="http://schemas.microsoft.com/office/word/2010/wordprocessingCanvas" xmlns:mc="http://schemas.openxmlformats.org/markup-compatibility/2006" xmlns:o="urn:schemas-microsoft-com:office:office" xmlns:r="http://schemas.openxmlformats.org/officeDocument/2006/relationships" xmlns:m="http://schemas.openxmlformats.org/officeDocument/2006/math" xmlns:v="urn:schemas-microsoft-com:vml" xmlns:wp14="http://schemas.microsoft.com/office/word/2010/wordprocessingDrawing" xmlns:wp="http://schemas.openxmlformats.org/drawingml/2006/wordprocessingDrawing" xmlns:w10="urn:schemas-microsoft-com:office:word" xmlns:w="http://schemas.openxmlformats.org/wordprocessingml/2006/main" xmlns:w14="http://schemas.microsoft.com/office/word/2010/wordml" xmlns:w15="http://schemas.microsoft.com/office/word/2012/wordml" xmlns:wpg="http://schemas.microsoft.com/office/word/2010/wordprocessingGroup" xmlns:wpi="http://schemas.microsoft.com/office/word/2010/wordprocessingInk" xmlns:wne="http://schemas.microsoft.com/office/word/2006/wordml" xmlns:a="http://schemas.openxmlformats.org/drawingml/2006/main" xmlns:wps="http://schemas.microsoft.com/office/word/2010/wordprocessingShape" mc:Ignorable="w14 w15 wp14">
   <w:p>
     <w:pPr>
-      <w:pStyle w:val="1003"/>
+      <w:pStyle w:val="1007"/>
       <w:pBdr/>
       <w:spacing/>
       <w:ind/>
@@ -3627,11 +4481,16 @@
         <w:lang w:val="pt-BR"/>
       </w:rPr>
     </w:r>
+    <w:r>
+      <w:rPr>
+        <w:lang w:val="pt-BR"/>
+      </w:rPr>
+    </w:r>
     <w:r/>
   </w:p>
   <w:p>
     <w:pPr>
-      <w:pStyle w:val="1003"/>
+      <w:pStyle w:val="1007"/>
       <w:pBdr/>
       <w:spacing/>
       <w:ind/>
@@ -3919,9 +4778,9 @@
     <w:lsdException w:name="Bibliography" w:uiPriority="37"/>
     <w:lsdException w:name="TOC Heading" w:uiPriority="39" w:qFormat="1"/>
   </w:latentStyles>
-  <w:style w:type="table" w:styleId="754">
+  <w:style w:type="table" w:styleId="758">
     <w:name w:val="Table Grid Light"/>
-    <w:basedOn w:val="848"/>
+    <w:basedOn w:val="852"/>
     <w:uiPriority w:val="59"/>
     <w:pPr>
       <w:pBdr/>
@@ -4118,9 +4977,9 @@
       </w:tcPr>
     </w:tblStylePr>
   </w:style>
-  <w:style w:type="table" w:styleId="755">
+  <w:style w:type="table" w:styleId="759">
     <w:name w:val="Grid Table 1 Light - Accent 1"/>
-    <w:basedOn w:val="848"/>
+    <w:basedOn w:val="852"/>
     <w:uiPriority w:val="99"/>
     <w:pPr>
       <w:pBdr/>
@@ -4341,9 +5200,9 @@
       </w:tcPr>
     </w:tblStylePr>
   </w:style>
-  <w:style w:type="table" w:styleId="756">
+  <w:style w:type="table" w:styleId="760">
     <w:name w:val="Grid Table 1 Light - Accent 2"/>
-    <w:basedOn w:val="848"/>
+    <w:basedOn w:val="852"/>
     <w:uiPriority w:val="99"/>
     <w:pPr>
       <w:pBdr/>
@@ -4564,9 +5423,9 @@
       </w:tcPr>
     </w:tblStylePr>
   </w:style>
-  <w:style w:type="table" w:styleId="757">
+  <w:style w:type="table" w:styleId="761">
     <w:name w:val="Grid Table 1 Light - Accent 3"/>
-    <w:basedOn w:val="848"/>
+    <w:basedOn w:val="852"/>
     <w:uiPriority w:val="99"/>
     <w:pPr>
       <w:pBdr/>
@@ -4787,9 +5646,9 @@
       </w:tcPr>
     </w:tblStylePr>
   </w:style>
-  <w:style w:type="table" w:styleId="758">
+  <w:style w:type="table" w:styleId="762">
     <w:name w:val="Grid Table 1 Light - Accent 4"/>
-    <w:basedOn w:val="848"/>
+    <w:basedOn w:val="852"/>
     <w:uiPriority w:val="99"/>
     <w:pPr>
       <w:pBdr/>
@@ -5010,9 +5869,9 @@
       </w:tcPr>
     </w:tblStylePr>
   </w:style>
-  <w:style w:type="table" w:styleId="759">
+  <w:style w:type="table" w:styleId="763">
     <w:name w:val="Grid Table 1 Light - Accent 5"/>
-    <w:basedOn w:val="848"/>
+    <w:basedOn w:val="852"/>
     <w:uiPriority w:val="99"/>
     <w:pPr>
       <w:pBdr/>
@@ -5233,9 +6092,9 @@
       </w:tcPr>
     </w:tblStylePr>
   </w:style>
-  <w:style w:type="table" w:styleId="760">
+  <w:style w:type="table" w:styleId="764">
     <w:name w:val="Grid Table 1 Light - Accent 6"/>
-    <w:basedOn w:val="848"/>
+    <w:basedOn w:val="852"/>
     <w:uiPriority w:val="99"/>
     <w:pPr>
       <w:pBdr/>
@@ -5456,9 +6315,9 @@
       </w:tcPr>
     </w:tblStylePr>
   </w:style>
-  <w:style w:type="table" w:styleId="761">
+  <w:style w:type="table" w:styleId="765">
     <w:name w:val="Grid Table 2 - Accent 1"/>
-    <w:basedOn w:val="848"/>
+    <w:basedOn w:val="852"/>
     <w:uiPriority w:val="99"/>
     <w:pPr>
       <w:pBdr/>
@@ -5688,9 +6547,9 @@
       </w:tcPr>
     </w:tblStylePr>
   </w:style>
-  <w:style w:type="table" w:styleId="762">
+  <w:style w:type="table" w:styleId="766">
     <w:name w:val="Grid Table 2 - Accent 2"/>
-    <w:basedOn w:val="848"/>
+    <w:basedOn w:val="852"/>
     <w:uiPriority w:val="99"/>
     <w:pPr>
       <w:pBdr/>
@@ -5920,9 +6779,9 @@
       </w:tcPr>
     </w:tblStylePr>
   </w:style>
-  <w:style w:type="table" w:styleId="763">
+  <w:style w:type="table" w:styleId="767">
     <w:name w:val="Grid Table 2 - Accent 3"/>
-    <w:basedOn w:val="848"/>
+    <w:basedOn w:val="852"/>
     <w:uiPriority w:val="99"/>
     <w:pPr>
       <w:pBdr/>
@@ -6152,9 +7011,9 @@
       </w:tcPr>
     </w:tblStylePr>
   </w:style>
-  <w:style w:type="table" w:styleId="764">
+  <w:style w:type="table" w:styleId="768">
     <w:name w:val="Grid Table 2 - Accent 4"/>
-    <w:basedOn w:val="848"/>
+    <w:basedOn w:val="852"/>
     <w:uiPriority w:val="99"/>
     <w:pPr>
       <w:pBdr/>
@@ -6384,9 +7243,9 @@
       </w:tcPr>
     </w:tblStylePr>
   </w:style>
-  <w:style w:type="table" w:styleId="765">
+  <w:style w:type="table" w:styleId="769">
     <w:name w:val="Grid Table 2 - Accent 5"/>
-    <w:basedOn w:val="848"/>
+    <w:basedOn w:val="852"/>
     <w:uiPriority w:val="99"/>
     <w:pPr>
       <w:pBdr/>
@@ -6616,9 +7475,9 @@
       </w:tcPr>
     </w:tblStylePr>
   </w:style>
-  <w:style w:type="table" w:styleId="766">
+  <w:style w:type="table" w:styleId="770">
     <w:name w:val="Grid Table 2 - Accent 6"/>
-    <w:basedOn w:val="848"/>
+    <w:basedOn w:val="852"/>
     <w:uiPriority w:val="99"/>
     <w:pPr>
       <w:pBdr/>
@@ -6848,9 +7707,9 @@
       </w:tcPr>
     </w:tblStylePr>
   </w:style>
-  <w:style w:type="table" w:styleId="767">
+  <w:style w:type="table" w:styleId="771">
     <w:name w:val="Grid Table 3 - Accent 1"/>
-    <w:basedOn w:val="848"/>
+    <w:basedOn w:val="852"/>
     <w:uiPriority w:val="99"/>
     <w:pPr>
       <w:pBdr/>
@@ -7093,9 +7952,9 @@
       </w:tcPr>
     </w:tblStylePr>
   </w:style>
-  <w:style w:type="table" w:styleId="768">
+  <w:style w:type="table" w:styleId="772">
     <w:name w:val="Grid Table 3 - Accent 2"/>
-    <w:basedOn w:val="848"/>
+    <w:basedOn w:val="852"/>
     <w:uiPriority w:val="99"/>
     <w:pPr>
       <w:pBdr/>
@@ -7338,9 +8197,9 @@
       </w:tcPr>
     </w:tblStylePr>
   </w:style>
-  <w:style w:type="table" w:styleId="769">
+  <w:style w:type="table" w:styleId="773">
     <w:name w:val="Grid Table 3 - Accent 3"/>
-    <w:basedOn w:val="848"/>
+    <w:basedOn w:val="852"/>
     <w:uiPriority w:val="99"/>
     <w:pPr>
       <w:pBdr/>
@@ -7583,9 +8442,9 @@
       </w:tcPr>
     </w:tblStylePr>
   </w:style>
-  <w:style w:type="table" w:styleId="770">
+  <w:style w:type="table" w:styleId="774">
     <w:name w:val="Grid Table 3 - Accent 4"/>
-    <w:basedOn w:val="848"/>
+    <w:basedOn w:val="852"/>
     <w:uiPriority w:val="99"/>
     <w:pPr>
       <w:pBdr/>
@@ -7828,9 +8687,9 @@
       </w:tcPr>
     </w:tblStylePr>
   </w:style>
-  <w:style w:type="table" w:styleId="771">
+  <w:style w:type="table" w:styleId="775">
     <w:name w:val="Grid Table 3 - Accent 5"/>
-    <w:basedOn w:val="848"/>
+    <w:basedOn w:val="852"/>
     <w:uiPriority w:val="99"/>
     <w:pPr>
       <w:pBdr/>
@@ -8073,9 +8932,9 @@
       </w:tcPr>
     </w:tblStylePr>
   </w:style>
-  <w:style w:type="table" w:styleId="772">
+  <w:style w:type="table" w:styleId="776">
     <w:name w:val="Grid Table 3 - Accent 6"/>
-    <w:basedOn w:val="848"/>
+    <w:basedOn w:val="852"/>
     <w:uiPriority w:val="99"/>
     <w:pPr>
       <w:pBdr/>
@@ -8318,9 +9177,9 @@
       </w:tcPr>
     </w:tblStylePr>
   </w:style>
-  <w:style w:type="table" w:styleId="773">
+  <w:style w:type="table" w:styleId="777">
     <w:name w:val="Grid Table 4 - Accent 1"/>
-    <w:basedOn w:val="848"/>
+    <w:basedOn w:val="852"/>
     <w:uiPriority w:val="59"/>
     <w:pPr>
       <w:pBdr/>
@@ -8551,9 +9410,9 @@
       </w:tcPr>
     </w:tblStylePr>
   </w:style>
-  <w:style w:type="table" w:styleId="774">
+  <w:style w:type="table" w:styleId="778">
     <w:name w:val="Grid Table 4 - Accent 2"/>
-    <w:basedOn w:val="848"/>
+    <w:basedOn w:val="852"/>
     <w:uiPriority w:val="59"/>
     <w:pPr>
       <w:pBdr/>
@@ -8784,9 +9643,9 @@
       </w:tcPr>
     </w:tblStylePr>
   </w:style>
-  <w:style w:type="table" w:styleId="775">
+  <w:style w:type="table" w:styleId="779">
     <w:name w:val="Grid Table 4 - Accent 3"/>
-    <w:basedOn w:val="848"/>
+    <w:basedOn w:val="852"/>
     <w:uiPriority w:val="59"/>
     <w:pPr>
       <w:pBdr/>
@@ -9017,9 +9876,9 @@
       </w:tcPr>
     </w:tblStylePr>
   </w:style>
-  <w:style w:type="table" w:styleId="776">
+  <w:style w:type="table" w:styleId="780">
     <w:name w:val="Grid Table 4 - Accent 4"/>
-    <w:basedOn w:val="848"/>
+    <w:basedOn w:val="852"/>
     <w:uiPriority w:val="59"/>
     <w:pPr>
       <w:pBdr/>
@@ -9250,9 +10109,9 @@
       </w:tcPr>
     </w:tblStylePr>
   </w:style>
-  <w:style w:type="table" w:styleId="777">
+  <w:style w:type="table" w:styleId="781">
     <w:name w:val="Grid Table 4 - Accent 5"/>
-    <w:basedOn w:val="848"/>
+    <w:basedOn w:val="852"/>
     <w:uiPriority w:val="59"/>
     <w:pPr>
       <w:pBdr/>
@@ -9483,9 +10342,9 @@
       </w:tcPr>
     </w:tblStylePr>
   </w:style>
-  <w:style w:type="table" w:styleId="778">
+  <w:style w:type="table" w:styleId="782">
     <w:name w:val="Grid Table 4 - Accent 6"/>
-    <w:basedOn w:val="848"/>
+    <w:basedOn w:val="852"/>
     <w:uiPriority w:val="59"/>
     <w:pPr>
       <w:pBdr/>
@@ -9716,9 +10575,9 @@
       </w:tcPr>
     </w:tblStylePr>
   </w:style>
-  <w:style w:type="table" w:styleId="779">
+  <w:style w:type="table" w:styleId="783">
     <w:name w:val="Grid Table 5 Dark - Accent 2"/>
-    <w:basedOn w:val="848"/>
+    <w:basedOn w:val="852"/>
     <w:uiPriority w:val="99"/>
     <w:pPr>
       <w:pBdr/>
@@ -9944,9 +10803,9 @@
       </w:tcPr>
     </w:tblStylePr>
   </w:style>
-  <w:style w:type="table" w:styleId="780">
+  <w:style w:type="table" w:styleId="784">
     <w:name w:val="Grid Table 5 Dark - Accent 3"/>
-    <w:basedOn w:val="848"/>
+    <w:basedOn w:val="852"/>
     <w:uiPriority w:val="99"/>
     <w:pPr>
       <w:pBdr/>
@@ -10172,9 +11031,9 @@
       </w:tcPr>
     </w:tblStylePr>
   </w:style>
-  <w:style w:type="table" w:styleId="781">
+  <w:style w:type="table" w:styleId="785">
     <w:name w:val="Grid Table 5 Dark - Accent 5"/>
-    <w:basedOn w:val="848"/>
+    <w:basedOn w:val="852"/>
     <w:uiPriority w:val="99"/>
     <w:pPr>
       <w:pBdr/>
@@ -10400,9 +11259,9 @@
       </w:tcPr>
     </w:tblStylePr>
   </w:style>
-  <w:style w:type="table" w:styleId="782">
+  <w:style w:type="table" w:styleId="786">
     <w:name w:val="Grid Table 5 Dark - Accent 6"/>
-    <w:basedOn w:val="848"/>
+    <w:basedOn w:val="852"/>
     <w:uiPriority w:val="99"/>
     <w:pPr>
       <w:pBdr/>
@@ -10628,9 +11487,9 @@
       </w:tcPr>
     </w:tblStylePr>
   </w:style>
-  <w:style w:type="table" w:styleId="783">
+  <w:style w:type="table" w:styleId="787">
     <w:name w:val="Grid Table 6 Colorful - Accent 1"/>
-    <w:basedOn w:val="848"/>
+    <w:basedOn w:val="852"/>
     <w:uiPriority w:val="99"/>
     <w:pPr>
       <w:pBdr/>
@@ -10858,9 +11717,9 @@
       </w:tcPr>
     </w:tblStylePr>
   </w:style>
-  <w:style w:type="table" w:styleId="784">
+  <w:style w:type="table" w:styleId="788">
     <w:name w:val="Grid Table 6 Colorful - Accent 2"/>
-    <w:basedOn w:val="848"/>
+    <w:basedOn w:val="852"/>
     <w:uiPriority w:val="99"/>
     <w:pPr>
       <w:pBdr/>
@@ -11088,9 +11947,9 @@
       </w:tcPr>
     </w:tblStylePr>
   </w:style>
-  <w:style w:type="table" w:styleId="785">
+  <w:style w:type="table" w:styleId="789">
     <w:name w:val="Grid Table 6 Colorful - Accent 3"/>
-    <w:basedOn w:val="848"/>
+    <w:basedOn w:val="852"/>
     <w:uiPriority w:val="99"/>
     <w:pPr>
       <w:pBdr/>
@@ -11318,9 +12177,9 @@
       </w:tcPr>
     </w:tblStylePr>
   </w:style>
-  <w:style w:type="table" w:styleId="786">
+  <w:style w:type="table" w:styleId="790">
     <w:name w:val="Grid Table 6 Colorful - Accent 4"/>
-    <w:basedOn w:val="848"/>
+    <w:basedOn w:val="852"/>
     <w:uiPriority w:val="99"/>
     <w:pPr>
       <w:pBdr/>
@@ -11548,9 +12407,9 @@
       </w:tcPr>
     </w:tblStylePr>
   </w:style>
-  <w:style w:type="table" w:styleId="787">
+  <w:style w:type="table" w:styleId="791">
     <w:name w:val="Grid Table 6 Colorful - Accent 5"/>
-    <w:basedOn w:val="848"/>
+    <w:basedOn w:val="852"/>
     <w:uiPriority w:val="99"/>
     <w:pPr>
       <w:pBdr/>
@@ -11778,9 +12637,9 @@
       </w:tcPr>
     </w:tblStylePr>
   </w:style>
-  <w:style w:type="table" w:styleId="788">
+  <w:style w:type="table" w:styleId="792">
     <w:name w:val="Grid Table 6 Colorful - Accent 6"/>
-    <w:basedOn w:val="848"/>
+    <w:basedOn w:val="852"/>
     <w:uiPriority w:val="99"/>
     <w:pPr>
       <w:pBdr/>
@@ -12008,9 +12867,9 @@
       </w:tcPr>
     </w:tblStylePr>
   </w:style>
-  <w:style w:type="table" w:styleId="789">
+  <w:style w:type="table" w:styleId="793">
     <w:name w:val="Grid Table 7 Colorful - Accent 1"/>
-    <w:basedOn w:val="848"/>
+    <w:basedOn w:val="852"/>
     <w:uiPriority w:val="99"/>
     <w:pPr>
       <w:pBdr/>
@@ -12262,9 +13121,9 @@
       </w:tcPr>
     </w:tblStylePr>
   </w:style>
-  <w:style w:type="table" w:styleId="790">
+  <w:style w:type="table" w:styleId="794">
     <w:name w:val="Grid Table 7 Colorful - Accent 2"/>
-    <w:basedOn w:val="848"/>
+    <w:basedOn w:val="852"/>
     <w:uiPriority w:val="99"/>
     <w:pPr>
       <w:pBdr/>
@@ -12516,9 +13375,9 @@
       </w:tcPr>
     </w:tblStylePr>
   </w:style>
-  <w:style w:type="table" w:styleId="791">
+  <w:style w:type="table" w:styleId="795">
     <w:name w:val="Grid Table 7 Colorful - Accent 3"/>
-    <w:basedOn w:val="848"/>
+    <w:basedOn w:val="852"/>
     <w:uiPriority w:val="99"/>
     <w:pPr>
       <w:pBdr/>
@@ -12770,9 +13629,9 @@
       </w:tcPr>
     </w:tblStylePr>
   </w:style>
-  <w:style w:type="table" w:styleId="792">
+  <w:style w:type="table" w:styleId="796">
     <w:name w:val="Grid Table 7 Colorful - Accent 4"/>
-    <w:basedOn w:val="848"/>
+    <w:basedOn w:val="852"/>
     <w:uiPriority w:val="99"/>
     <w:pPr>
       <w:pBdr/>
@@ -13024,9 +13883,9 @@
       </w:tcPr>
     </w:tblStylePr>
   </w:style>
-  <w:style w:type="table" w:styleId="793">
+  <w:style w:type="table" w:styleId="797">
     <w:name w:val="Grid Table 7 Colorful - Accent 5"/>
-    <w:basedOn w:val="848"/>
+    <w:basedOn w:val="852"/>
     <w:uiPriority w:val="99"/>
     <w:pPr>
       <w:pBdr/>
@@ -13278,9 +14137,9 @@
       </w:tcPr>
     </w:tblStylePr>
   </w:style>
-  <w:style w:type="table" w:styleId="794">
+  <w:style w:type="table" w:styleId="798">
     <w:name w:val="Grid Table 7 Colorful - Accent 6"/>
-    <w:basedOn w:val="848"/>
+    <w:basedOn w:val="852"/>
     <w:uiPriority w:val="99"/>
     <w:pPr>
       <w:pBdr/>
@@ -13532,9 +14391,9 @@
       </w:tcPr>
     </w:tblStylePr>
   </w:style>
-  <w:style w:type="table" w:styleId="795">
+  <w:style w:type="table" w:styleId="799">
     <w:name w:val="List Table 1 Light - Accent 1"/>
-    <w:basedOn w:val="848"/>
+    <w:basedOn w:val="852"/>
     <w:uiPriority w:val="99"/>
     <w:pPr>
       <w:pBdr/>
@@ -13748,9 +14607,9 @@
       </w:tcPr>
     </w:tblStylePr>
   </w:style>
-  <w:style w:type="table" w:styleId="796">
+  <w:style w:type="table" w:styleId="800">
     <w:name w:val="List Table 1 Light - Accent 2"/>
-    <w:basedOn w:val="848"/>
+    <w:basedOn w:val="852"/>
     <w:uiPriority w:val="99"/>
     <w:pPr>
       <w:pBdr/>
@@ -13964,9 +14823,9 @@
       </w:tcPr>
     </w:tblStylePr>
   </w:style>
-  <w:style w:type="table" w:styleId="797">
+  <w:style w:type="table" w:styleId="801">
     <w:name w:val="List Table 1 Light - Accent 3"/>
-    <w:basedOn w:val="848"/>
+    <w:basedOn w:val="852"/>
     <w:uiPriority w:val="99"/>
     <w:pPr>
       <w:pBdr/>
@@ -14180,9 +15039,9 @@
       </w:tcPr>
     </w:tblStylePr>
   </w:style>
-  <w:style w:type="table" w:styleId="798">
+  <w:style w:type="table" w:styleId="802">
     <w:name w:val="List Table 1 Light - Accent 4"/>
-    <w:basedOn w:val="848"/>
+    <w:basedOn w:val="852"/>
     <w:uiPriority w:val="99"/>
     <w:pPr>
       <w:pBdr/>
@@ -14396,9 +15255,9 @@
       </w:tcPr>
     </w:tblStylePr>
   </w:style>
-  <w:style w:type="table" w:styleId="799">
+  <w:style w:type="table" w:styleId="803">
     <w:name w:val="List Table 1 Light - Accent 5"/>
-    <w:basedOn w:val="848"/>
+    <w:basedOn w:val="852"/>
     <w:uiPriority w:val="99"/>
     <w:pPr>
       <w:pBdr/>
@@ -14612,9 +15471,9 @@
       </w:tcPr>
     </w:tblStylePr>
   </w:style>
-  <w:style w:type="table" w:styleId="800">
+  <w:style w:type="table" w:styleId="804">
     <w:name w:val="List Table 1 Light - Accent 6"/>
-    <w:basedOn w:val="848"/>
+    <w:basedOn w:val="852"/>
     <w:uiPriority w:val="99"/>
     <w:pPr>
       <w:pBdr/>
@@ -14828,9 +15687,9 @@
       </w:tcPr>
     </w:tblStylePr>
   </w:style>
-  <w:style w:type="table" w:styleId="801">
+  <w:style w:type="table" w:styleId="805">
     <w:name w:val="List Table 2 - Accent 1"/>
-    <w:basedOn w:val="848"/>
+    <w:basedOn w:val="852"/>
     <w:uiPriority w:val="99"/>
     <w:pPr>
       <w:pBdr/>
@@ -15066,9 +15925,9 @@
       </w:tcPr>
     </w:tblStylePr>
   </w:style>
-  <w:style w:type="table" w:styleId="802">
+  <w:style w:type="table" w:styleId="806">
     <w:name w:val="List Table 2 - Accent 2"/>
-    <w:basedOn w:val="848"/>
+    <w:basedOn w:val="852"/>
     <w:uiPriority w:val="99"/>
     <w:pPr>
       <w:pBdr/>
@@ -15304,9 +16163,9 @@
       </w:tcPr>
     </w:tblStylePr>
   </w:style>
-  <w:style w:type="table" w:styleId="803">
+  <w:style w:type="table" w:styleId="807">
     <w:name w:val="List Table 2 - Accent 3"/>
-    <w:basedOn w:val="848"/>
+    <w:basedOn w:val="852"/>
     <w:uiPriority w:val="99"/>
     <w:pPr>
       <w:pBdr/>
@@ -15542,9 +16401,9 @@
       </w:tcPr>
     </w:tblStylePr>
   </w:style>
-  <w:style w:type="table" w:styleId="804">
+  <w:style w:type="table" w:styleId="808">
     <w:name w:val="List Table 2 - Accent 4"/>
-    <w:basedOn w:val="848"/>
+    <w:basedOn w:val="852"/>
     <w:uiPriority w:val="99"/>
     <w:pPr>
       <w:pBdr/>
@@ -15780,9 +16639,9 @@
       </w:tcPr>
     </w:tblStylePr>
   </w:style>
-  <w:style w:type="table" w:styleId="805">
+  <w:style w:type="table" w:styleId="809">
     <w:name w:val="List Table 2 - Accent 5"/>
-    <w:basedOn w:val="848"/>
+    <w:basedOn w:val="852"/>
     <w:uiPriority w:val="99"/>
     <w:pPr>
       <w:pBdr/>
@@ -16018,9 +16877,9 @@
       </w:tcPr>
     </w:tblStylePr>
   </w:style>
-  <w:style w:type="table" w:styleId="806">
+  <w:style w:type="table" w:styleId="810">
     <w:name w:val="List Table 2 - Accent 6"/>
-    <w:basedOn w:val="848"/>
+    <w:basedOn w:val="852"/>
     <w:uiPriority w:val="99"/>
     <w:pPr>
       <w:pBdr/>
@@ -16256,9 +17115,9 @@
       </w:tcPr>
     </w:tblStylePr>
   </w:style>
-  <w:style w:type="table" w:styleId="807">
+  <w:style w:type="table" w:styleId="811">
     <w:name w:val="List Table 3 - Accent 1"/>
-    <w:basedOn w:val="848"/>
+    <w:basedOn w:val="852"/>
     <w:uiPriority w:val="99"/>
     <w:pPr>
       <w:pBdr/>
@@ -16484,9 +17343,9 @@
       </w:tcPr>
     </w:tblStylePr>
   </w:style>
-  <w:style w:type="table" w:styleId="808">
+  <w:style w:type="table" w:styleId="812">
     <w:name w:val="List Table 3 - Accent 2"/>
-    <w:basedOn w:val="848"/>
+    <w:basedOn w:val="852"/>
     <w:uiPriority w:val="99"/>
     <w:pPr>
       <w:pBdr/>
@@ -16712,9 +17571,9 @@
       </w:tcPr>
     </w:tblStylePr>
   </w:style>
-  <w:style w:type="table" w:styleId="809">
+  <w:style w:type="table" w:styleId="813">
     <w:name w:val="List Table 3 - Accent 3"/>
-    <w:basedOn w:val="848"/>
+    <w:basedOn w:val="852"/>
     <w:uiPriority w:val="99"/>
     <w:pPr>
       <w:pBdr/>
@@ -16940,9 +17799,9 @@
       </w:tcPr>
     </w:tblStylePr>
   </w:style>
-  <w:style w:type="table" w:styleId="810">
+  <w:style w:type="table" w:styleId="814">
     <w:name w:val="List Table 3 - Accent 4"/>
-    <w:basedOn w:val="848"/>
+    <w:basedOn w:val="852"/>
     <w:uiPriority w:val="99"/>
     <w:pPr>
       <w:pBdr/>
@@ -17168,9 +18027,9 @@
       </w:tcPr>
     </w:tblStylePr>
   </w:style>
-  <w:style w:type="table" w:styleId="811">
+  <w:style w:type="table" w:styleId="815">
     <w:name w:val="List Table 3 - Accent 5"/>
-    <w:basedOn w:val="848"/>
+    <w:basedOn w:val="852"/>
     <w:uiPriority w:val="99"/>
     <w:pPr>
       <w:pBdr/>
@@ -17396,9 +18255,9 @@
       </w:tcPr>
     </w:tblStylePr>
   </w:style>
-  <w:style w:type="table" w:styleId="812">
+  <w:style w:type="table" w:styleId="816">
     <w:name w:val="List Table 3 - Accent 6"/>
-    <w:basedOn w:val="848"/>
+    <w:basedOn w:val="852"/>
     <w:uiPriority w:val="99"/>
     <w:pPr>
       <w:pBdr/>
@@ -17624,9 +18483,9 @@
       </w:tcPr>
     </w:tblStylePr>
   </w:style>
-  <w:style w:type="table" w:styleId="813">
+  <w:style w:type="table" w:styleId="817">
     <w:name w:val="List Table 4 - Accent 1"/>
-    <w:basedOn w:val="848"/>
+    <w:basedOn w:val="852"/>
     <w:uiPriority w:val="99"/>
     <w:pPr>
       <w:pBdr/>
@@ -17849,9 +18708,9 @@
       </w:tcPr>
     </w:tblStylePr>
   </w:style>
-  <w:style w:type="table" w:styleId="814">
+  <w:style w:type="table" w:styleId="818">
     <w:name w:val="List Table 4 - Accent 2"/>
-    <w:basedOn w:val="848"/>
+    <w:basedOn w:val="852"/>
     <w:uiPriority w:val="99"/>
     <w:pPr>
       <w:pBdr/>
@@ -18074,9 +18933,9 @@
       </w:tcPr>
     </w:tblStylePr>
   </w:style>
-  <w:style w:type="table" w:styleId="815">
+  <w:style w:type="table" w:styleId="819">
     <w:name w:val="List Table 4 - Accent 3"/>
-    <w:basedOn w:val="848"/>
+    <w:basedOn w:val="852"/>
     <w:uiPriority w:val="99"/>
     <w:pPr>
       <w:pBdr/>
@@ -18299,9 +19158,9 @@
       </w:tcPr>
     </w:tblStylePr>
   </w:style>
-  <w:style w:type="table" w:styleId="816">
+  <w:style w:type="table" w:styleId="820">
     <w:name w:val="List Table 4 - Accent 4"/>
-    <w:basedOn w:val="848"/>
+    <w:basedOn w:val="852"/>
     <w:uiPriority w:val="99"/>
     <w:pPr>
       <w:pBdr/>
@@ -18524,9 +19383,9 @@
       </w:tcPr>
     </w:tblStylePr>
   </w:style>
-  <w:style w:type="table" w:styleId="817">
+  <w:style w:type="table" w:styleId="821">
     <w:name w:val="List Table 4 - Accent 5"/>
-    <w:basedOn w:val="848"/>
+    <w:basedOn w:val="852"/>
     <w:uiPriority w:val="99"/>
     <w:pPr>
       <w:pBdr/>
@@ -18749,9 +19608,9 @@
       </w:tcPr>
     </w:tblStylePr>
   </w:style>
-  <w:style w:type="table" w:styleId="818">
+  <w:style w:type="table" w:styleId="822">
     <w:name w:val="List Table 4 - Accent 6"/>
-    <w:basedOn w:val="848"/>
+    <w:basedOn w:val="852"/>
     <w:uiPriority w:val="99"/>
     <w:pPr>
       <w:pBdr/>
@@ -18974,9 +19833,9 @@
       </w:tcPr>
     </w:tblStylePr>
   </w:style>
-  <w:style w:type="table" w:styleId="819">
+  <w:style w:type="table" w:styleId="823">
     <w:name w:val="List Table 5 Dark - Accent 1"/>
-    <w:basedOn w:val="848"/>
+    <w:basedOn w:val="852"/>
     <w:uiPriority w:val="99"/>
     <w:pPr>
       <w:pBdr/>
@@ -19216,9 +20075,9 @@
       </w:tcPr>
     </w:tblStylePr>
   </w:style>
-  <w:style w:type="table" w:styleId="820">
+  <w:style w:type="table" w:styleId="824">
     <w:name w:val="List Table 5 Dark - Accent 2"/>
-    <w:basedOn w:val="848"/>
+    <w:basedOn w:val="852"/>
     <w:uiPriority w:val="99"/>
     <w:pPr>
       <w:pBdr/>
@@ -19458,9 +20317,9 @@
       </w:tcPr>
     </w:tblStylePr>
   </w:style>
-  <w:style w:type="table" w:styleId="821">
+  <w:style w:type="table" w:styleId="825">
     <w:name w:val="List Table 5 Dark - Accent 3"/>
-    <w:basedOn w:val="848"/>
+    <w:basedOn w:val="852"/>
     <w:uiPriority w:val="99"/>
     <w:pPr>
       <w:pBdr/>
@@ -19700,9 +20559,9 @@
       </w:tcPr>
     </w:tblStylePr>
   </w:style>
-  <w:style w:type="table" w:styleId="822">
+  <w:style w:type="table" w:styleId="826">
     <w:name w:val="List Table 5 Dark - Accent 4"/>
-    <w:basedOn w:val="848"/>
+    <w:basedOn w:val="852"/>
     <w:uiPriority w:val="99"/>
     <w:pPr>
       <w:pBdr/>
@@ -19942,9 +20801,9 @@
       </w:tcPr>
     </w:tblStylePr>
   </w:style>
-  <w:style w:type="table" w:styleId="823">
+  <w:style w:type="table" w:styleId="827">
     <w:name w:val="List Table 5 Dark - Accent 5"/>
-    <w:basedOn w:val="848"/>
+    <w:basedOn w:val="852"/>
     <w:uiPriority w:val="99"/>
     <w:pPr>
       <w:pBdr/>
@@ -20184,9 +21043,9 @@
       </w:tcPr>
     </w:tblStylePr>
   </w:style>
-  <w:style w:type="table" w:styleId="824">
+  <w:style w:type="table" w:styleId="828">
     <w:name w:val="List Table 5 Dark - Accent 6"/>
-    <w:basedOn w:val="848"/>
+    <w:basedOn w:val="852"/>
     <w:uiPriority w:val="99"/>
     <w:pPr>
       <w:pBdr/>
@@ -20426,9 +21285,9 @@
       </w:tcPr>
     </w:tblStylePr>
   </w:style>
-  <w:style w:type="table" w:styleId="825">
+  <w:style w:type="table" w:styleId="829">
     <w:name w:val="List Table 6 Colorful - Accent 1"/>
-    <w:basedOn w:val="848"/>
+    <w:basedOn w:val="852"/>
     <w:uiPriority w:val="99"/>
     <w:pPr>
       <w:pBdr/>
@@ -20649,9 +21508,9 @@
       </w:tcPr>
     </w:tblStylePr>
   </w:style>
-  <w:style w:type="table" w:styleId="826">
+  <w:style w:type="table" w:styleId="830">
     <w:name w:val="List Table 6 Colorful - Accent 2"/>
-    <w:basedOn w:val="848"/>
+    <w:basedOn w:val="852"/>
     <w:uiPriority w:val="99"/>
     <w:pPr>
       <w:pBdr/>
@@ -20872,9 +21731,9 @@
       </w:tcPr>
     </w:tblStylePr>
   </w:style>
-  <w:style w:type="table" w:styleId="827">
+  <w:style w:type="table" w:styleId="831">
     <w:name w:val="List Table 6 Colorful - Accent 3"/>
-    <w:basedOn w:val="848"/>
+    <w:basedOn w:val="852"/>
     <w:uiPriority w:val="99"/>
     <w:pPr>
       <w:pBdr/>
@@ -21095,9 +21954,9 @@
       </w:tcPr>
     </w:tblStylePr>
   </w:style>
-  <w:style w:type="table" w:styleId="828">
+  <w:style w:type="table" w:styleId="832">
     <w:name w:val="List Table 6 Colorful - Accent 4"/>
-    <w:basedOn w:val="848"/>
+    <w:basedOn w:val="852"/>
     <w:uiPriority w:val="99"/>
     <w:pPr>
       <w:pBdr/>
@@ -21318,9 +22177,9 @@
       </w:tcPr>
     </w:tblStylePr>
   </w:style>
-  <w:style w:type="table" w:styleId="829">
+  <w:style w:type="table" w:styleId="833">
     <w:name w:val="List Table 6 Colorful - Accent 5"/>
-    <w:basedOn w:val="848"/>
+    <w:basedOn w:val="852"/>
     <w:uiPriority w:val="99"/>
     <w:pPr>
       <w:pBdr/>
@@ -21541,9 +22400,9 @@
       </w:tcPr>
     </w:tblStylePr>
   </w:style>
-  <w:style w:type="table" w:styleId="830">
+  <w:style w:type="table" w:styleId="834">
     <w:name w:val="List Table 6 Colorful - Accent 6"/>
-    <w:basedOn w:val="848"/>
+    <w:basedOn w:val="852"/>
     <w:uiPriority w:val="99"/>
     <w:pPr>
       <w:pBdr/>
@@ -21764,9 +22623,9 @@
       </w:tcPr>
     </w:tblStylePr>
   </w:style>
-  <w:style w:type="table" w:styleId="831">
+  <w:style w:type="table" w:styleId="835">
     <w:name w:val="List Table 7 Colorful - Accent 1"/>
-    <w:basedOn w:val="848"/>
+    <w:basedOn w:val="852"/>
     <w:uiPriority w:val="99"/>
     <w:pPr>
       <w:pBdr/>
@@ -22020,9 +22879,9 @@
       </w:tcPr>
     </w:tblStylePr>
   </w:style>
-  <w:style w:type="table" w:styleId="832">
+  <w:style w:type="table" w:styleId="836">
     <w:name w:val="List Table 7 Colorful - Accent 2"/>
-    <w:basedOn w:val="848"/>
+    <w:basedOn w:val="852"/>
     <w:uiPriority w:val="99"/>
     <w:pPr>
       <w:pBdr/>
@@ -22276,9 +23135,9 @@
       </w:tcPr>
     </w:tblStylePr>
   </w:style>
-  <w:style w:type="table" w:styleId="833">
+  <w:style w:type="table" w:styleId="837">
     <w:name w:val="List Table 7 Colorful - Accent 3"/>
-    <w:basedOn w:val="848"/>
+    <w:basedOn w:val="852"/>
     <w:uiPriority w:val="99"/>
     <w:pPr>
       <w:pBdr/>
@@ -22532,9 +23391,9 @@
       </w:tcPr>
     </w:tblStylePr>
   </w:style>
-  <w:style w:type="table" w:styleId="834">
+  <w:style w:type="table" w:styleId="838">
     <w:name w:val="List Table 7 Colorful - Accent 4"/>
-    <w:basedOn w:val="848"/>
+    <w:basedOn w:val="852"/>
     <w:uiPriority w:val="99"/>
     <w:pPr>
       <w:pBdr/>
@@ -22788,9 +23647,9 @@
       </w:tcPr>
     </w:tblStylePr>
   </w:style>
-  <w:style w:type="table" w:styleId="835">
+  <w:style w:type="table" w:styleId="839">
     <w:name w:val="List Table 7 Colorful - Accent 5"/>
-    <w:basedOn w:val="848"/>
+    <w:basedOn w:val="852"/>
     <w:uiPriority w:val="99"/>
     <w:pPr>
       <w:pBdr/>
@@ -23044,9 +23903,9 @@
       </w:tcPr>
     </w:tblStylePr>
   </w:style>
-  <w:style w:type="table" w:styleId="836">
+  <w:style w:type="table" w:styleId="840">
     <w:name w:val="List Table 7 Colorful - Accent 6"/>
-    <w:basedOn w:val="848"/>
+    <w:basedOn w:val="852"/>
     <w:uiPriority w:val="99"/>
     <w:pPr>
       <w:pBdr/>
@@ -23300,7 +24159,7 @@
       </w:tcPr>
     </w:tblStylePr>
   </w:style>
-  <w:style w:type="paragraph" w:styleId="837" w:default="1">
+  <w:style w:type="paragraph" w:styleId="841" w:default="1">
     <w:name w:val="Normal"/>
     <w:qFormat/>
     <w:pPr>
@@ -23315,10 +24174,10 @@
       <w:sz w:val="21"/>
     </w:rPr>
   </w:style>
-  <w:style w:type="paragraph" w:styleId="838">
+  <w:style w:type="paragraph" w:styleId="842">
     <w:name w:val="Heading 1"/>
-    <w:next w:val="837"/>
-    <w:link w:val="1026"/>
+    <w:next w:val="841"/>
+    <w:link w:val="1030"/>
     <w:uiPriority w:val="9"/>
     <w:qFormat/>
     <w:pPr>
@@ -23337,11 +24196,11 @@
       <w:sz w:val="21"/>
     </w:rPr>
   </w:style>
-  <w:style w:type="paragraph" w:styleId="839">
+  <w:style w:type="paragraph" w:styleId="843">
     <w:name w:val="Heading 2"/>
-    <w:basedOn w:val="837"/>
-    <w:next w:val="837"/>
-    <w:link w:val="976"/>
+    <w:basedOn w:val="841"/>
+    <w:next w:val="841"/>
+    <w:link w:val="980"/>
     <w:uiPriority w:val="9"/>
     <w:unhideWhenUsed/>
     <w:qFormat/>
@@ -23359,11 +24218,11 @@
       <w:szCs w:val="32"/>
     </w:rPr>
   </w:style>
-  <w:style w:type="paragraph" w:styleId="840">
+  <w:style w:type="paragraph" w:styleId="844">
     <w:name w:val="Heading 3"/>
-    <w:basedOn w:val="837"/>
-    <w:next w:val="837"/>
-    <w:link w:val="977"/>
+    <w:basedOn w:val="841"/>
+    <w:next w:val="841"/>
+    <w:link w:val="981"/>
     <w:uiPriority w:val="9"/>
     <w:unhideWhenUsed/>
     <w:qFormat/>
@@ -23381,11 +24240,11 @@
       <w:szCs w:val="28"/>
     </w:rPr>
   </w:style>
-  <w:style w:type="paragraph" w:styleId="841">
+  <w:style w:type="paragraph" w:styleId="845">
     <w:name w:val="Heading 4"/>
-    <w:basedOn w:val="837"/>
-    <w:next w:val="837"/>
-    <w:link w:val="978"/>
+    <w:basedOn w:val="841"/>
+    <w:next w:val="841"/>
+    <w:link w:val="982"/>
     <w:uiPriority w:val="9"/>
     <w:unhideWhenUsed/>
     <w:qFormat/>
@@ -23403,11 +24262,11 @@
       <w:color w:val="0f4761" w:themeColor="accent1" w:themeShade="BF"/>
     </w:rPr>
   </w:style>
-  <w:style w:type="paragraph" w:styleId="842">
+  <w:style w:type="paragraph" w:styleId="846">
     <w:name w:val="Heading 5"/>
-    <w:basedOn w:val="837"/>
-    <w:next w:val="837"/>
-    <w:link w:val="979"/>
+    <w:basedOn w:val="841"/>
+    <w:next w:val="841"/>
+    <w:link w:val="983"/>
     <w:uiPriority w:val="9"/>
     <w:unhideWhenUsed/>
     <w:qFormat/>
@@ -23423,11 +24282,11 @@
       <w:color w:val="0f4761" w:themeColor="accent1" w:themeShade="BF"/>
     </w:rPr>
   </w:style>
-  <w:style w:type="paragraph" w:styleId="843">
+  <w:style w:type="paragraph" w:styleId="847">
     <w:name w:val="Heading 6"/>
-    <w:basedOn w:val="837"/>
-    <w:next w:val="837"/>
-    <w:link w:val="980"/>
+    <w:basedOn w:val="841"/>
+    <w:next w:val="841"/>
+    <w:link w:val="984"/>
     <w:uiPriority w:val="9"/>
     <w:unhideWhenUsed/>
     <w:qFormat/>
@@ -23445,11 +24304,11 @@
       <w:color w:val="595959" w:themeColor="text1" w:themeTint="A6"/>
     </w:rPr>
   </w:style>
-  <w:style w:type="paragraph" w:styleId="844">
+  <w:style w:type="paragraph" w:styleId="848">
     <w:name w:val="Heading 7"/>
-    <w:basedOn w:val="837"/>
-    <w:next w:val="837"/>
-    <w:link w:val="981"/>
+    <w:basedOn w:val="841"/>
+    <w:next w:val="841"/>
+    <w:link w:val="985"/>
     <w:uiPriority w:val="9"/>
     <w:unhideWhenUsed/>
     <w:qFormat/>
@@ -23465,11 +24324,11 @@
       <w:color w:val="595959" w:themeColor="text1" w:themeTint="A6"/>
     </w:rPr>
   </w:style>
-  <w:style w:type="paragraph" w:styleId="845">
+  <w:style w:type="paragraph" w:styleId="849">
     <w:name w:val="Heading 8"/>
-    <w:basedOn w:val="837"/>
-    <w:next w:val="837"/>
-    <w:link w:val="982"/>
+    <w:basedOn w:val="841"/>
+    <w:next w:val="841"/>
+    <w:link w:val="986"/>
     <w:uiPriority w:val="9"/>
     <w:unhideWhenUsed/>
     <w:qFormat/>
@@ -23487,11 +24346,11 @@
       <w:color w:val="272727" w:themeColor="text1" w:themeTint="D8"/>
     </w:rPr>
   </w:style>
-  <w:style w:type="paragraph" w:styleId="846">
+  <w:style w:type="paragraph" w:styleId="850">
     <w:name w:val="Heading 9"/>
-    <w:basedOn w:val="837"/>
-    <w:next w:val="837"/>
-    <w:link w:val="983"/>
+    <w:basedOn w:val="841"/>
+    <w:next w:val="841"/>
+    <w:link w:val="987"/>
     <w:uiPriority w:val="9"/>
     <w:unhideWhenUsed/>
     <w:qFormat/>
@@ -23509,7 +24368,7 @@
       <w:color w:val="272727" w:themeColor="text1" w:themeTint="D8"/>
     </w:rPr>
   </w:style>
-  <w:style w:type="character" w:styleId="847" w:default="1">
+  <w:style w:type="character" w:styleId="851" w:default="1">
     <w:name w:val="Default Paragraph Font"/>
     <w:uiPriority w:val="1"/>
     <w:semiHidden/>
@@ -23520,7 +24379,7 @@
       <w:ind/>
     </w:pPr>
   </w:style>
-  <w:style w:type="table" w:styleId="848" w:default="1">
+  <w:style w:type="table" w:styleId="852" w:default="1">
     <w:name w:val="Normal Table"/>
     <w:uiPriority w:val="99"/>
     <w:semiHidden/>
@@ -23713,7 +24572,7 @@
       </w:tcPr>
     </w:tblStylePr>
   </w:style>
-  <w:style w:type="numbering" w:styleId="849" w:default="1">
+  <w:style w:type="numbering" w:styleId="853" w:default="1">
     <w:name w:val="No List"/>
     <w:uiPriority w:val="99"/>
     <w:semiHidden/>
@@ -23724,9 +24583,9 @@
       <w:ind/>
     </w:pPr>
   </w:style>
-  <w:style w:type="table" w:styleId="850">
+  <w:style w:type="table" w:styleId="854">
     <w:name w:val="Grid Table Light"/>
-    <w:basedOn w:val="848"/>
+    <w:basedOn w:val="852"/>
     <w:uiPriority w:val="59"/>
     <w:pPr>
       <w:pBdr/>
@@ -23916,9 +24775,9 @@
       </w:tcPr>
     </w:tblStylePr>
   </w:style>
-  <w:style w:type="table" w:styleId="851">
+  <w:style w:type="table" w:styleId="855">
     <w:name w:val="Grid Table 1 Light Accent 1"/>
-    <w:basedOn w:val="848"/>
+    <w:basedOn w:val="852"/>
     <w:uiPriority w:val="99"/>
     <w:pPr>
       <w:pBdr/>
@@ -24138,9 +24997,9 @@
       </w:tcPr>
     </w:tblStylePr>
   </w:style>
-  <w:style w:type="table" w:styleId="852">
+  <w:style w:type="table" w:styleId="856">
     <w:name w:val="Grid Table 1 Light Accent 2"/>
-    <w:basedOn w:val="848"/>
+    <w:basedOn w:val="852"/>
     <w:uiPriority w:val="99"/>
     <w:pPr>
       <w:pBdr/>
@@ -24360,9 +25219,9 @@
       </w:tcPr>
     </w:tblStylePr>
   </w:style>
-  <w:style w:type="table" w:styleId="853">
+  <w:style w:type="table" w:styleId="857">
     <w:name w:val="Grid Table 1 Light Accent 3"/>
-    <w:basedOn w:val="848"/>
+    <w:basedOn w:val="852"/>
     <w:uiPriority w:val="99"/>
     <w:pPr>
       <w:pBdr/>
@@ -24582,9 +25441,9 @@
       </w:tcPr>
     </w:tblStylePr>
   </w:style>
-  <w:style w:type="table" w:styleId="854">
+  <w:style w:type="table" w:styleId="858">
     <w:name w:val="Grid Table 1 Light Accent 4"/>
-    <w:basedOn w:val="848"/>
+    <w:basedOn w:val="852"/>
     <w:uiPriority w:val="99"/>
     <w:pPr>
       <w:pBdr/>
@@ -24804,9 +25663,9 @@
       </w:tcPr>
     </w:tblStylePr>
   </w:style>
-  <w:style w:type="table" w:styleId="855">
+  <w:style w:type="table" w:styleId="859">
     <w:name w:val="Grid Table 1 Light Accent 5"/>
-    <w:basedOn w:val="848"/>
+    <w:basedOn w:val="852"/>
     <w:uiPriority w:val="99"/>
     <w:pPr>
       <w:pBdr/>
@@ -25026,9 +25885,9 @@
       </w:tcPr>
     </w:tblStylePr>
   </w:style>
-  <w:style w:type="table" w:styleId="856">
+  <w:style w:type="table" w:styleId="860">
     <w:name w:val="Grid Table 1 Light Accent 6"/>
-    <w:basedOn w:val="848"/>
+    <w:basedOn w:val="852"/>
     <w:uiPriority w:val="99"/>
     <w:pPr>
       <w:pBdr/>
@@ -25248,9 +26107,9 @@
       </w:tcPr>
     </w:tblStylePr>
   </w:style>
-  <w:style w:type="table" w:styleId="857">
+  <w:style w:type="table" w:styleId="861">
     <w:name w:val="Grid Table 2 Accent 1"/>
-    <w:basedOn w:val="848"/>
+    <w:basedOn w:val="852"/>
     <w:uiPriority w:val="99"/>
     <w:pPr>
       <w:pBdr/>
@@ -25479,9 +26338,9 @@
       </w:tcPr>
     </w:tblStylePr>
   </w:style>
-  <w:style w:type="table" w:styleId="858">
+  <w:style w:type="table" w:styleId="862">
     <w:name w:val="Grid Table 2 Accent 2"/>
-    <w:basedOn w:val="848"/>
+    <w:basedOn w:val="852"/>
     <w:uiPriority w:val="99"/>
     <w:pPr>
       <w:pBdr/>
@@ -25710,9 +26569,9 @@
       </w:tcPr>
     </w:tblStylePr>
   </w:style>
-  <w:style w:type="table" w:styleId="859">
+  <w:style w:type="table" w:styleId="863">
     <w:name w:val="Grid Table 2 Accent 3"/>
-    <w:basedOn w:val="848"/>
+    <w:basedOn w:val="852"/>
     <w:uiPriority w:val="99"/>
     <w:pPr>
       <w:pBdr/>
@@ -25941,9 +26800,9 @@
       </w:tcPr>
     </w:tblStylePr>
   </w:style>
-  <w:style w:type="table" w:styleId="860">
+  <w:style w:type="table" w:styleId="864">
     <w:name w:val="Grid Table 2 Accent 4"/>
-    <w:basedOn w:val="848"/>
+    <w:basedOn w:val="852"/>
     <w:uiPriority w:val="99"/>
     <w:pPr>
       <w:pBdr/>
@@ -26172,9 +27031,9 @@
       </w:tcPr>
     </w:tblStylePr>
   </w:style>
-  <w:style w:type="table" w:styleId="861">
+  <w:style w:type="table" w:styleId="865">
     <w:name w:val="Grid Table 2 Accent 5"/>
-    <w:basedOn w:val="848"/>
+    <w:basedOn w:val="852"/>
     <w:uiPriority w:val="99"/>
     <w:pPr>
       <w:pBdr/>
@@ -26403,9 +27262,9 @@
       </w:tcPr>
     </w:tblStylePr>
   </w:style>
-  <w:style w:type="table" w:styleId="862">
+  <w:style w:type="table" w:styleId="866">
     <w:name w:val="Grid Table 2 Accent 6"/>
-    <w:basedOn w:val="848"/>
+    <w:basedOn w:val="852"/>
     <w:uiPriority w:val="99"/>
     <w:pPr>
       <w:pBdr/>
@@ -26634,9 +27493,9 @@
       </w:tcPr>
     </w:tblStylePr>
   </w:style>
-  <w:style w:type="table" w:styleId="863">
+  <w:style w:type="table" w:styleId="867">
     <w:name w:val="Grid Table 3 Accent 1"/>
-    <w:basedOn w:val="848"/>
+    <w:basedOn w:val="852"/>
     <w:uiPriority w:val="99"/>
     <w:pPr>
       <w:pBdr/>
@@ -26878,9 +27737,9 @@
       </w:tcPr>
     </w:tblStylePr>
   </w:style>
-  <w:style w:type="table" w:styleId="864">
+  <w:style w:type="table" w:styleId="868">
     <w:name w:val="Grid Table 3 Accent 2"/>
-    <w:basedOn w:val="848"/>
+    <w:basedOn w:val="852"/>
     <w:uiPriority w:val="99"/>
     <w:pPr>
       <w:pBdr/>
@@ -27122,9 +27981,9 @@
       </w:tcPr>
     </w:tblStylePr>
   </w:style>
-  <w:style w:type="table" w:styleId="865">
+  <w:style w:type="table" w:styleId="869">
     <w:name w:val="Grid Table 3 Accent 3"/>
-    <w:basedOn w:val="848"/>
+    <w:basedOn w:val="852"/>
     <w:uiPriority w:val="99"/>
     <w:pPr>
       <w:pBdr/>
@@ -27366,9 +28225,9 @@
       </w:tcPr>
     </w:tblStylePr>
   </w:style>
-  <w:style w:type="table" w:styleId="866">
+  <w:style w:type="table" w:styleId="870">
     <w:name w:val="Grid Table 3 Accent 4"/>
-    <w:basedOn w:val="848"/>
+    <w:basedOn w:val="852"/>
     <w:uiPriority w:val="99"/>
     <w:pPr>
       <w:pBdr/>
@@ -27610,9 +28469,9 @@
       </w:tcPr>
     </w:tblStylePr>
   </w:style>
-  <w:style w:type="table" w:styleId="867">
+  <w:style w:type="table" w:styleId="871">
     <w:name w:val="Grid Table 3 Accent 5"/>
-    <w:basedOn w:val="848"/>
+    <w:basedOn w:val="852"/>
     <w:uiPriority w:val="99"/>
     <w:pPr>
       <w:pBdr/>
@@ -27854,9 +28713,9 @@
       </w:tcPr>
     </w:tblStylePr>
   </w:style>
-  <w:style w:type="table" w:styleId="868">
+  <w:style w:type="table" w:styleId="872">
     <w:name w:val="Grid Table 3 Accent 6"/>
-    <w:basedOn w:val="848"/>
+    <w:basedOn w:val="852"/>
     <w:uiPriority w:val="99"/>
     <w:pPr>
       <w:pBdr/>
@@ -28098,9 +28957,9 @@
       </w:tcPr>
     </w:tblStylePr>
   </w:style>
-  <w:style w:type="table" w:styleId="869">
+  <w:style w:type="table" w:styleId="873">
     <w:name w:val="Grid Table 4 Accent 1"/>
-    <w:basedOn w:val="848"/>
+    <w:basedOn w:val="852"/>
     <w:uiPriority w:val="59"/>
     <w:pPr>
       <w:pBdr/>
@@ -28330,9 +29189,9 @@
       </w:tcPr>
     </w:tblStylePr>
   </w:style>
-  <w:style w:type="table" w:styleId="870">
+  <w:style w:type="table" w:styleId="874">
     <w:name w:val="Grid Table 4 Accent 2"/>
-    <w:basedOn w:val="848"/>
+    <w:basedOn w:val="852"/>
     <w:uiPriority w:val="59"/>
     <w:pPr>
       <w:pBdr/>
@@ -28562,9 +29421,9 @@
       </w:tcPr>
     </w:tblStylePr>
   </w:style>
-  <w:style w:type="table" w:styleId="871">
+  <w:style w:type="table" w:styleId="875">
     <w:name w:val="Grid Table 4 Accent 3"/>
-    <w:basedOn w:val="848"/>
+    <w:basedOn w:val="852"/>
     <w:uiPriority w:val="59"/>
     <w:pPr>
       <w:pBdr/>
@@ -28794,9 +29653,9 @@
       </w:tcPr>
     </w:tblStylePr>
   </w:style>
-  <w:style w:type="table" w:styleId="872">
+  <w:style w:type="table" w:styleId="876">
     <w:name w:val="Grid Table 4 Accent 4"/>
-    <w:basedOn w:val="848"/>
+    <w:basedOn w:val="852"/>
     <w:uiPriority w:val="59"/>
     <w:pPr>
       <w:pBdr/>
@@ -29026,9 +29885,9 @@
       </w:tcPr>
     </w:tblStylePr>
   </w:style>
-  <w:style w:type="table" w:styleId="873">
+  <w:style w:type="table" w:styleId="877">
     <w:name w:val="Grid Table 4 Accent 5"/>
-    <w:basedOn w:val="848"/>
+    <w:basedOn w:val="852"/>
     <w:uiPriority w:val="59"/>
     <w:pPr>
       <w:pBdr/>
@@ -29258,9 +30117,9 @@
       </w:tcPr>
     </w:tblStylePr>
   </w:style>
-  <w:style w:type="table" w:styleId="874">
+  <w:style w:type="table" w:styleId="878">
     <w:name w:val="Grid Table 4 Accent 6"/>
-    <w:basedOn w:val="848"/>
+    <w:basedOn w:val="852"/>
     <w:uiPriority w:val="59"/>
     <w:pPr>
       <w:pBdr/>
@@ -29490,9 +30349,9 @@
       </w:tcPr>
     </w:tblStylePr>
   </w:style>
-  <w:style w:type="table" w:styleId="875">
+  <w:style w:type="table" w:styleId="879">
     <w:name w:val="Grid Table 5 Dark Accent 2"/>
-    <w:basedOn w:val="848"/>
+    <w:basedOn w:val="852"/>
     <w:uiPriority w:val="99"/>
     <w:pPr>
       <w:pBdr/>
@@ -29717,9 +30576,9 @@
       </w:tcPr>
     </w:tblStylePr>
   </w:style>
-  <w:style w:type="table" w:styleId="876">
+  <w:style w:type="table" w:styleId="880">
     <w:name w:val="Grid Table 5 Dark Accent 3"/>
-    <w:basedOn w:val="848"/>
+    <w:basedOn w:val="852"/>
     <w:uiPriority w:val="99"/>
     <w:pPr>
       <w:pBdr/>
@@ -29944,9 +30803,9 @@
       </w:tcPr>
     </w:tblStylePr>
   </w:style>
-  <w:style w:type="table" w:styleId="877">
+  <w:style w:type="table" w:styleId="881">
     <w:name w:val="Grid Table 5 Dark Accent 5"/>
-    <w:basedOn w:val="848"/>
+    <w:basedOn w:val="852"/>
     <w:uiPriority w:val="99"/>
     <w:pPr>
       <w:pBdr/>
@@ -30171,9 +31030,9 @@
       </w:tcPr>
     </w:tblStylePr>
   </w:style>
-  <w:style w:type="table" w:styleId="878">
+  <w:style w:type="table" w:styleId="882">
     <w:name w:val="Grid Table 5 Dark Accent 6"/>
-    <w:basedOn w:val="848"/>
+    <w:basedOn w:val="852"/>
     <w:uiPriority w:val="99"/>
     <w:pPr>
       <w:pBdr/>
@@ -30398,9 +31257,9 @@
       </w:tcPr>
     </w:tblStylePr>
   </w:style>
-  <w:style w:type="table" w:styleId="879">
+  <w:style w:type="table" w:styleId="883">
     <w:name w:val="Grid Table 6 Colorful Accent 1"/>
-    <w:basedOn w:val="848"/>
+    <w:basedOn w:val="852"/>
     <w:uiPriority w:val="99"/>
     <w:pPr>
       <w:pBdr/>
@@ -30622,9 +31481,9 @@
       </w:tcPr>
     </w:tblStylePr>
   </w:style>
-  <w:style w:type="table" w:styleId="880">
+  <w:style w:type="table" w:styleId="884">
     <w:name w:val="Grid Table 6 Colorful Accent 2"/>
-    <w:basedOn w:val="848"/>
+    <w:basedOn w:val="852"/>
     <w:uiPriority w:val="99"/>
     <w:pPr>
       <w:pBdr/>
@@ -30846,9 +31705,9 @@
       </w:tcPr>
     </w:tblStylePr>
   </w:style>
-  <w:style w:type="table" w:styleId="881">
+  <w:style w:type="table" w:styleId="885">
     <w:name w:val="Grid Table 6 Colorful Accent 3"/>
-    <w:basedOn w:val="848"/>
+    <w:basedOn w:val="852"/>
     <w:uiPriority w:val="99"/>
     <w:pPr>
       <w:pBdr/>
@@ -31070,9 +31929,9 @@
       </w:tcPr>
     </w:tblStylePr>
   </w:style>
-  <w:style w:type="table" w:styleId="882">
+  <w:style w:type="table" w:styleId="886">
     <w:name w:val="Grid Table 6 Colorful Accent 4"/>
-    <w:basedOn w:val="848"/>
+    <w:basedOn w:val="852"/>
     <w:uiPriority w:val="99"/>
     <w:pPr>
       <w:pBdr/>
@@ -31294,9 +32153,9 @@
       </w:tcPr>
     </w:tblStylePr>
   </w:style>
-  <w:style w:type="table" w:styleId="883">
+  <w:style w:type="table" w:styleId="887">
     <w:name w:val="Grid Table 6 Colorful Accent 5"/>
-    <w:basedOn w:val="848"/>
+    <w:basedOn w:val="852"/>
     <w:uiPriority w:val="99"/>
     <w:pPr>
       <w:pBdr/>
@@ -31518,9 +32377,9 @@
       </w:tcPr>
     </w:tblStylePr>
   </w:style>
-  <w:style w:type="table" w:styleId="884">
+  <w:style w:type="table" w:styleId="888">
     <w:name w:val="Grid Table 6 Colorful Accent 6"/>
-    <w:basedOn w:val="848"/>
+    <w:basedOn w:val="852"/>
     <w:uiPriority w:val="99"/>
     <w:pPr>
       <w:pBdr/>
@@ -31742,9 +32601,9 @@
       </w:tcPr>
     </w:tblStylePr>
   </w:style>
-  <w:style w:type="table" w:styleId="885">
+  <w:style w:type="table" w:styleId="889">
     <w:name w:val="Grid Table 7 Colorful Accent 1"/>
-    <w:basedOn w:val="848"/>
+    <w:basedOn w:val="852"/>
     <w:uiPriority w:val="99"/>
     <w:pPr>
       <w:pBdr/>
@@ -31995,9 +32854,9 @@
       </w:tcPr>
     </w:tblStylePr>
   </w:style>
-  <w:style w:type="table" w:styleId="886">
+  <w:style w:type="table" w:styleId="890">
     <w:name w:val="Grid Table 7 Colorful Accent 2"/>
-    <w:basedOn w:val="848"/>
+    <w:basedOn w:val="852"/>
     <w:uiPriority w:val="99"/>
     <w:pPr>
       <w:pBdr/>
@@ -32248,9 +33107,9 @@
       </w:tcPr>
     </w:tblStylePr>
   </w:style>
-  <w:style w:type="table" w:styleId="887">
+  <w:style w:type="table" w:styleId="891">
     <w:name w:val="Grid Table 7 Colorful Accent 3"/>
-    <w:basedOn w:val="848"/>
+    <w:basedOn w:val="852"/>
     <w:uiPriority w:val="99"/>
     <w:pPr>
       <w:pBdr/>
@@ -32501,9 +33360,9 @@
       </w:tcPr>
     </w:tblStylePr>
   </w:style>
-  <w:style w:type="table" w:styleId="888">
+  <w:style w:type="table" w:styleId="892">
     <w:name w:val="Grid Table 7 Colorful Accent 4"/>
-    <w:basedOn w:val="848"/>
+    <w:basedOn w:val="852"/>
     <w:uiPriority w:val="99"/>
     <w:pPr>
       <w:pBdr/>
@@ -32754,9 +33613,9 @@
       </w:tcPr>
     </w:tblStylePr>
   </w:style>
-  <w:style w:type="table" w:styleId="889">
+  <w:style w:type="table" w:styleId="893">
     <w:name w:val="Grid Table 7 Colorful Accent 5"/>
-    <w:basedOn w:val="848"/>
+    <w:basedOn w:val="852"/>
     <w:uiPriority w:val="99"/>
     <w:pPr>
       <w:pBdr/>
@@ -33007,9 +33866,9 @@
       </w:tcPr>
     </w:tblStylePr>
   </w:style>
-  <w:style w:type="table" w:styleId="890">
+  <w:style w:type="table" w:styleId="894">
     <w:name w:val="Grid Table 7 Colorful Accent 6"/>
-    <w:basedOn w:val="848"/>
+    <w:basedOn w:val="852"/>
     <w:uiPriority w:val="99"/>
     <w:pPr>
       <w:pBdr/>
@@ -33260,9 +34119,9 @@
       </w:tcPr>
     </w:tblStylePr>
   </w:style>
-  <w:style w:type="table" w:styleId="891">
+  <w:style w:type="table" w:styleId="895">
     <w:name w:val="List Table 1 Light Accent 1"/>
-    <w:basedOn w:val="848"/>
+    <w:basedOn w:val="852"/>
     <w:uiPriority w:val="99"/>
     <w:pPr>
       <w:pBdr/>
@@ -33475,9 +34334,9 @@
       </w:tcPr>
     </w:tblStylePr>
   </w:style>
-  <w:style w:type="table" w:styleId="892">
+  <w:style w:type="table" w:styleId="896">
     <w:name w:val="List Table 1 Light Accent 2"/>
-    <w:basedOn w:val="848"/>
+    <w:basedOn w:val="852"/>
     <w:uiPriority w:val="99"/>
     <w:pPr>
       <w:pBdr/>
@@ -33690,9 +34549,9 @@
       </w:tcPr>
     </w:tblStylePr>
   </w:style>
-  <w:style w:type="table" w:styleId="893">
+  <w:style w:type="table" w:styleId="897">
     <w:name w:val="List Table 1 Light Accent 3"/>
-    <w:basedOn w:val="848"/>
+    <w:basedOn w:val="852"/>
     <w:uiPriority w:val="99"/>
     <w:pPr>
       <w:pBdr/>
@@ -33905,9 +34764,9 @@
       </w:tcPr>
     </w:tblStylePr>
   </w:style>
-  <w:style w:type="table" w:styleId="894">
+  <w:style w:type="table" w:styleId="898">
     <w:name w:val="List Table 1 Light Accent 4"/>
-    <w:basedOn w:val="848"/>
+    <w:basedOn w:val="852"/>
     <w:uiPriority w:val="99"/>
     <w:pPr>
       <w:pBdr/>
@@ -34120,9 +34979,9 @@
       </w:tcPr>
     </w:tblStylePr>
   </w:style>
-  <w:style w:type="table" w:styleId="895">
+  <w:style w:type="table" w:styleId="899">
     <w:name w:val="List Table 1 Light Accent 5"/>
-    <w:basedOn w:val="848"/>
+    <w:basedOn w:val="852"/>
     <w:uiPriority w:val="99"/>
     <w:pPr>
       <w:pBdr/>
@@ -34335,9 +35194,9 @@
       </w:tcPr>
     </w:tblStylePr>
   </w:style>
-  <w:style w:type="table" w:styleId="896">
+  <w:style w:type="table" w:styleId="900">
     <w:name w:val="List Table 1 Light Accent 6"/>
-    <w:basedOn w:val="848"/>
+    <w:basedOn w:val="852"/>
     <w:uiPriority w:val="99"/>
     <w:pPr>
       <w:pBdr/>
@@ -34550,9 +35409,9 @@
       </w:tcPr>
     </w:tblStylePr>
   </w:style>
-  <w:style w:type="table" w:styleId="897">
+  <w:style w:type="table" w:styleId="901">
     <w:name w:val="List Table 2 Accent 1"/>
-    <w:basedOn w:val="848"/>
+    <w:basedOn w:val="852"/>
     <w:uiPriority w:val="99"/>
     <w:pPr>
       <w:pBdr/>
@@ -34787,9 +35646,9 @@
       </w:tcPr>
     </w:tblStylePr>
   </w:style>
-  <w:style w:type="table" w:styleId="898">
+  <w:style w:type="table" w:styleId="902">
     <w:name w:val="List Table 2 Accent 2"/>
-    <w:basedOn w:val="848"/>
+    <w:basedOn w:val="852"/>
     <w:uiPriority w:val="99"/>
     <w:pPr>
       <w:pBdr/>
@@ -35024,9 +35883,9 @@
       </w:tcPr>
     </w:tblStylePr>
   </w:style>
-  <w:style w:type="table" w:styleId="899">
+  <w:style w:type="table" w:styleId="903">
     <w:name w:val="List Table 2 Accent 3"/>
-    <w:basedOn w:val="848"/>
+    <w:basedOn w:val="852"/>
     <w:uiPriority w:val="99"/>
     <w:pPr>
       <w:pBdr/>
@@ -35261,9 +36120,9 @@
       </w:tcPr>
     </w:tblStylePr>
   </w:style>
-  <w:style w:type="table" w:styleId="900">
+  <w:style w:type="table" w:styleId="904">
     <w:name w:val="List Table 2 Accent 4"/>
-    <w:basedOn w:val="848"/>
+    <w:basedOn w:val="852"/>
     <w:uiPriority w:val="99"/>
     <w:pPr>
       <w:pBdr/>
@@ -35498,9 +36357,9 @@
       </w:tcPr>
     </w:tblStylePr>
   </w:style>
-  <w:style w:type="table" w:styleId="901">
+  <w:style w:type="table" w:styleId="905">
     <w:name w:val="List Table 2 Accent 5"/>
-    <w:basedOn w:val="848"/>
+    <w:basedOn w:val="852"/>
     <w:uiPriority w:val="99"/>
     <w:pPr>
       <w:pBdr/>
@@ -35735,9 +36594,9 @@
       </w:tcPr>
     </w:tblStylePr>
   </w:style>
-  <w:style w:type="table" w:styleId="902">
+  <w:style w:type="table" w:styleId="906">
     <w:name w:val="List Table 2 Accent 6"/>
-    <w:basedOn w:val="848"/>
+    <w:basedOn w:val="852"/>
     <w:uiPriority w:val="99"/>
     <w:pPr>
       <w:pBdr/>
@@ -35972,9 +36831,9 @@
       </w:tcPr>
     </w:tblStylePr>
   </w:style>
-  <w:style w:type="table" w:styleId="903">
+  <w:style w:type="table" w:styleId="907">
     <w:name w:val="List Table 3 Accent 1"/>
-    <w:basedOn w:val="848"/>
+    <w:basedOn w:val="852"/>
     <w:uiPriority w:val="99"/>
     <w:pPr>
       <w:pBdr/>
@@ -36199,9 +37058,9 @@
       </w:tcPr>
     </w:tblStylePr>
   </w:style>
-  <w:style w:type="table" w:styleId="904">
+  <w:style w:type="table" w:styleId="908">
     <w:name w:val="List Table 3 Accent 2"/>
-    <w:basedOn w:val="848"/>
+    <w:basedOn w:val="852"/>
     <w:uiPriority w:val="99"/>
     <w:pPr>
       <w:pBdr/>
@@ -36426,9 +37285,9 @@
       </w:tcPr>
     </w:tblStylePr>
   </w:style>
-  <w:style w:type="table" w:styleId="905">
+  <w:style w:type="table" w:styleId="909">
     <w:name w:val="List Table 3 Accent 3"/>
-    <w:basedOn w:val="848"/>
+    <w:basedOn w:val="852"/>
     <w:uiPriority w:val="99"/>
     <w:pPr>
       <w:pBdr/>
@@ -36653,9 +37512,9 @@
       </w:tcPr>
     </w:tblStylePr>
   </w:style>
-  <w:style w:type="table" w:styleId="906">
+  <w:style w:type="table" w:styleId="910">
     <w:name w:val="List Table 3 Accent 4"/>
-    <w:basedOn w:val="848"/>
+    <w:basedOn w:val="852"/>
     <w:uiPriority w:val="99"/>
     <w:pPr>
       <w:pBdr/>
@@ -36880,9 +37739,9 @@
       </w:tcPr>
     </w:tblStylePr>
   </w:style>
-  <w:style w:type="table" w:styleId="907">
+  <w:style w:type="table" w:styleId="911">
     <w:name w:val="List Table 3 Accent 5"/>
-    <w:basedOn w:val="848"/>
+    <w:basedOn w:val="852"/>
     <w:uiPriority w:val="99"/>
     <w:pPr>
       <w:pBdr/>
@@ -37107,9 +37966,9 @@
       </w:tcPr>
     </w:tblStylePr>
   </w:style>
-  <w:style w:type="table" w:styleId="908">
+  <w:style w:type="table" w:styleId="912">
     <w:name w:val="List Table 3 Accent 6"/>
-    <w:basedOn w:val="848"/>
+    <w:basedOn w:val="852"/>
     <w:uiPriority w:val="99"/>
     <w:pPr>
       <w:pBdr/>
@@ -37334,9 +38193,9 @@
       </w:tcPr>
     </w:tblStylePr>
   </w:style>
-  <w:style w:type="table" w:styleId="909">
+  <w:style w:type="table" w:styleId="913">
     <w:name w:val="List Table 4 Accent 1"/>
-    <w:basedOn w:val="848"/>
+    <w:basedOn w:val="852"/>
     <w:uiPriority w:val="99"/>
     <w:pPr>
       <w:pBdr/>
@@ -37558,9 +38417,9 @@
       </w:tcPr>
     </w:tblStylePr>
   </w:style>
-  <w:style w:type="table" w:styleId="910">
+  <w:style w:type="table" w:styleId="914">
     <w:name w:val="List Table 4 Accent 2"/>
-    <w:basedOn w:val="848"/>
+    <w:basedOn w:val="852"/>
     <w:uiPriority w:val="99"/>
     <w:pPr>
       <w:pBdr/>
@@ -37782,9 +38641,9 @@
       </w:tcPr>
     </w:tblStylePr>
   </w:style>
-  <w:style w:type="table" w:styleId="911">
+  <w:style w:type="table" w:styleId="915">
     <w:name w:val="List Table 4 Accent 3"/>
-    <w:basedOn w:val="848"/>
+    <w:basedOn w:val="852"/>
     <w:uiPriority w:val="99"/>
     <w:pPr>
       <w:pBdr/>
@@ -38006,9 +38865,9 @@
       </w:tcPr>
     </w:tblStylePr>
   </w:style>
-  <w:style w:type="table" w:styleId="912">
+  <w:style w:type="table" w:styleId="916">
     <w:name w:val="List Table 4 Accent 4"/>
-    <w:basedOn w:val="848"/>
+    <w:basedOn w:val="852"/>
     <w:uiPriority w:val="99"/>
     <w:pPr>
       <w:pBdr/>
@@ -38230,9 +39089,9 @@
       </w:tcPr>
     </w:tblStylePr>
   </w:style>
-  <w:style w:type="table" w:styleId="913">
+  <w:style w:type="table" w:styleId="917">
     <w:name w:val="List Table 4 Accent 5"/>
-    <w:basedOn w:val="848"/>
+    <w:basedOn w:val="852"/>
     <w:uiPriority w:val="99"/>
     <w:pPr>
       <w:pBdr/>
@@ -38454,9 +39313,9 @@
       </w:tcPr>
     </w:tblStylePr>
   </w:style>
-  <w:style w:type="table" w:styleId="914">
+  <w:style w:type="table" w:styleId="918">
     <w:name w:val="List Table 4 Accent 6"/>
-    <w:basedOn w:val="848"/>
+    <w:basedOn w:val="852"/>
     <w:uiPriority w:val="99"/>
     <w:pPr>
       <w:pBdr/>
@@ -38678,9 +39537,9 @@
       </w:tcPr>
     </w:tblStylePr>
   </w:style>
-  <w:style w:type="table" w:styleId="915">
+  <w:style w:type="table" w:styleId="919">
     <w:name w:val="List Table 5 Dark Accent 1"/>
-    <w:basedOn w:val="848"/>
+    <w:basedOn w:val="852"/>
     <w:uiPriority w:val="99"/>
     <w:pPr>
       <w:pBdr/>
@@ -38914,9 +39773,9 @@
       </w:tcPr>
     </w:tblStylePr>
   </w:style>
-  <w:style w:type="table" w:styleId="916">
+  <w:style w:type="table" w:styleId="920">
     <w:name w:val="List Table 5 Dark Accent 2"/>
-    <w:basedOn w:val="848"/>
+    <w:basedOn w:val="852"/>
     <w:uiPriority w:val="99"/>
     <w:pPr>
       <w:pBdr/>
@@ -39150,9 +40009,9 @@
       </w:tcPr>
     </w:tblStylePr>
   </w:style>
-  <w:style w:type="table" w:styleId="917">
+  <w:style w:type="table" w:styleId="921">
     <w:name w:val="List Table 5 Dark Accent 3"/>
-    <w:basedOn w:val="848"/>
+    <w:basedOn w:val="852"/>
     <w:uiPriority w:val="99"/>
     <w:pPr>
       <w:pBdr/>
@@ -39386,9 +40245,9 @@
       </w:tcPr>
     </w:tblStylePr>
   </w:style>
-  <w:style w:type="table" w:styleId="918">
+  <w:style w:type="table" w:styleId="922">
     <w:name w:val="List Table 5 Dark Accent 4"/>
-    <w:basedOn w:val="848"/>
+    <w:basedOn w:val="852"/>
     <w:uiPriority w:val="99"/>
     <w:pPr>
       <w:pBdr/>
@@ -39622,9 +40481,9 @@
       </w:tcPr>
     </w:tblStylePr>
   </w:style>
-  <w:style w:type="table" w:styleId="919">
+  <w:style w:type="table" w:styleId="923">
     <w:name w:val="List Table 5 Dark Accent 5"/>
-    <w:basedOn w:val="848"/>
+    <w:basedOn w:val="852"/>
     <w:uiPriority w:val="99"/>
     <w:pPr>
       <w:pBdr/>
@@ -39858,9 +40717,9 @@
       </w:tcPr>
     </w:tblStylePr>
   </w:style>
-  <w:style w:type="table" w:styleId="920">
+  <w:style w:type="table" w:styleId="924">
     <w:name w:val="List Table 5 Dark Accent 6"/>
-    <w:basedOn w:val="848"/>
+    <w:basedOn w:val="852"/>
     <w:uiPriority w:val="99"/>
     <w:pPr>
       <w:pBdr/>
@@ -40094,9 +40953,9 @@
       </w:tcPr>
     </w:tblStylePr>
   </w:style>
-  <w:style w:type="table" w:styleId="921">
+  <w:style w:type="table" w:styleId="925">
     <w:name w:val="List Table 6 Colorful Accent 1"/>
-    <w:basedOn w:val="848"/>
+    <w:basedOn w:val="852"/>
     <w:uiPriority w:val="99"/>
     <w:pPr>
       <w:pBdr/>
@@ -40316,9 +41175,9 @@
       </w:tcPr>
     </w:tblStylePr>
   </w:style>
-  <w:style w:type="table" w:styleId="922">
+  <w:style w:type="table" w:styleId="926">
     <w:name w:val="List Table 6 Colorful Accent 2"/>
-    <w:basedOn w:val="848"/>
+    <w:basedOn w:val="852"/>
     <w:uiPriority w:val="99"/>
     <w:pPr>
       <w:pBdr/>
@@ -40538,9 +41397,9 @@
       </w:tcPr>
     </w:tblStylePr>
   </w:style>
-  <w:style w:type="table" w:styleId="923">
+  <w:style w:type="table" w:styleId="927">
     <w:name w:val="List Table 6 Colorful Accent 3"/>
-    <w:basedOn w:val="848"/>
+    <w:basedOn w:val="852"/>
     <w:uiPriority w:val="99"/>
     <w:pPr>
       <w:pBdr/>
@@ -40760,9 +41619,9 @@
       </w:tcPr>
     </w:tblStylePr>
   </w:style>
-  <w:style w:type="table" w:styleId="924">
+  <w:style w:type="table" w:styleId="928">
     <w:name w:val="List Table 6 Colorful Accent 4"/>
-    <w:basedOn w:val="848"/>
+    <w:basedOn w:val="852"/>
     <w:uiPriority w:val="99"/>
     <w:pPr>
       <w:pBdr/>
@@ -40982,9 +41841,9 @@
       </w:tcPr>
     </w:tblStylePr>
   </w:style>
-  <w:style w:type="table" w:styleId="925">
+  <w:style w:type="table" w:styleId="929">
     <w:name w:val="List Table 6 Colorful Accent 5"/>
-    <w:basedOn w:val="848"/>
+    <w:basedOn w:val="852"/>
     <w:uiPriority w:val="99"/>
     <w:pPr>
       <w:pBdr/>
@@ -41204,9 +42063,9 @@
       </w:tcPr>
     </w:tblStylePr>
   </w:style>
-  <w:style w:type="table" w:styleId="926">
+  <w:style w:type="table" w:styleId="930">
     <w:name w:val="List Table 6 Colorful Accent 6"/>
-    <w:basedOn w:val="848"/>
+    <w:basedOn w:val="852"/>
     <w:uiPriority w:val="99"/>
     <w:pPr>
       <w:pBdr/>
@@ -41426,9 +42285,9 @@
       </w:tcPr>
     </w:tblStylePr>
   </w:style>
-  <w:style w:type="table" w:styleId="927">
+  <w:style w:type="table" w:styleId="931">
     <w:name w:val="List Table 7 Colorful Accent 1"/>
-    <w:basedOn w:val="848"/>
+    <w:basedOn w:val="852"/>
     <w:uiPriority w:val="99"/>
     <w:pPr>
       <w:pBdr/>
@@ -41676,9 +42535,9 @@
       </w:tcPr>
     </w:tblStylePr>
   </w:style>
-  <w:style w:type="table" w:styleId="928">
+  <w:style w:type="table" w:styleId="932">
     <w:name w:val="List Table 7 Colorful Accent 2"/>
-    <w:basedOn w:val="848"/>
+    <w:basedOn w:val="852"/>
     <w:uiPriority w:val="99"/>
     <w:pPr>
       <w:pBdr/>
@@ -41926,9 +42785,9 @@
       </w:tcPr>
     </w:tblStylePr>
   </w:style>
-  <w:style w:type="table" w:styleId="929">
+  <w:style w:type="table" w:styleId="933">
     <w:name w:val="List Table 7 Colorful Accent 3"/>
-    <w:basedOn w:val="848"/>
+    <w:basedOn w:val="852"/>
     <w:uiPriority w:val="99"/>
     <w:pPr>
       <w:pBdr/>
@@ -42176,9 +43035,9 @@
       </w:tcPr>
     </w:tblStylePr>
   </w:style>
-  <w:style w:type="table" w:styleId="930">
+  <w:style w:type="table" w:styleId="934">
     <w:name w:val="List Table 7 Colorful Accent 4"/>
-    <w:basedOn w:val="848"/>
+    <w:basedOn w:val="852"/>
     <w:uiPriority w:val="99"/>
     <w:pPr>
       <w:pBdr/>
@@ -42426,9 +43285,9 @@
       </w:tcPr>
     </w:tblStylePr>
   </w:style>
-  <w:style w:type="table" w:styleId="931">
+  <w:style w:type="table" w:styleId="935">
     <w:name w:val="List Table 7 Colorful Accent 5"/>
-    <w:basedOn w:val="848"/>
+    <w:basedOn w:val="852"/>
     <w:uiPriority w:val="99"/>
     <w:pPr>
       <w:pBdr/>
@@ -42676,9 +43535,9 @@
       </w:tcPr>
     </w:tblStylePr>
   </w:style>
-  <w:style w:type="table" w:styleId="932">
+  <w:style w:type="table" w:styleId="936">
     <w:name w:val="List Table 7 Colorful Accent 6"/>
-    <w:basedOn w:val="848"/>
+    <w:basedOn w:val="852"/>
     <w:uiPriority w:val="99"/>
     <w:pPr>
       <w:pBdr/>
@@ -42926,9 +43785,9 @@
       </w:tcPr>
     </w:tblStylePr>
   </w:style>
-  <w:style w:type="table" w:styleId="933">
+  <w:style w:type="table" w:styleId="937">
     <w:name w:val="Table Grid"/>
-    <w:basedOn w:val="848"/>
+    <w:basedOn w:val="852"/>
     <w:uiPriority w:val="59"/>
     <w:pPr>
       <w:pBdr/>
@@ -43118,9 +43977,9 @@
       </w:tcPr>
     </w:tblStylePr>
   </w:style>
-  <w:style w:type="table" w:styleId="934">
+  <w:style w:type="table" w:styleId="938">
     <w:name w:val="Plain Table 1"/>
-    <w:basedOn w:val="848"/>
+    <w:basedOn w:val="852"/>
     <w:uiPriority w:val="59"/>
     <w:pPr>
       <w:pBdr/>
@@ -43336,9 +44195,9 @@
       </w:tcPr>
     </w:tblStylePr>
   </w:style>
-  <w:style w:type="table" w:styleId="935">
+  <w:style w:type="table" w:styleId="939">
     <w:name w:val="Plain Table 2"/>
-    <w:basedOn w:val="848"/>
+    <w:basedOn w:val="852"/>
     <w:uiPriority w:val="59"/>
     <w:pPr>
       <w:pBdr/>
@@ -43562,9 +44421,9 @@
       </w:tcPr>
     </w:tblStylePr>
   </w:style>
-  <w:style w:type="table" w:styleId="936">
+  <w:style w:type="table" w:styleId="940">
     <w:name w:val="Plain Table 3"/>
-    <w:basedOn w:val="848"/>
+    <w:basedOn w:val="852"/>
     <w:uiPriority w:val="99"/>
     <w:pPr>
       <w:pBdr/>
@@ -43791,9 +44650,9 @@
       </w:tcPr>
     </w:tblStylePr>
   </w:style>
-  <w:style w:type="table" w:styleId="937">
+  <w:style w:type="table" w:styleId="941">
     <w:name w:val="Plain Table 4"/>
-    <w:basedOn w:val="848"/>
+    <w:basedOn w:val="852"/>
     <w:uiPriority w:val="99"/>
     <w:pPr>
       <w:pBdr/>
@@ -44006,9 +44865,9 @@
       </w:tcPr>
     </w:tblStylePr>
   </w:style>
-  <w:style w:type="table" w:styleId="938">
+  <w:style w:type="table" w:styleId="942">
     <w:name w:val="Plain Table 5"/>
-    <w:basedOn w:val="848"/>
+    <w:basedOn w:val="852"/>
     <w:uiPriority w:val="99"/>
     <w:pPr>
       <w:pBdr/>
@@ -44238,9 +45097,9 @@
       </w:tcPr>
     </w:tblStylePr>
   </w:style>
-  <w:style w:type="table" w:styleId="939">
+  <w:style w:type="table" w:styleId="943">
     <w:name w:val="Grid Table 1 Light"/>
-    <w:basedOn w:val="848"/>
+    <w:basedOn w:val="852"/>
     <w:uiPriority w:val="99"/>
     <w:pPr>
       <w:pBdr/>
@@ -44460,9 +45319,9 @@
       </w:tcPr>
     </w:tblStylePr>
   </w:style>
-  <w:style w:type="table" w:styleId="940">
+  <w:style w:type="table" w:styleId="944">
     <w:name w:val="Grid Table 2"/>
-    <w:basedOn w:val="848"/>
+    <w:basedOn w:val="852"/>
     <w:uiPriority w:val="99"/>
     <w:pPr>
       <w:pBdr/>
@@ -44691,9 +45550,9 @@
       </w:tcPr>
     </w:tblStylePr>
   </w:style>
-  <w:style w:type="table" w:styleId="941">
+  <w:style w:type="table" w:styleId="945">
     <w:name w:val="Grid Table 3"/>
-    <w:basedOn w:val="848"/>
+    <w:basedOn w:val="852"/>
     <w:uiPriority w:val="99"/>
     <w:pPr>
       <w:pBdr/>
@@ -44935,9 +45794,9 @@
       </w:tcPr>
     </w:tblStylePr>
   </w:style>
-  <w:style w:type="table" w:styleId="942">
+  <w:style w:type="table" w:styleId="946">
     <w:name w:val="Grid Table 4"/>
-    <w:basedOn w:val="848"/>
+    <w:basedOn w:val="852"/>
     <w:uiPriority w:val="59"/>
     <w:pPr>
       <w:pBdr/>
@@ -45167,9 +46026,9 @@
       </w:tcPr>
     </w:tblStylePr>
   </w:style>
-  <w:style w:type="table" w:styleId="943">
+  <w:style w:type="table" w:styleId="947">
     <w:name w:val="Grid Table 5 Dark"/>
-    <w:basedOn w:val="848"/>
+    <w:basedOn w:val="852"/>
     <w:uiPriority w:val="99"/>
     <w:pPr>
       <w:pBdr/>
@@ -45394,9 +46253,9 @@
       </w:tcPr>
     </w:tblStylePr>
   </w:style>
-  <w:style w:type="table" w:styleId="944" w:customStyle="1">
+  <w:style w:type="table" w:styleId="948" w:customStyle="1">
     <w:name w:val="Grid Table 5 Dark- Accent 1"/>
-    <w:basedOn w:val="848"/>
+    <w:basedOn w:val="852"/>
     <w:uiPriority w:val="99"/>
     <w:pPr>
       <w:pBdr/>
@@ -45621,9 +46480,9 @@
       </w:tcPr>
     </w:tblStylePr>
   </w:style>
-  <w:style w:type="table" w:styleId="945" w:customStyle="1">
+  <w:style w:type="table" w:styleId="949" w:customStyle="1">
     <w:name w:val="Grid Table 5 Dark- Accent 4"/>
-    <w:basedOn w:val="848"/>
+    <w:basedOn w:val="852"/>
     <w:uiPriority w:val="99"/>
     <w:pPr>
       <w:pBdr/>
@@ -45848,9 +46707,9 @@
       </w:tcPr>
     </w:tblStylePr>
   </w:style>
-  <w:style w:type="table" w:styleId="946">
+  <w:style w:type="table" w:styleId="950">
     <w:name w:val="Grid Table 6 Colorful"/>
-    <w:basedOn w:val="848"/>
+    <w:basedOn w:val="852"/>
     <w:uiPriority w:val="99"/>
     <w:pPr>
       <w:pBdr/>
@@ -46072,9 +46931,9 @@
       </w:tcPr>
     </w:tblStylePr>
   </w:style>
-  <w:style w:type="table" w:styleId="947">
+  <w:style w:type="table" w:styleId="951">
     <w:name w:val="Grid Table 7 Colorful"/>
-    <w:basedOn w:val="848"/>
+    <w:basedOn w:val="852"/>
     <w:uiPriority w:val="99"/>
     <w:pPr>
       <w:pBdr/>
@@ -46325,9 +47184,9 @@
       </w:tcPr>
     </w:tblStylePr>
   </w:style>
-  <w:style w:type="table" w:styleId="948">
+  <w:style w:type="table" w:styleId="952">
     <w:name w:val="List Table 1 Light"/>
-    <w:basedOn w:val="848"/>
+    <w:basedOn w:val="852"/>
     <w:uiPriority w:val="99"/>
     <w:pPr>
       <w:pBdr/>
@@ -46540,9 +47399,9 @@
       </w:tcPr>
     </w:tblStylePr>
   </w:style>
-  <w:style w:type="table" w:styleId="949">
+  <w:style w:type="table" w:styleId="953">
     <w:name w:val="List Table 2"/>
-    <w:basedOn w:val="848"/>
+    <w:basedOn w:val="852"/>
     <w:uiPriority w:val="99"/>
     <w:pPr>
       <w:pBdr/>
@@ -46777,9 +47636,9 @@
       </w:tcPr>
     </w:tblStylePr>
   </w:style>
-  <w:style w:type="table" w:styleId="950">
+  <w:style w:type="table" w:styleId="954">
     <w:name w:val="List Table 3"/>
-    <w:basedOn w:val="848"/>
+    <w:basedOn w:val="852"/>
     <w:uiPriority w:val="99"/>
     <w:pPr>
       <w:pBdr/>
@@ -47004,9 +47863,9 @@
       </w:tcPr>
     </w:tblStylePr>
   </w:style>
-  <w:style w:type="table" w:styleId="951">
+  <w:style w:type="table" w:styleId="955">
     <w:name w:val="List Table 4"/>
-    <w:basedOn w:val="848"/>
+    <w:basedOn w:val="852"/>
     <w:uiPriority w:val="99"/>
     <w:pPr>
       <w:pBdr/>
@@ -47228,9 +48087,9 @@
       </w:tcPr>
     </w:tblStylePr>
   </w:style>
-  <w:style w:type="table" w:styleId="952">
+  <w:style w:type="table" w:styleId="956">
     <w:name w:val="List Table 5 Dark"/>
-    <w:basedOn w:val="848"/>
+    <w:basedOn w:val="852"/>
     <w:uiPriority w:val="99"/>
     <w:pPr>
       <w:pBdr/>
@@ -47464,9 +48323,9 @@
       </w:tcPr>
     </w:tblStylePr>
   </w:style>
-  <w:style w:type="table" w:styleId="953">
+  <w:style w:type="table" w:styleId="957">
     <w:name w:val="List Table 6 Colorful"/>
-    <w:basedOn w:val="848"/>
+    <w:basedOn w:val="852"/>
     <w:uiPriority w:val="99"/>
     <w:pPr>
       <w:pBdr/>
@@ -47686,9 +48545,9 @@
       </w:tcPr>
     </w:tblStylePr>
   </w:style>
-  <w:style w:type="table" w:styleId="954">
+  <w:style w:type="table" w:styleId="958">
     <w:name w:val="List Table 7 Colorful"/>
-    <w:basedOn w:val="848"/>
+    <w:basedOn w:val="852"/>
     <w:uiPriority w:val="99"/>
     <w:pPr>
       <w:pBdr/>
@@ -47936,9 +48795,9 @@
       </w:tcPr>
     </w:tblStylePr>
   </w:style>
-  <w:style w:type="table" w:styleId="955" w:customStyle="1">
+  <w:style w:type="table" w:styleId="959" w:customStyle="1">
     <w:name w:val="Lined - Accent"/>
-    <w:basedOn w:val="848"/>
+    <w:basedOn w:val="852"/>
     <w:uiPriority w:val="99"/>
     <w:pPr>
       <w:pBdr/>
@@ -48175,9 +49034,9 @@
       </w:tcPr>
     </w:tblStylePr>
   </w:style>
-  <w:style w:type="table" w:styleId="956" w:customStyle="1">
+  <w:style w:type="table" w:styleId="960" w:customStyle="1">
     <w:name w:val="Lined - Accent 1"/>
-    <w:basedOn w:val="848"/>
+    <w:basedOn w:val="852"/>
     <w:uiPriority w:val="99"/>
     <w:pPr>
       <w:pBdr/>
@@ -48414,9 +49273,9 @@
       </w:tcPr>
     </w:tblStylePr>
   </w:style>
-  <w:style w:type="table" w:styleId="957" w:customStyle="1">
+  <w:style w:type="table" w:styleId="961" w:customStyle="1">
     <w:name w:val="Lined - Accent 2"/>
-    <w:basedOn w:val="848"/>
+    <w:basedOn w:val="852"/>
     <w:uiPriority w:val="99"/>
     <w:pPr>
       <w:pBdr/>
@@ -48653,9 +49512,9 @@
       </w:tcPr>
     </w:tblStylePr>
   </w:style>
-  <w:style w:type="table" w:styleId="958" w:customStyle="1">
+  <w:style w:type="table" w:styleId="962" w:customStyle="1">
     <w:name w:val="Lined - Accent 3"/>
-    <w:basedOn w:val="848"/>
+    <w:basedOn w:val="852"/>
     <w:uiPriority w:val="99"/>
     <w:pPr>
       <w:pBdr/>
@@ -48892,9 +49751,9 @@
       </w:tcPr>
     </w:tblStylePr>
   </w:style>
-  <w:style w:type="table" w:styleId="959" w:customStyle="1">
+  <w:style w:type="table" w:styleId="963" w:customStyle="1">
     <w:name w:val="Lined - Accent 4"/>
-    <w:basedOn w:val="848"/>
+    <w:basedOn w:val="852"/>
     <w:uiPriority w:val="99"/>
     <w:pPr>
       <w:pBdr/>
@@ -49131,9 +49990,9 @@
       </w:tcPr>
     </w:tblStylePr>
   </w:style>
-  <w:style w:type="table" w:styleId="960" w:customStyle="1">
+  <w:style w:type="table" w:styleId="964" w:customStyle="1">
     <w:name w:val="Lined - Accent 5"/>
-    <w:basedOn w:val="848"/>
+    <w:basedOn w:val="852"/>
     <w:uiPriority w:val="99"/>
     <w:pPr>
       <w:pBdr/>
@@ -49370,9 +50229,9 @@
       </w:tcPr>
     </w:tblStylePr>
   </w:style>
-  <w:style w:type="table" w:styleId="961" w:customStyle="1">
+  <w:style w:type="table" w:styleId="965" w:customStyle="1">
     <w:name w:val="Lined - Accent 6"/>
-    <w:basedOn w:val="848"/>
+    <w:basedOn w:val="852"/>
     <w:uiPriority w:val="99"/>
     <w:pPr>
       <w:pBdr/>
@@ -49609,9 +50468,9 @@
       </w:tcPr>
     </w:tblStylePr>
   </w:style>
-  <w:style w:type="table" w:styleId="962" w:customStyle="1">
+  <w:style w:type="table" w:styleId="966" w:customStyle="1">
     <w:name w:val="Bordered &amp; Lined - Accent"/>
-    <w:basedOn w:val="848"/>
+    <w:basedOn w:val="852"/>
     <w:uiPriority w:val="99"/>
     <w:pPr>
       <w:pBdr/>
@@ -49855,9 +50714,9 @@
       </w:tcPr>
     </w:tblStylePr>
   </w:style>
-  <w:style w:type="table" w:styleId="963" w:customStyle="1">
+  <w:style w:type="table" w:styleId="967" w:customStyle="1">
     <w:name w:val="Bordered &amp; Lined - Accent 1"/>
-    <w:basedOn w:val="848"/>
+    <w:basedOn w:val="852"/>
     <w:uiPriority w:val="99"/>
     <w:pPr>
       <w:pBdr/>
@@ -50101,9 +50960,9 @@
       </w:tcPr>
     </w:tblStylePr>
   </w:style>
-  <w:style w:type="table" w:styleId="964" w:customStyle="1">
+  <w:style w:type="table" w:styleId="968" w:customStyle="1">
     <w:name w:val="Bordered &amp; Lined - Accent 2"/>
-    <w:basedOn w:val="848"/>
+    <w:basedOn w:val="852"/>
     <w:uiPriority w:val="99"/>
     <w:pPr>
       <w:pBdr/>
@@ -50347,9 +51206,9 @@
       </w:tcPr>
     </w:tblStylePr>
   </w:style>
-  <w:style w:type="table" w:styleId="965" w:customStyle="1">
+  <w:style w:type="table" w:styleId="969" w:customStyle="1">
     <w:name w:val="Bordered &amp; Lined - Accent 3"/>
-    <w:basedOn w:val="848"/>
+    <w:basedOn w:val="852"/>
     <w:uiPriority w:val="99"/>
     <w:pPr>
       <w:pBdr/>
@@ -50593,9 +51452,9 @@
       </w:tcPr>
     </w:tblStylePr>
   </w:style>
-  <w:style w:type="table" w:styleId="966" w:customStyle="1">
+  <w:style w:type="table" w:styleId="970" w:customStyle="1">
     <w:name w:val="Bordered &amp; Lined - Accent 4"/>
-    <w:basedOn w:val="848"/>
+    <w:basedOn w:val="852"/>
     <w:uiPriority w:val="99"/>
     <w:pPr>
       <w:pBdr/>
@@ -50839,9 +51698,9 @@
       </w:tcPr>
     </w:tblStylePr>
   </w:style>
-  <w:style w:type="table" w:styleId="967" w:customStyle="1">
+  <w:style w:type="table" w:styleId="971" w:customStyle="1">
     <w:name w:val="Bordered &amp; Lined - Accent 5"/>
-    <w:basedOn w:val="848"/>
+    <w:basedOn w:val="852"/>
     <w:uiPriority w:val="99"/>
     <w:pPr>
       <w:pBdr/>
@@ -51085,9 +51944,9 @@
       </w:tcPr>
     </w:tblStylePr>
   </w:style>
-  <w:style w:type="table" w:styleId="968" w:customStyle="1">
+  <w:style w:type="table" w:styleId="972" w:customStyle="1">
     <w:name w:val="Bordered &amp; Lined - Accent 6"/>
-    <w:basedOn w:val="848"/>
+    <w:basedOn w:val="852"/>
     <w:uiPriority w:val="99"/>
     <w:pPr>
       <w:pBdr/>
@@ -51331,9 +52190,9 @@
       </w:tcPr>
     </w:tblStylePr>
   </w:style>
-  <w:style w:type="table" w:styleId="969" w:customStyle="1">
+  <w:style w:type="table" w:styleId="973" w:customStyle="1">
     <w:name w:val="Bordered"/>
-    <w:basedOn w:val="848"/>
+    <w:basedOn w:val="852"/>
     <w:uiPriority w:val="99"/>
     <w:pPr>
       <w:pBdr/>
@@ -51561,9 +52420,9 @@
       </w:tcPr>
     </w:tblStylePr>
   </w:style>
-  <w:style w:type="table" w:styleId="970" w:customStyle="1">
+  <w:style w:type="table" w:styleId="974" w:customStyle="1">
     <w:name w:val="Bordered - Accent 1"/>
-    <w:basedOn w:val="848"/>
+    <w:basedOn w:val="852"/>
     <w:uiPriority w:val="99"/>
     <w:pPr>
       <w:pBdr/>
@@ -51791,9 +52650,9 @@
       </w:tcPr>
     </w:tblStylePr>
   </w:style>
-  <w:style w:type="table" w:styleId="971" w:customStyle="1">
+  <w:style w:type="table" w:styleId="975" w:customStyle="1">
     <w:name w:val="Bordered - Accent 2"/>
-    <w:basedOn w:val="848"/>
+    <w:basedOn w:val="852"/>
     <w:uiPriority w:val="99"/>
     <w:pPr>
       <w:pBdr/>
@@ -52021,9 +52880,9 @@
       </w:tcPr>
     </w:tblStylePr>
   </w:style>
-  <w:style w:type="table" w:styleId="972" w:customStyle="1">
+  <w:style w:type="table" w:styleId="976" w:customStyle="1">
     <w:name w:val="Bordered - Accent 3"/>
-    <w:basedOn w:val="848"/>
+    <w:basedOn w:val="852"/>
     <w:uiPriority w:val="99"/>
     <w:pPr>
       <w:pBdr/>
@@ -52251,9 +53110,9 @@
       </w:tcPr>
     </w:tblStylePr>
   </w:style>
-  <w:style w:type="table" w:styleId="973" w:customStyle="1">
+  <w:style w:type="table" w:styleId="977" w:customStyle="1">
     <w:name w:val="Bordered - Accent 4"/>
-    <w:basedOn w:val="848"/>
+    <w:basedOn w:val="852"/>
     <w:uiPriority w:val="99"/>
     <w:pPr>
       <w:pBdr/>
@@ -52481,9 +53340,9 @@
       </w:tcPr>
     </w:tblStylePr>
   </w:style>
-  <w:style w:type="table" w:styleId="974" w:customStyle="1">
+  <w:style w:type="table" w:styleId="978" w:customStyle="1">
     <w:name w:val="Bordered - Accent 5"/>
-    <w:basedOn w:val="848"/>
+    <w:basedOn w:val="852"/>
     <w:uiPriority w:val="99"/>
     <w:pPr>
       <w:pBdr/>
@@ -52711,9 +53570,9 @@
       </w:tcPr>
     </w:tblStylePr>
   </w:style>
-  <w:style w:type="table" w:styleId="975" w:customStyle="1">
+  <w:style w:type="table" w:styleId="979" w:customStyle="1">
     <w:name w:val="Bordered - Accent 6"/>
-    <w:basedOn w:val="848"/>
+    <w:basedOn w:val="852"/>
     <w:uiPriority w:val="99"/>
     <w:pPr>
       <w:pBdr/>
@@ -52941,10 +53800,10 @@
       </w:tcPr>
     </w:tblStylePr>
   </w:style>
-  <w:style w:type="character" w:styleId="976" w:customStyle="1">
+  <w:style w:type="character" w:styleId="980" w:customStyle="1">
     <w:name w:val="Heading 2 Char"/>
-    <w:basedOn w:val="847"/>
-    <w:link w:val="839"/>
+    <w:basedOn w:val="851"/>
+    <w:link w:val="843"/>
     <w:uiPriority w:val="9"/>
     <w:pPr>
       <w:pBdr/>
@@ -52958,10 +53817,10 @@
       <w:szCs w:val="32"/>
     </w:rPr>
   </w:style>
-  <w:style w:type="character" w:styleId="977" w:customStyle="1">
+  <w:style w:type="character" w:styleId="981" w:customStyle="1">
     <w:name w:val="Heading 3 Char"/>
-    <w:basedOn w:val="847"/>
-    <w:link w:val="840"/>
+    <w:basedOn w:val="851"/>
+    <w:link w:val="844"/>
     <w:uiPriority w:val="9"/>
     <w:pPr>
       <w:pBdr/>
@@ -52975,10 +53834,10 @@
       <w:szCs w:val="28"/>
     </w:rPr>
   </w:style>
-  <w:style w:type="character" w:styleId="978" w:customStyle="1">
+  <w:style w:type="character" w:styleId="982" w:customStyle="1">
     <w:name w:val="Heading 4 Char"/>
-    <w:basedOn w:val="847"/>
-    <w:link w:val="841"/>
+    <w:basedOn w:val="851"/>
+    <w:link w:val="845"/>
     <w:uiPriority w:val="9"/>
     <w:pPr>
       <w:pBdr/>
@@ -52992,10 +53851,10 @@
       <w:color w:val="0f4761" w:themeColor="accent1" w:themeShade="BF"/>
     </w:rPr>
   </w:style>
-  <w:style w:type="character" w:styleId="979" w:customStyle="1">
+  <w:style w:type="character" w:styleId="983" w:customStyle="1">
     <w:name w:val="Heading 5 Char"/>
-    <w:basedOn w:val="847"/>
-    <w:link w:val="842"/>
+    <w:basedOn w:val="851"/>
+    <w:link w:val="846"/>
     <w:uiPriority w:val="9"/>
     <w:pPr>
       <w:pBdr/>
@@ -53007,10 +53866,10 @@
       <w:color w:val="0f4761" w:themeColor="accent1" w:themeShade="BF"/>
     </w:rPr>
   </w:style>
-  <w:style w:type="character" w:styleId="980" w:customStyle="1">
+  <w:style w:type="character" w:styleId="984" w:customStyle="1">
     <w:name w:val="Heading 6 Char"/>
-    <w:basedOn w:val="847"/>
-    <w:link w:val="843"/>
+    <w:basedOn w:val="851"/>
+    <w:link w:val="847"/>
     <w:uiPriority w:val="9"/>
     <w:pPr>
       <w:pBdr/>
@@ -53024,10 +53883,10 @@
       <w:color w:val="595959" w:themeColor="text1" w:themeTint="A6"/>
     </w:rPr>
   </w:style>
-  <w:style w:type="character" w:styleId="981" w:customStyle="1">
+  <w:style w:type="character" w:styleId="985" w:customStyle="1">
     <w:name w:val="Heading 7 Char"/>
-    <w:basedOn w:val="847"/>
-    <w:link w:val="844"/>
+    <w:basedOn w:val="851"/>
+    <w:link w:val="848"/>
     <w:uiPriority w:val="9"/>
     <w:pPr>
       <w:pBdr/>
@@ -53039,10 +53898,10 @@
       <w:color w:val="595959" w:themeColor="text1" w:themeTint="A6"/>
     </w:rPr>
   </w:style>
-  <w:style w:type="character" w:styleId="982" w:customStyle="1">
+  <w:style w:type="character" w:styleId="986" w:customStyle="1">
     <w:name w:val="Heading 8 Char"/>
-    <w:basedOn w:val="847"/>
-    <w:link w:val="845"/>
+    <w:basedOn w:val="851"/>
+    <w:link w:val="849"/>
     <w:uiPriority w:val="9"/>
     <w:pPr>
       <w:pBdr/>
@@ -53056,10 +53915,10 @@
       <w:color w:val="272727" w:themeColor="text1" w:themeTint="D8"/>
     </w:rPr>
   </w:style>
-  <w:style w:type="character" w:styleId="983" w:customStyle="1">
+  <w:style w:type="character" w:styleId="987" w:customStyle="1">
     <w:name w:val="Heading 9 Char"/>
-    <w:basedOn w:val="847"/>
-    <w:link w:val="846"/>
+    <w:basedOn w:val="851"/>
+    <w:link w:val="850"/>
     <w:uiPriority w:val="9"/>
     <w:pPr>
       <w:pBdr/>
@@ -53073,11 +53932,11 @@
       <w:color w:val="272727" w:themeColor="text1" w:themeTint="D8"/>
     </w:rPr>
   </w:style>
-  <w:style w:type="paragraph" w:styleId="984">
+  <w:style w:type="paragraph" w:styleId="988">
     <w:name w:val="Title"/>
-    <w:basedOn w:val="837"/>
-    <w:next w:val="837"/>
-    <w:link w:val="985"/>
+    <w:basedOn w:val="841"/>
+    <w:next w:val="841"/>
+    <w:link w:val="989"/>
     <w:uiPriority w:val="10"/>
     <w:qFormat/>
     <w:pPr>
@@ -53092,10 +53951,10 @@
       <w:szCs w:val="56"/>
     </w:rPr>
   </w:style>
-  <w:style w:type="character" w:styleId="985" w:customStyle="1">
+  <w:style w:type="character" w:styleId="989" w:customStyle="1">
     <w:name w:val="Title Char"/>
-    <w:basedOn w:val="847"/>
-    <w:link w:val="984"/>
+    <w:basedOn w:val="851"/>
+    <w:link w:val="988"/>
     <w:uiPriority w:val="10"/>
     <w:pPr>
       <w:pBdr/>
@@ -53109,11 +53968,11 @@
       <w:szCs w:val="56"/>
     </w:rPr>
   </w:style>
-  <w:style w:type="paragraph" w:styleId="986">
+  <w:style w:type="paragraph" w:styleId="990">
     <w:name w:val="Subtitle"/>
-    <w:basedOn w:val="837"/>
-    <w:next w:val="837"/>
-    <w:link w:val="987"/>
+    <w:basedOn w:val="841"/>
+    <w:next w:val="841"/>
+    <w:link w:val="991"/>
     <w:uiPriority w:val="11"/>
     <w:qFormat/>
     <w:pPr>
@@ -53131,10 +53990,10 @@
       <w:szCs w:val="28"/>
     </w:rPr>
   </w:style>
-  <w:style w:type="character" w:styleId="987" w:customStyle="1">
+  <w:style w:type="character" w:styleId="991" w:customStyle="1">
     <w:name w:val="Subtitle Char"/>
-    <w:basedOn w:val="847"/>
-    <w:link w:val="986"/>
+    <w:basedOn w:val="851"/>
+    <w:link w:val="990"/>
     <w:uiPriority w:val="11"/>
     <w:pPr>
       <w:pBdr/>
@@ -53148,11 +54007,11 @@
       <w:szCs w:val="28"/>
     </w:rPr>
   </w:style>
-  <w:style w:type="paragraph" w:styleId="988">
+  <w:style w:type="paragraph" w:styleId="992">
     <w:name w:val="Quote"/>
-    <w:basedOn w:val="837"/>
-    <w:next w:val="837"/>
-    <w:link w:val="989"/>
+    <w:basedOn w:val="841"/>
+    <w:next w:val="841"/>
+    <w:link w:val="993"/>
     <w:uiPriority w:val="29"/>
     <w:qFormat/>
     <w:pPr>
@@ -53167,10 +54026,10 @@
       <w:color w:val="404040" w:themeColor="text1" w:themeTint="BF"/>
     </w:rPr>
   </w:style>
-  <w:style w:type="character" w:styleId="989" w:customStyle="1">
+  <w:style w:type="character" w:styleId="993" w:customStyle="1">
     <w:name w:val="Quote Char"/>
-    <w:basedOn w:val="847"/>
-    <w:link w:val="988"/>
+    <w:basedOn w:val="851"/>
+    <w:link w:val="992"/>
     <w:uiPriority w:val="29"/>
     <w:pPr>
       <w:pBdr/>
@@ -53183,9 +54042,9 @@
       <w:color w:val="404040" w:themeColor="text1" w:themeTint="BF"/>
     </w:rPr>
   </w:style>
-  <w:style w:type="paragraph" w:styleId="990">
+  <w:style w:type="paragraph" w:styleId="994">
     <w:name w:val="List Paragraph"/>
-    <w:basedOn w:val="837"/>
+    <w:basedOn w:val="841"/>
     <w:uiPriority w:val="34"/>
     <w:qFormat/>
     <w:pPr>
@@ -53195,9 +54054,9 @@
       <w:contextualSpacing w:val="true"/>
     </w:pPr>
   </w:style>
-  <w:style w:type="character" w:styleId="991">
+  <w:style w:type="character" w:styleId="995">
     <w:name w:val="Intense Emphasis"/>
-    <w:basedOn w:val="847"/>
+    <w:basedOn w:val="851"/>
     <w:uiPriority w:val="21"/>
     <w:qFormat/>
     <w:pPr>
@@ -53211,11 +54070,11 @@
       <w:color w:val="0f4761" w:themeColor="accent1" w:themeShade="BF"/>
     </w:rPr>
   </w:style>
-  <w:style w:type="paragraph" w:styleId="992">
+  <w:style w:type="paragraph" w:styleId="996">
     <w:name w:val="Intense Quote"/>
-    <w:basedOn w:val="837"/>
-    <w:next w:val="837"/>
-    <w:link w:val="993"/>
+    <w:basedOn w:val="841"/>
+    <w:next w:val="841"/>
+    <w:link w:val="997"/>
     <w:uiPriority w:val="30"/>
     <w:qFormat/>
     <w:pPr>
@@ -53233,10 +54092,10 @@
       <w:color w:val="0f4761" w:themeColor="accent1" w:themeShade="BF"/>
     </w:rPr>
   </w:style>
-  <w:style w:type="character" w:styleId="993" w:customStyle="1">
+  <w:style w:type="character" w:styleId="997" w:customStyle="1">
     <w:name w:val="Intense Quote Char"/>
-    <w:basedOn w:val="847"/>
-    <w:link w:val="992"/>
+    <w:basedOn w:val="851"/>
+    <w:link w:val="996"/>
     <w:uiPriority w:val="30"/>
     <w:pPr>
       <w:pBdr/>
@@ -53249,9 +54108,9 @@
       <w:color w:val="0f4761" w:themeColor="accent1" w:themeShade="BF"/>
     </w:rPr>
   </w:style>
-  <w:style w:type="character" w:styleId="994">
+  <w:style w:type="character" w:styleId="998">
     <w:name w:val="Intense Reference"/>
-    <w:basedOn w:val="847"/>
+    <w:basedOn w:val="851"/>
     <w:uiPriority w:val="32"/>
     <w:qFormat/>
     <w:pPr>
@@ -53267,9 +54126,9 @@
       <w:spacing w:val="5"/>
     </w:rPr>
   </w:style>
-  <w:style w:type="paragraph" w:styleId="995">
+  <w:style w:type="paragraph" w:styleId="999">
     <w:name w:val="No Spacing"/>
-    <w:basedOn w:val="837"/>
+    <w:basedOn w:val="841"/>
     <w:uiPriority w:val="1"/>
     <w:qFormat/>
     <w:pPr>
@@ -53278,9 +54137,9 @@
       <w:ind/>
     </w:pPr>
   </w:style>
-  <w:style w:type="character" w:styleId="996">
+  <w:style w:type="character" w:styleId="1000">
     <w:name w:val="Subtle Emphasis"/>
-    <w:basedOn w:val="847"/>
+    <w:basedOn w:val="851"/>
     <w:uiPriority w:val="19"/>
     <w:qFormat/>
     <w:pPr>
@@ -53294,9 +54153,9 @@
       <w:color w:val="404040" w:themeColor="text1" w:themeTint="BF"/>
     </w:rPr>
   </w:style>
-  <w:style w:type="character" w:styleId="997">
+  <w:style w:type="character" w:styleId="1001">
     <w:name w:val="Emphasis"/>
-    <w:basedOn w:val="847"/>
+    <w:basedOn w:val="851"/>
     <w:uiPriority w:val="20"/>
     <w:qFormat/>
     <w:pPr>
@@ -53309,9 +54168,9 @@
       <w:iCs/>
     </w:rPr>
   </w:style>
-  <w:style w:type="character" w:styleId="998">
+  <w:style w:type="character" w:styleId="1002">
     <w:name w:val="Strong"/>
-    <w:basedOn w:val="847"/>
+    <w:basedOn w:val="851"/>
     <w:uiPriority w:val="22"/>
     <w:qFormat/>
     <w:pPr>
@@ -53324,9 +54183,9 @@
       <w:bCs/>
     </w:rPr>
   </w:style>
-  <w:style w:type="character" w:styleId="999">
+  <w:style w:type="character" w:styleId="1003">
     <w:name w:val="Subtle Reference"/>
-    <w:basedOn w:val="847"/>
+    <w:basedOn w:val="851"/>
     <w:uiPriority w:val="31"/>
     <w:qFormat/>
     <w:pPr>
@@ -53339,9 +54198,9 @@
       <w:color w:val="5a5a5a" w:themeColor="text1" w:themeTint="A5"/>
     </w:rPr>
   </w:style>
-  <w:style w:type="character" w:styleId="1000">
+  <w:style w:type="character" w:styleId="1004">
     <w:name w:val="Book Title"/>
-    <w:basedOn w:val="847"/>
+    <w:basedOn w:val="851"/>
     <w:uiPriority w:val="33"/>
     <w:qFormat/>
     <w:pPr>
@@ -53357,10 +54216,10 @@
       <w:spacing w:val="5"/>
     </w:rPr>
   </w:style>
-  <w:style w:type="paragraph" w:styleId="1001">
+  <w:style w:type="paragraph" w:styleId="1005">
     <w:name w:val="Header"/>
-    <w:basedOn w:val="837"/>
-    <w:link w:val="1002"/>
+    <w:basedOn w:val="841"/>
+    <w:link w:val="1006"/>
     <w:uiPriority w:val="99"/>
     <w:unhideWhenUsed/>
     <w:pPr>
@@ -53373,10 +54232,10 @@
       <w:ind/>
     </w:pPr>
   </w:style>
-  <w:style w:type="character" w:styleId="1002" w:customStyle="1">
+  <w:style w:type="character" w:styleId="1006" w:customStyle="1">
     <w:name w:val="Header Char"/>
-    <w:basedOn w:val="847"/>
-    <w:link w:val="1001"/>
+    <w:basedOn w:val="851"/>
+    <w:link w:val="1005"/>
     <w:uiPriority w:val="99"/>
     <w:pPr>
       <w:pBdr/>
@@ -53384,10 +54243,10 @@
       <w:ind/>
     </w:pPr>
   </w:style>
-  <w:style w:type="paragraph" w:styleId="1003">
+  <w:style w:type="paragraph" w:styleId="1007">
     <w:name w:val="Footer"/>
-    <w:basedOn w:val="837"/>
-    <w:link w:val="1004"/>
+    <w:basedOn w:val="841"/>
+    <w:link w:val="1008"/>
     <w:uiPriority w:val="99"/>
     <w:unhideWhenUsed/>
     <w:pPr>
@@ -53400,10 +54259,10 @@
       <w:ind/>
     </w:pPr>
   </w:style>
-  <w:style w:type="character" w:styleId="1004" w:customStyle="1">
+  <w:style w:type="character" w:styleId="1008" w:customStyle="1">
     <w:name w:val="Footer Char"/>
-    <w:basedOn w:val="847"/>
-    <w:link w:val="1003"/>
+    <w:basedOn w:val="851"/>
+    <w:link w:val="1007"/>
     <w:uiPriority w:val="99"/>
     <w:pPr>
       <w:pBdr/>
@@ -53411,10 +54270,10 @@
       <w:ind/>
     </w:pPr>
   </w:style>
-  <w:style w:type="paragraph" w:styleId="1005">
+  <w:style w:type="paragraph" w:styleId="1009">
     <w:name w:val="Caption"/>
-    <w:basedOn w:val="837"/>
-    <w:next w:val="837"/>
+    <w:basedOn w:val="841"/>
+    <w:next w:val="841"/>
     <w:uiPriority w:val="35"/>
     <w:unhideWhenUsed/>
     <w:qFormat/>
@@ -53431,10 +54290,10 @@
       <w:szCs w:val="18"/>
     </w:rPr>
   </w:style>
-  <w:style w:type="paragraph" w:styleId="1006">
+  <w:style w:type="paragraph" w:styleId="1010">
     <w:name w:val="footnote text"/>
-    <w:basedOn w:val="837"/>
-    <w:link w:val="1007"/>
+    <w:basedOn w:val="841"/>
+    <w:link w:val="1011"/>
     <w:uiPriority w:val="99"/>
     <w:semiHidden/>
     <w:unhideWhenUsed/>
@@ -53448,10 +54307,10 @@
       <w:szCs w:val="20"/>
     </w:rPr>
   </w:style>
-  <w:style w:type="character" w:styleId="1007" w:customStyle="1">
+  <w:style w:type="character" w:styleId="1011" w:customStyle="1">
     <w:name w:val="Footnote Text Char"/>
-    <w:basedOn w:val="847"/>
-    <w:link w:val="1006"/>
+    <w:basedOn w:val="851"/>
+    <w:link w:val="1010"/>
     <w:uiPriority w:val="99"/>
     <w:semiHidden/>
     <w:pPr>
@@ -53464,9 +54323,9 @@
       <w:szCs w:val="20"/>
     </w:rPr>
   </w:style>
-  <w:style w:type="character" w:styleId="1008">
+  <w:style w:type="character" w:styleId="1012">
     <w:name w:val="footnote reference"/>
-    <w:basedOn w:val="847"/>
+    <w:basedOn w:val="851"/>
     <w:uiPriority w:val="99"/>
     <w:semiHidden/>
     <w:unhideWhenUsed/>
@@ -53479,10 +54338,10 @@
       <w:vertAlign w:val="superscript"/>
     </w:rPr>
   </w:style>
-  <w:style w:type="paragraph" w:styleId="1009">
+  <w:style w:type="paragraph" w:styleId="1013">
     <w:name w:val="endnote text"/>
-    <w:basedOn w:val="837"/>
-    <w:link w:val="1010"/>
+    <w:basedOn w:val="841"/>
+    <w:link w:val="1014"/>
     <w:uiPriority w:val="99"/>
     <w:semiHidden/>
     <w:unhideWhenUsed/>
@@ -53496,10 +54355,10 @@
       <w:szCs w:val="20"/>
     </w:rPr>
   </w:style>
-  <w:style w:type="character" w:styleId="1010" w:customStyle="1">
+  <w:style w:type="character" w:styleId="1014" w:customStyle="1">
     <w:name w:val="Endnote Text Char"/>
-    <w:basedOn w:val="847"/>
-    <w:link w:val="1009"/>
+    <w:basedOn w:val="851"/>
+    <w:link w:val="1013"/>
     <w:uiPriority w:val="99"/>
     <w:semiHidden/>
     <w:pPr>
@@ -53512,9 +54371,9 @@
       <w:szCs w:val="20"/>
     </w:rPr>
   </w:style>
-  <w:style w:type="character" w:styleId="1011">
+  <w:style w:type="character" w:styleId="1015">
     <w:name w:val="endnote reference"/>
-    <w:basedOn w:val="847"/>
+    <w:basedOn w:val="851"/>
     <w:uiPriority w:val="99"/>
     <w:semiHidden/>
     <w:unhideWhenUsed/>
@@ -53527,9 +54386,9 @@
       <w:vertAlign w:val="superscript"/>
     </w:rPr>
   </w:style>
-  <w:style w:type="character" w:styleId="1012">
+  <w:style w:type="character" w:styleId="1016">
     <w:name w:val="Hyperlink"/>
-    <w:basedOn w:val="847"/>
+    <w:basedOn w:val="851"/>
     <w:uiPriority w:val="99"/>
     <w:unhideWhenUsed/>
     <w:pPr>
@@ -53542,9 +54401,9 @@
       <w:u w:val="single"/>
     </w:rPr>
   </w:style>
-  <w:style w:type="character" w:styleId="1013">
+  <w:style w:type="character" w:styleId="1017">
     <w:name w:val="FollowedHyperlink"/>
-    <w:basedOn w:val="847"/>
+    <w:basedOn w:val="851"/>
     <w:uiPriority w:val="99"/>
     <w:semiHidden/>
     <w:unhideWhenUsed/>
@@ -53558,10 +54417,10 @@
       <w:u w:val="single"/>
     </w:rPr>
   </w:style>
-  <w:style w:type="paragraph" w:styleId="1014">
+  <w:style w:type="paragraph" w:styleId="1018">
     <w:name w:val="toc 1"/>
-    <w:basedOn w:val="837"/>
-    <w:next w:val="837"/>
+    <w:basedOn w:val="841"/>
+    <w:next w:val="841"/>
     <w:uiPriority w:val="39"/>
     <w:unhideWhenUsed/>
     <w:pPr>
@@ -53570,10 +54429,10 @@
       <w:ind/>
     </w:pPr>
   </w:style>
-  <w:style w:type="paragraph" w:styleId="1015">
+  <w:style w:type="paragraph" w:styleId="1019">
     <w:name w:val="toc 2"/>
-    <w:basedOn w:val="837"/>
-    <w:next w:val="837"/>
+    <w:basedOn w:val="841"/>
+    <w:next w:val="841"/>
     <w:uiPriority w:val="39"/>
     <w:unhideWhenUsed/>
     <w:pPr>
@@ -53582,10 +54441,10 @@
       <w:ind w:left="220"/>
     </w:pPr>
   </w:style>
-  <w:style w:type="paragraph" w:styleId="1016">
+  <w:style w:type="paragraph" w:styleId="1020">
     <w:name w:val="toc 3"/>
-    <w:basedOn w:val="837"/>
-    <w:next w:val="837"/>
+    <w:basedOn w:val="841"/>
+    <w:next w:val="841"/>
     <w:uiPriority w:val="39"/>
     <w:unhideWhenUsed/>
     <w:pPr>
@@ -53594,10 +54453,10 @@
       <w:ind w:left="440"/>
     </w:pPr>
   </w:style>
-  <w:style w:type="paragraph" w:styleId="1017">
+  <w:style w:type="paragraph" w:styleId="1021">
     <w:name w:val="toc 4"/>
-    <w:basedOn w:val="837"/>
-    <w:next w:val="837"/>
+    <w:basedOn w:val="841"/>
+    <w:next w:val="841"/>
     <w:uiPriority w:val="39"/>
     <w:unhideWhenUsed/>
     <w:pPr>
@@ -53606,10 +54465,10 @@
       <w:ind w:left="660"/>
     </w:pPr>
   </w:style>
-  <w:style w:type="paragraph" w:styleId="1018">
+  <w:style w:type="paragraph" w:styleId="1022">
     <w:name w:val="toc 5"/>
-    <w:basedOn w:val="837"/>
-    <w:next w:val="837"/>
+    <w:basedOn w:val="841"/>
+    <w:next w:val="841"/>
     <w:uiPriority w:val="39"/>
     <w:unhideWhenUsed/>
     <w:pPr>
@@ -53618,10 +54477,10 @@
       <w:ind w:left="880"/>
     </w:pPr>
   </w:style>
-  <w:style w:type="paragraph" w:styleId="1019">
+  <w:style w:type="paragraph" w:styleId="1023">
     <w:name w:val="toc 6"/>
-    <w:basedOn w:val="837"/>
-    <w:next w:val="837"/>
+    <w:basedOn w:val="841"/>
+    <w:next w:val="841"/>
     <w:uiPriority w:val="39"/>
     <w:unhideWhenUsed/>
     <w:pPr>
@@ -53630,10 +54489,10 @@
       <w:ind w:left="1100"/>
     </w:pPr>
   </w:style>
-  <w:style w:type="paragraph" w:styleId="1020">
+  <w:style w:type="paragraph" w:styleId="1024">
     <w:name w:val="toc 7"/>
-    <w:basedOn w:val="837"/>
-    <w:next w:val="837"/>
+    <w:basedOn w:val="841"/>
+    <w:next w:val="841"/>
     <w:uiPriority w:val="39"/>
     <w:unhideWhenUsed/>
     <w:pPr>
@@ -53642,10 +54501,10 @@
       <w:ind w:left="1320"/>
     </w:pPr>
   </w:style>
-  <w:style w:type="paragraph" w:styleId="1021">
+  <w:style w:type="paragraph" w:styleId="1025">
     <w:name w:val="toc 8"/>
-    <w:basedOn w:val="837"/>
-    <w:next w:val="837"/>
+    <w:basedOn w:val="841"/>
+    <w:next w:val="841"/>
     <w:uiPriority w:val="39"/>
     <w:unhideWhenUsed/>
     <w:pPr>
@@ -53654,10 +54513,10 @@
       <w:ind w:left="1540"/>
     </w:pPr>
   </w:style>
-  <w:style w:type="paragraph" w:styleId="1022">
+  <w:style w:type="paragraph" w:styleId="1026">
     <w:name w:val="toc 9"/>
-    <w:basedOn w:val="837"/>
-    <w:next w:val="837"/>
+    <w:basedOn w:val="841"/>
+    <w:next w:val="841"/>
     <w:uiPriority w:val="39"/>
     <w:unhideWhenUsed/>
     <w:pPr>
@@ -53666,9 +54525,9 @@
       <w:ind w:left="1760"/>
     </w:pPr>
   </w:style>
-  <w:style w:type="character" w:styleId="1023">
+  <w:style w:type="character" w:styleId="1027">
     <w:name w:val="Placeholder Text"/>
-    <w:basedOn w:val="847"/>
+    <w:basedOn w:val="851"/>
     <w:uiPriority w:val="99"/>
     <w:semiHidden/>
     <w:pPr>
@@ -53680,7 +54539,7 @@
       <w:color w:val="666666"/>
     </w:rPr>
   </w:style>
-  <w:style w:type="paragraph" w:styleId="1024">
+  <w:style w:type="paragraph" w:styleId="1028">
     <w:name w:val="TOC Heading"/>
     <w:uiPriority w:val="39"/>
     <w:unhideWhenUsed/>
@@ -53690,10 +54549,10 @@
       <w:ind/>
     </w:pPr>
   </w:style>
-  <w:style w:type="paragraph" w:styleId="1025">
+  <w:style w:type="paragraph" w:styleId="1029">
     <w:name w:val="table of figures"/>
-    <w:basedOn w:val="837"/>
-    <w:next w:val="837"/>
+    <w:basedOn w:val="841"/>
+    <w:next w:val="841"/>
     <w:uiPriority w:val="99"/>
     <w:unhideWhenUsed/>
     <w:pPr>
@@ -53702,9 +54561,9 @@
       <w:ind/>
     </w:pPr>
   </w:style>
-  <w:style w:type="character" w:styleId="1026" w:customStyle="1">
+  <w:style w:type="character" w:styleId="1030" w:customStyle="1">
     <w:name w:val="Heading 1 Char"/>
-    <w:link w:val="838"/>
+    <w:link w:val="842"/>
     <w:pPr>
       <w:pBdr/>
       <w:spacing/>

--- a/contract_files/models/Contrato Compra e Venda de Imovel - Completo.docx
+++ b/contract_files/models/Contrato Compra e Venda de Imovel - Completo.docx
@@ -62,7 +62,27 @@
           <w:szCs w:val="22"/>
           <w:lang w:val="pt-BR"/>
         </w:rPr>
-        <w:t xml:space="preserve">VENDEDOR(A)/CEDENTE:</w:t>
+        <w:t xml:space="preserve">{VENDEDOR</w:t>
+      </w:r>
+      <w:r>
+        <w:rPr>
+          <w:b/>
+          <w:bCs/>
+          <w:sz w:val="22"/>
+          <w:szCs w:val="22"/>
+          <w:lang w:val="pt-BR"/>
+        </w:rPr>
+        <w:t xml:space="preserve">/CEDENTE</w:t>
+      </w:r>
+      <w:r>
+        <w:rPr>
+          <w:b/>
+          <w:bCs/>
+          <w:sz w:val="22"/>
+          <w:szCs w:val="22"/>
+          <w:lang w:val="pt-BR"/>
+        </w:rPr>
+        <w:t xml:space="preserve">|VENDEDORA/CEDENTE}:</w:t>
       </w:r>
       <w:r>
         <w:rPr>
@@ -144,7 +164,7 @@
           <w:szCs w:val="22"/>
           <w:lang w:val="pt-BR"/>
         </w:rPr>
-        <w:t xml:space="preserve"> profissão: ___________________, inscrito(a) no CPF sob o nº: ________________________, portador(a) do RG nº: ____________________, residente e domiciliado(a) em ___</w:t>
+        <w:t xml:space="preserve"> profissão: ______________________________,  {inscrito|</w:t>
       </w:r>
       <w:r>
         <w:rPr>
@@ -152,7 +172,55 @@
           <w:szCs w:val="22"/>
           <w:lang w:val="pt-BR"/>
         </w:rPr>
-        <w:t xml:space="preserve">___________________________________________________ município: ____________________, estado: ____________________.</w:t>
+        <w:t xml:space="preserve">inscrita}</w:t>
+      </w:r>
+      <w:r>
+        <w:rPr>
+          <w:sz w:val="22"/>
+          <w:szCs w:val="22"/>
+          <w:lang w:val="pt-BR"/>
+        </w:rPr>
+        <w:t xml:space="preserve"> no CPF sob o nº: ________________________, {portador|</w:t>
+      </w:r>
+      <w:r>
+        <w:rPr>
+          <w:sz w:val="22"/>
+          <w:szCs w:val="22"/>
+          <w:lang w:val="pt-BR"/>
+        </w:rPr>
+        <w:t xml:space="preserve">portadora}</w:t>
+      </w:r>
+      <w:r>
+        <w:rPr>
+          <w:sz w:val="22"/>
+          <w:szCs w:val="22"/>
+          <w:lang w:val="pt-BR"/>
+        </w:rPr>
+        <w:t xml:space="preserve"> do RG nº: ____________________, residente e {domiciliado|</w:t>
+      </w:r>
+      <w:r>
+        <w:rPr>
+          <w:sz w:val="22"/>
+          <w:szCs w:val="22"/>
+          <w:lang w:val="pt-BR"/>
+        </w:rPr>
+        <w:t xml:space="preserve">domiciliada}</w:t>
+      </w:r>
+      <w:r>
+        <w:rPr>
+          <w:sz w:val="22"/>
+          <w:szCs w:val="22"/>
+          <w:lang w:val="pt-BR"/>
+        </w:rPr>
+        <w:t xml:space="preserve"> em ___</w:t>
+      </w:r>
+      <w:r>
+        <w:rPr>
+          <w:sz w:val="22"/>
+          <w:szCs w:val="22"/>
+          <w:lang w:val="pt-BR"/>
+        </w:rPr>
+        <w:t xml:space="preserve">___________________________________________________________________________ município: ____________________, estado: ____________________.</w:t>
       </w:r>
       <w:r>
         <w:rPr>
@@ -200,7 +268,7 @@
           <w:highlight w:val="none"/>
           <w:lang w:val="pt-BR" w:bidi="pt-BR"/>
         </w:rPr>
-        <w:t xml:space="preserve">CÔNJUGE DO(A) VENDEDOR(A)/</w:t>
+        <w:t xml:space="preserve">CÔNJUGE {</w:t>
       </w:r>
       <w:r>
         <w:rPr>
@@ -210,7 +278,37 @@
           <w:szCs w:val="22"/>
           <w:lang w:val="pt-BR"/>
         </w:rPr>
-        <w:t xml:space="preserve">CEDENTE:</w:t>
+        <w:t xml:space="preserve">DO VENDEDOR</w:t>
+      </w:r>
+      <w:r>
+        <w:rPr>
+          <w:b/>
+          <w:bCs/>
+          <w:sz w:val="22"/>
+          <w:szCs w:val="22"/>
+          <w:lang w:val="pt-BR"/>
+        </w:rPr>
+        <w:t xml:space="preserve">/CEDENTE</w:t>
+      </w:r>
+      <w:r>
+        <w:rPr>
+          <w:b/>
+          <w:bCs/>
+          <w:sz w:val="22"/>
+          <w:szCs w:val="22"/>
+          <w:lang w:val="pt-BR"/>
+        </w:rPr>
+        <w:t xml:space="preserve">|DA VENDEDORA/CEDENTE}</w:t>
+      </w:r>
+      <w:r>
+        <w:rPr>
+          <w:b/>
+          <w:bCs/>
+          <w:sz w:val="22"/>
+          <w:szCs w:val="22"/>
+          <w:lang w:val="pt-BR"/>
+        </w:rPr>
+        <w:t xml:space="preserve">:</w:t>
       </w:r>
       <w:r>
         <w:rPr>
@@ -344,7 +442,27 @@
           <w:szCs w:val="22"/>
           <w:lang w:val="pt-BR"/>
         </w:rPr>
-        <w:t xml:space="preserve">COMPRADOR(A)/CESSIONÁRIO(A):</w:t>
+        <w:t xml:space="preserve">[COMPRADOR/CESSIONÁRIO|</w:t>
+      </w:r>
+      <w:r>
+        <w:rPr>
+          <w:b/>
+          <w:bCs/>
+          <w:sz w:val="22"/>
+          <w:szCs w:val="22"/>
+          <w:lang w:val="pt-BR"/>
+        </w:rPr>
+        <w:t xml:space="preserve">COMPRADORA/CESSIONÁRIA</w:t>
+      </w:r>
+      <w:r>
+        <w:rPr>
+          <w:b/>
+          <w:bCs/>
+          <w:sz w:val="22"/>
+          <w:szCs w:val="22"/>
+          <w:lang w:val="pt-BR"/>
+        </w:rPr>
+        <w:t xml:space="preserve">]:</w:t>
       </w:r>
       <w:r>
         <w:rPr>
@@ -395,7 +513,79 @@
           <w:szCs w:val="22"/>
           <w:lang w:val="pt-BR"/>
         </w:rPr>
-        <w:t xml:space="preserve">ade: __________________________, Estado Civil: __________________________, Profissão: ___________________, Inscrito(a) no CPF sob o nº: ________________________, Portador(a) do RG nº: ____________________, residente e domiciliado(a) em   __________________</w:t>
+        <w:t xml:space="preserve">ade: __________________________, Estado Civil: __________________________, Profissão: ___________________, [</w:t>
+      </w:r>
+      <w:r>
+        <w:rPr>
+          <w:sz w:val="22"/>
+          <w:szCs w:val="22"/>
+          <w:lang w:val="pt-BR"/>
+        </w:rPr>
+        <w:t xml:space="preserve">inscrito|</w:t>
+      </w:r>
+      <w:r>
+        <w:rPr>
+          <w:sz w:val="22"/>
+          <w:szCs w:val="22"/>
+          <w:lang w:val="pt-BR"/>
+        </w:rPr>
+        <w:t xml:space="preserve">inscrita</w:t>
+      </w:r>
+      <w:r>
+        <w:rPr>
+          <w:sz w:val="22"/>
+          <w:szCs w:val="22"/>
+          <w:lang w:val="pt-BR"/>
+        </w:rPr>
+        <w:t xml:space="preserve">] no CPF sob o nº: ______________________, [</w:t>
+      </w:r>
+      <w:r>
+        <w:rPr>
+          <w:sz w:val="22"/>
+          <w:szCs w:val="22"/>
+          <w:lang w:val="pt-BR"/>
+        </w:rPr>
+        <w:t xml:space="preserve">portador|</w:t>
+      </w:r>
+      <w:r>
+        <w:rPr>
+          <w:sz w:val="22"/>
+          <w:szCs w:val="22"/>
+          <w:lang w:val="pt-BR"/>
+        </w:rPr>
+        <w:t xml:space="preserve">portadora</w:t>
+      </w:r>
+      <w:r>
+        <w:rPr>
+          <w:sz w:val="22"/>
+          <w:szCs w:val="22"/>
+          <w:lang w:val="pt-BR"/>
+        </w:rPr>
+        <w:t xml:space="preserve">] do RG nº: ____________________, residente e [</w:t>
+      </w:r>
+      <w:r>
+        <w:rPr>
+          <w:sz w:val="22"/>
+          <w:szCs w:val="22"/>
+          <w:lang w:val="pt-BR"/>
+        </w:rPr>
+        <w:t xml:space="preserve">domiciliado|</w:t>
+      </w:r>
+      <w:r>
+        <w:rPr>
+          <w:sz w:val="22"/>
+          <w:szCs w:val="22"/>
+          <w:lang w:val="pt-BR"/>
+        </w:rPr>
+        <w:t xml:space="preserve">domiciliada</w:t>
+      </w:r>
+      <w:r>
+        <w:rPr>
+          <w:sz w:val="22"/>
+          <w:szCs w:val="22"/>
+          <w:lang w:val="pt-BR"/>
+        </w:rPr>
+        <w:t xml:space="preserve">] em   __________________</w:t>
       </w:r>
       <w:r>
         <w:rPr>
@@ -1038,7 +1228,53 @@
           <w:szCs w:val="22"/>
           <w:lang w:val="pt-BR"/>
         </w:rPr>
-        <w:t xml:space="preserve"> O(A) VENDEDOR(A)/CEDENTE declara que o imóvel objeto deste instrumento não possui matrícula individualizada nem escritura pública registrada no Cartório de Registro de Imóveis, circunstância da qual o(a) COMPRADOR(A)/CESSIONÁRIO(A)</w:t>
+        <w:t xml:space="preserve"> {O VENDEDOR/CEDENTE|</w:t>
+      </w:r>
+      <w:r>
+        <w:rPr>
+          <w:sz w:val="22"/>
+          <w:szCs w:val="22"/>
+          <w:lang w:val="pt-BR"/>
+        </w:rPr>
+        <w:t xml:space="preserve">A VENDEDORA/CEDENTE</w:t>
+      </w:r>
+      <w:r>
+        <w:rPr>
+          <w:sz w:val="22"/>
+          <w:szCs w:val="22"/>
+          <w:lang w:val="pt-BR"/>
+        </w:rPr>
+        <w:t xml:space="preserve">} declara que o imóvel objeto deste instrumento não possui matrícula individualizada nem escritura pública registrada no Cartório de Registro de Imóveis, circunstância da qual </w:t>
+      </w:r>
+      <w:r>
+        <w:rPr>
+          <w:b w:val="0"/>
+          <w:bCs w:val="0"/>
+          <w:sz w:val="22"/>
+          <w:szCs w:val="22"/>
+          <w:lang w:val="pt-BR"/>
+        </w:rPr>
+        <w:t xml:space="preserve">[COMPRADOR/CESSIONÁRIO|</w:t>
+      </w:r>
+      <w:r>
+        <w:rPr>
+          <w:b w:val="0"/>
+          <w:bCs w:val="0"/>
+          <w:sz w:val="22"/>
+          <w:szCs w:val="22"/>
+          <w:lang w:val="pt-BR"/>
+        </w:rPr>
+        <w:t xml:space="preserve">COMPRADORA/CESSIONÁRIA</w:t>
+      </w:r>
+      <w:r>
+        <w:rPr>
+          <w:b w:val="0"/>
+          <w:bCs w:val="0"/>
+          <w:sz w:val="22"/>
+          <w:szCs w:val="22"/>
+          <w:lang w:val="pt-BR"/>
+        </w:rPr>
+        <w:t xml:space="preserve">]</w:t>
       </w:r>
       <w:r>
         <w:rPr>
@@ -1096,7 +1332,39 @@
           <w:szCs w:val="22"/>
           <w:lang w:val="pt-BR"/>
         </w:rPr>
-        <w:t xml:space="preserve">te instrumento tem por objeto a alienação e cessão definitiva, integral e irrevogável dos direitos possessórios efetivamente detidos pelo(a) VENDEDOR(A)/CEDENTE sobre o </w:t>
+        <w:t xml:space="preserve">te instrumento tem por objeto a alienação e cessão definitiva, integral e irrevogável dos direitos possessórios efetivamente detidos </w:t>
+      </w:r>
+      <w:r>
+        <w:rPr>
+          <w:sz w:val="22"/>
+          <w:szCs w:val="22"/>
+          <w:lang w:val="pt-BR"/>
+        </w:rPr>
+        <w:t xml:space="preserve">{pelo VENDEDOR/CEDENTE|pela </w:t>
+      </w:r>
+      <w:r>
+        <w:rPr>
+          <w:sz w:val="22"/>
+          <w:szCs w:val="22"/>
+          <w:lang w:val="pt-BR"/>
+        </w:rPr>
+        <w:t xml:space="preserve"> VENDEDORA/CEDENTE</w:t>
+      </w:r>
+      <w:r>
+        <w:rPr>
+          <w:sz w:val="22"/>
+          <w:szCs w:val="22"/>
+          <w:lang w:val="pt-BR"/>
+        </w:rPr>
+        <w:t xml:space="preserve">}</w:t>
+      </w:r>
+      <w:r>
+        <w:rPr>
+          <w:sz w:val="22"/>
+          <w:szCs w:val="22"/>
+          <w:lang w:val="pt-BR"/>
+        </w:rPr>
+        <w:t xml:space="preserve"> sobre o </w:t>
       </w:r>
       <w:r>
         <w:rPr>
@@ -1156,7 +1424,37 @@
           <w:szCs w:val="22"/>
           <w:lang w:val="pt-BR"/>
         </w:rPr>
-        <w:t xml:space="preserve"> O(A) COMPRADOR(A)/CESSIONÁRIO(A)</w:t>
+        <w:t xml:space="preserve"> </w:t>
+      </w:r>
+      <w:r>
+        <w:rPr>
+          <w:b w:val="0"/>
+          <w:bCs w:val="0"/>
+          <w:sz w:val="22"/>
+          <w:szCs w:val="22"/>
+          <w:lang w:val="pt-BR"/>
+        </w:rPr>
+        <w:t xml:space="preserve">[O COMPRADOR/CESSIONÁRIO|A </w:t>
+      </w:r>
+      <w:r>
+        <w:rPr>
+          <w:b w:val="0"/>
+          <w:bCs w:val="0"/>
+          <w:sz w:val="22"/>
+          <w:szCs w:val="22"/>
+          <w:lang w:val="pt-BR"/>
+        </w:rPr>
+        <w:t xml:space="preserve">COMPRADORA/CESSIONÁRIA</w:t>
+      </w:r>
+      <w:r>
+        <w:rPr>
+          <w:b w:val="0"/>
+          <w:bCs w:val="0"/>
+          <w:sz w:val="22"/>
+          <w:szCs w:val="22"/>
+          <w:lang w:val="pt-BR"/>
+        </w:rPr>
+        <w:t xml:space="preserve">]</w:t>
       </w:r>
       <w:r>
         <w:rPr>
@@ -1183,7 +1481,7 @@
     </w:p>
     <w:p>
       <w:pPr>
-        <w:pStyle w:val="842"/>
+        <w:pStyle w:val="843"/>
         <w:pBdr/>
         <w:spacing w:after="183" w:line="276" w:lineRule="auto"/>
         <w:ind w:left="-5"/>
@@ -1235,7 +1533,38 @@
           <w:szCs w:val="22"/>
           <w:lang w:val="pt-BR"/>
         </w:rPr>
-        <w:t xml:space="preserve">O(A) VENDEDOR(A)/CEDENTE declara, sob sua responsabilidade, que exerce a posse do imóvel e possui legitimidade para ceder os direitos possessórios objeto deste contrato. Declara, ainda, </w:t>
+      </w:r>
+      <w:r>
+        <w:rPr>
+          <w:sz w:val="22"/>
+          <w:szCs w:val="22"/>
+          <w:lang w:val="pt-BR"/>
+        </w:rPr>
+        <w:t xml:space="preserve">{O VENDEDOR/CEDENTE|</w:t>
+      </w:r>
+      <w:r>
+        <w:rPr>
+          <w:sz w:val="22"/>
+          <w:szCs w:val="22"/>
+          <w:lang w:val="pt-BR"/>
+        </w:rPr>
+        <w:t xml:space="preserve">A VENDEDORA/CEDENTE</w:t>
+      </w:r>
+      <w:r>
+        <w:rPr>
+          <w:sz w:val="22"/>
+          <w:szCs w:val="22"/>
+          <w:lang w:val="pt-BR"/>
+        </w:rPr>
+        <w:t xml:space="preserve">}</w:t>
+      </w:r>
+      <w:r>
+        <w:rPr>
+          <w:sz w:val="22"/>
+          <w:szCs w:val="22"/>
+          <w:lang w:val="pt-BR"/>
+        </w:rPr>
+        <w:t xml:space="preserve"> declara, sob sua responsabilidade, que exerce a posse do imóvel e possui legitimidade para ceder os direitos possessórios objeto deste contrato. Declara, ainda, </w:t>
       </w:r>
       <w:r>
         <w:rPr>
@@ -1251,7 +1580,55 @@
           <w:szCs w:val="22"/>
           <w:lang w:val="pt-BR"/>
         </w:rPr>
-        <w:t xml:space="preserve">instrumento, não realizou anteriormente venda, cessão, promessa de venda, promessa de cessão ou qualquer outro negócio incompatível com os direitos ora transmitidos ao(à) COMPRADOR(A)/CESSIONÁRIO.</w:t>
+        <w:t xml:space="preserve">instrumento, não realizou anteriormente venda, cessão, promessa de venda, promessa de cessão ou qualquer outro negócio incompatível com os direitos ora transmitidos </w:t>
+      </w:r>
+      <w:r>
+        <w:rPr>
+          <w:b w:val="0"/>
+          <w:bCs w:val="0"/>
+          <w:sz w:val="22"/>
+          <w:szCs w:val="22"/>
+          <w:lang w:val="pt-BR"/>
+        </w:rPr>
+        <w:t xml:space="preserve">[ao COMPRADOR/CESSIONÁRIO|</w:t>
+      </w:r>
+      <w:r>
+        <w:rPr>
+          <w:b w:val="0"/>
+          <w:bCs w:val="0"/>
+          <w:sz w:val="22"/>
+          <w:szCs w:val="22"/>
+          <w:lang w:val="pt-BR"/>
+        </w:rPr>
+        <w:t xml:space="preserve">à </w:t>
+      </w:r>
+      <w:r>
+        <w:rPr>
+          <w:b w:val="0"/>
+          <w:bCs w:val="0"/>
+          <w:sz w:val="22"/>
+          <w:szCs w:val="22"/>
+          <w:lang w:val="pt-BR"/>
+        </w:rPr>
+        <w:t xml:space="preserve">COMPRADORA/CESSIONÁRIA</w:t>
+      </w:r>
+      <w:r>
+        <w:rPr>
+          <w:b w:val="0"/>
+          <w:bCs w:val="0"/>
+          <w:sz w:val="22"/>
+          <w:szCs w:val="22"/>
+          <w:lang w:val="pt-BR"/>
+        </w:rPr>
+        <w:t xml:space="preserve">]</w:t>
+      </w:r>
+      <w:r>
+        <w:rPr>
+          <w:sz w:val="22"/>
+          <w:szCs w:val="22"/>
+          <w:lang w:val="pt-BR"/>
+        </w:rPr>
+        <w:t xml:space="preserve">.</w:t>
       </w:r>
       <w:r>
         <w:rPr>
@@ -1270,7 +1647,7 @@
     </w:p>
     <w:p>
       <w:pPr>
-        <w:pStyle w:val="842"/>
+        <w:pStyle w:val="843"/>
         <w:pBdr/>
         <w:spacing w:after="183" w:line="276" w:lineRule="auto"/>
         <w:ind w:left="-5"/>
@@ -1322,7 +1699,85 @@
           <w:szCs w:val="22"/>
           <w:lang w:val="pt-BR"/>
         </w:rPr>
-        <w:t xml:space="preserve">Pela presente compra e venda e cessão definitiva dos direitos possessórios, o(a) COMPRADOR(A)/CESSIONÁRIO(A) pagará ao(à) VENDEDOR(A)/CEDENTE o valor de R$ _________________ (_______________________________________________________), </w:t>
+        <w:t xml:space="preserve">Pela presente compra e venda e cessão definitiva dos direitos possessórios, </w:t>
+      </w:r>
+      <w:r>
+        <w:rPr>
+          <w:b w:val="0"/>
+          <w:bCs w:val="0"/>
+          <w:sz w:val="22"/>
+          <w:szCs w:val="22"/>
+          <w:lang w:val="pt-BR"/>
+        </w:rPr>
+        <w:t xml:space="preserve">[o COMPRADOR/CESSIONÁRIO|a </w:t>
+      </w:r>
+      <w:r>
+        <w:rPr>
+          <w:b w:val="0"/>
+          <w:bCs w:val="0"/>
+          <w:sz w:val="22"/>
+          <w:szCs w:val="22"/>
+          <w:lang w:val="pt-BR"/>
+        </w:rPr>
+        <w:t xml:space="preserve">COMPRADORA/CESSIONÁRIA</w:t>
+      </w:r>
+      <w:r>
+        <w:rPr>
+          <w:b w:val="0"/>
+          <w:bCs w:val="0"/>
+          <w:sz w:val="22"/>
+          <w:szCs w:val="22"/>
+          <w:lang w:val="pt-BR"/>
+        </w:rPr>
+        <w:t xml:space="preserve">]</w:t>
+      </w:r>
+      <w:r>
+        <w:rPr>
+          <w:sz w:val="22"/>
+          <w:szCs w:val="22"/>
+          <w:lang w:val="pt-BR"/>
+        </w:rPr>
+        <w:t xml:space="preserve"> pagará </w:t>
+      </w:r>
+      <w:r>
+        <w:rPr>
+          <w:sz w:val="22"/>
+          <w:szCs w:val="22"/>
+          <w:lang w:val="pt-BR"/>
+        </w:rPr>
+        <w:t xml:space="preserve">{ao VENDEDOR/CEDENTE|</w:t>
+      </w:r>
+      <w:r>
+        <w:rPr>
+          <w:sz w:val="22"/>
+          <w:szCs w:val="22"/>
+          <w:lang w:val="pt-BR"/>
+        </w:rPr>
+        <w:t xml:space="preserve">à</w:t>
+      </w:r>
+      <w:r>
+        <w:rPr>
+          <w:sz w:val="22"/>
+          <w:szCs w:val="22"/>
+          <w:lang w:val="pt-BR"/>
+        </w:rPr>
+        <w:t xml:space="preserve"> VENDEDORA/CEDENTE</w:t>
+      </w:r>
+      <w:r>
+        <w:rPr>
+          <w:sz w:val="22"/>
+          <w:szCs w:val="22"/>
+          <w:lang w:val="pt-BR"/>
+        </w:rPr>
+        <w:t xml:space="preserve">}</w:t>
+      </w:r>
+      <w:r>
+        <w:rPr>
+          <w:sz w:val="22"/>
+          <w:szCs w:val="22"/>
+          <w:lang w:val="pt-BR"/>
+        </w:rPr>
+        <w:t xml:space="preserve"> o valor de R$ _________________ (_______________________________________________________), </w:t>
       </w:r>
       <w:r>
         <w:rPr>
@@ -1470,7 +1925,87 @@
           <w:szCs w:val="22"/>
           <w:lang w:val="pt-BR"/>
         </w:rPr>
-        <w:t xml:space="preserve"> Após o recebimento integral do preço, o(a) VENDEDOR(A)/CEDENTE dará ao(à) COMPRADOR(A)/CESSIONÁRIO(A), plena, geral, rasa, irrevogável e irretratável quitação do valor contratado, nada mais podendo reclamar a esse título.</w:t>
+        <w:t xml:space="preserve"> Após o recebimento integral do preço, </w:t>
+      </w:r>
+      <w:r>
+        <w:rPr>
+          <w:sz w:val="22"/>
+          <w:szCs w:val="22"/>
+          <w:lang w:val="pt-BR"/>
+        </w:rPr>
+        <w:t xml:space="preserve">{o VENDEDOR/CEDENTE|</w:t>
+      </w:r>
+      <w:r>
+        <w:rPr>
+          <w:sz w:val="22"/>
+          <w:szCs w:val="22"/>
+          <w:lang w:val="pt-BR"/>
+        </w:rPr>
+        <w:t xml:space="preserve">a VENDEDORA/CEDENTE</w:t>
+      </w:r>
+      <w:r>
+        <w:rPr>
+          <w:sz w:val="22"/>
+          <w:szCs w:val="22"/>
+          <w:lang w:val="pt-BR"/>
+        </w:rPr>
+        <w:t xml:space="preserve">}</w:t>
+      </w:r>
+      <w:r>
+        <w:rPr>
+          <w:sz w:val="22"/>
+          <w:szCs w:val="22"/>
+          <w:lang w:val="pt-BR"/>
+        </w:rPr>
+        <w:t xml:space="preserve"> dará </w:t>
+      </w:r>
+      <w:r>
+        <w:rPr>
+          <w:b w:val="0"/>
+          <w:bCs w:val="0"/>
+          <w:sz w:val="22"/>
+          <w:szCs w:val="22"/>
+          <w:lang w:val="pt-BR"/>
+        </w:rPr>
+        <w:t xml:space="preserve">[ao COMPRADOR/CESSIONÁRIO|</w:t>
+      </w:r>
+      <w:r>
+        <w:rPr>
+          <w:b w:val="0"/>
+          <w:bCs w:val="0"/>
+          <w:sz w:val="22"/>
+          <w:szCs w:val="22"/>
+          <w:lang w:val="pt-BR"/>
+        </w:rPr>
+        <w:t xml:space="preserve">à </w:t>
+      </w:r>
+      <w:r>
+        <w:rPr>
+          <w:b w:val="0"/>
+          <w:bCs w:val="0"/>
+          <w:sz w:val="22"/>
+          <w:szCs w:val="22"/>
+          <w:lang w:val="pt-BR"/>
+        </w:rPr>
+        <w:t xml:space="preserve">COMPRADORA/CESSIONÁRIA</w:t>
+      </w:r>
+      <w:r>
+        <w:rPr>
+          <w:b w:val="0"/>
+          <w:bCs w:val="0"/>
+          <w:sz w:val="22"/>
+          <w:szCs w:val="22"/>
+          <w:lang w:val="pt-BR"/>
+        </w:rPr>
+        <w:t xml:space="preserve">]</w:t>
+      </w:r>
+      <w:r>
+        <w:rPr>
+          <w:sz w:val="22"/>
+          <w:szCs w:val="22"/>
+          <w:lang w:val="pt-BR"/>
+        </w:rPr>
+        <w:t xml:space="preserve">, plena, geral, rasa, irrevogável e irretratável quitação do valor contratado, nada mais podendo reclamar a esse título.</w:t>
       </w:r>
       <w:r>
         <w:rPr>
@@ -1489,7 +2024,7 @@
     </w:p>
     <w:p>
       <w:pPr>
-        <w:pStyle w:val="842"/>
+        <w:pStyle w:val="843"/>
         <w:pBdr/>
         <w:spacing w:after="183" w:line="276" w:lineRule="auto"/>
         <w:ind w:left="-5"/>
@@ -1541,7 +2076,47 @@
           <w:szCs w:val="22"/>
           <w:lang w:val="pt-BR"/>
         </w:rPr>
-        <w:t xml:space="preserve">Com a assinatura deste instrumento e o pagamento integral do preço, o(a) VENDEDOR(A)/CEDENTE transfere ao(à) COMPRADOR(A)/CESSIONÁRIO(A)</w:t>
+        <w:t xml:space="preserve">Com a assinatura deste instrumento e o pagamento integral do preço, </w:t>
+      </w:r>
+      <w:r>
+        <w:rPr>
+          <w:sz w:val="22"/>
+          <w:szCs w:val="22"/>
+          <w:lang w:val="pt-BR"/>
+        </w:rPr>
+        <w:t xml:space="preserve">{o VENDEDOR/CEDENTE|</w:t>
+      </w:r>
+      <w:r>
+        <w:rPr>
+          <w:sz w:val="22"/>
+          <w:szCs w:val="22"/>
+          <w:lang w:val="pt-BR"/>
+        </w:rPr>
+        <w:t xml:space="preserve">a VENDEDORA/CEDENTE</w:t>
+      </w:r>
+      <w:r>
+        <w:rPr>
+          <w:sz w:val="22"/>
+          <w:szCs w:val="22"/>
+          <w:lang w:val="pt-BR"/>
+        </w:rPr>
+        <w:t xml:space="preserve">}</w:t>
+      </w:r>
+      <w:r>
+        <w:rPr>
+          <w:sz w:val="22"/>
+          <w:szCs w:val="22"/>
+          <w:lang w:val="pt-BR"/>
+        </w:rPr>
+        <w:t xml:space="preserve"> transfere </w:t>
+      </w:r>
+      <w:r>
+        <w:rPr>
+          <w:sz w:val="22"/>
+          <w:szCs w:val="22"/>
+          <w:lang w:val="pt-BR"/>
+        </w:rPr>
+        <w:t xml:space="preserve">[ao COMPRADOR/CESSIONÁRIO|à COMPRADORA/CESSIONÁRIA]</w:t>
       </w:r>
       <w:r>
         <w:rPr>
@@ -1557,7 +2132,23 @@
           <w:szCs w:val="22"/>
           <w:lang w:val="pt-BR"/>
         </w:rPr>
-        <w:t xml:space="preserve">essórios que exerce sobre o imóvel descrito na Cláusula Primeira. A partir da imissão na posse, o(a) COMPRADOR(A)/CESSIONÁRIO(A) poderá usar, ocupar, conservar e realizar benfeitorias no imóvel, observadas as limitações legais e administrativas aplicáveis.</w:t>
+        <w:t xml:space="preserve">essórios que exerce sobre o imóvel descrito na Cláusula Primeira. A partir da imissão na posse, </w:t>
+      </w:r>
+      <w:r>
+        <w:rPr>
+          <w:sz w:val="22"/>
+          <w:szCs w:val="22"/>
+          <w:lang w:val="pt-BR"/>
+        </w:rPr>
+        <w:t xml:space="preserve">[o COMPRADOR/CESSIONÁRIO|a COMPRADORA/CESSIONÁRIA]</w:t>
+      </w:r>
+      <w:r>
+        <w:rPr>
+          <w:sz w:val="22"/>
+          <w:szCs w:val="22"/>
+          <w:lang w:val="pt-BR"/>
+        </w:rPr>
+        <w:t xml:space="preserve"> poderá usar, ocupar, conservar e realizar benfeitorias no imóvel, observadas as limitações legais e administrativas aplicáveis.</w:t>
       </w:r>
       <w:r>
         <w:rPr>
@@ -1576,7 +2167,7 @@
     </w:p>
     <w:p>
       <w:pPr>
-        <w:pStyle w:val="842"/>
+        <w:pStyle w:val="843"/>
         <w:pBdr/>
         <w:spacing w:after="183" w:line="276" w:lineRule="auto"/>
         <w:ind w:left="-5"/>
@@ -1647,7 +2238,7 @@
     </w:p>
     <w:p>
       <w:pPr>
-        <w:pStyle w:val="842"/>
+        <w:pStyle w:val="843"/>
         <w:pBdr/>
         <w:spacing w:after="183" w:line="276" w:lineRule="auto"/>
         <w:ind w:left="-5"/>
@@ -1672,7 +2263,7 @@
           <w:szCs w:val="22"/>
           <w:lang w:val="pt-BR"/>
         </w:rPr>
-        <w:t xml:space="preserve">DO(A) VENDEDOR(A)/CEDENTE</w:t>
+        <w:t xml:space="preserve">{DO VENDEDOR/CEDENTE|DA VENDEDORA/CEDENTE}</w:t>
       </w:r>
       <w:r>
         <w:rPr>
@@ -1707,7 +2298,6 @@
           <w:szCs w:val="22"/>
           <w:lang w:val="pt-BR"/>
         </w:rPr>
-        <w:t xml:space="preserve">O(A) VENDEDOR(A)/CEDENTE responsabiliza-se pela legitimidade dos direitos possessórios que declara possuir e ceder. Caso seja comprovada a existência de alienação ou cessão anterior realizada pelo(a) próprio(a) </w:t>
       </w:r>
       <w:r>
         <w:rPr>
@@ -1715,7 +2305,7 @@
           <w:szCs w:val="22"/>
           <w:lang w:val="pt-BR"/>
         </w:rPr>
-        <w:t xml:space="preserve">VENDEDOR(A)/CEDENTE sobre o</w:t>
+        <w:t xml:space="preserve">{o VENDEDOR/CEDENTE|</w:t>
       </w:r>
       <w:r>
         <w:rPr>
@@ -1723,7 +2313,111 @@
           <w:szCs w:val="22"/>
           <w:lang w:val="pt-BR"/>
         </w:rPr>
-        <w:t xml:space="preserve"> mesmo objeto e incompatível com os direitos transmitidos neste contrato, ficam preservados ao(à) COMPRADOR(A)/CESSIONÁRIO(A) os direitos de exigir a restituição das quantias pagas, perdas e danos e demais medidas cabíveis na forma da legislação aplicável.</w:t>
+        <w:t xml:space="preserve">a VENDEDORA/CEDENTE</w:t>
+      </w:r>
+      <w:r>
+        <w:rPr>
+          <w:sz w:val="22"/>
+          <w:szCs w:val="22"/>
+          <w:lang w:val="pt-BR"/>
+        </w:rPr>
+        <w:t xml:space="preserve">}</w:t>
+      </w:r>
+      <w:r>
+        <w:rPr>
+          <w:sz w:val="22"/>
+          <w:szCs w:val="22"/>
+          <w:lang w:val="pt-BR"/>
+        </w:rPr>
+        <w:t xml:space="preserve"> responsabiliza-se pela legitimidade dos direitos possessórios que declara possuir e ceder. Caso seja comprovada a existência de alienação ou cessão anterior realizada </w:t>
+      </w:r>
+      <w:r>
+        <w:rPr>
+          <w:sz w:val="22"/>
+          <w:szCs w:val="22"/>
+          <w:lang w:val="pt-BR"/>
+        </w:rPr>
+        <w:t xml:space="preserve">{pelo pr</w:t>
+      </w:r>
+      <w:r>
+        <w:rPr>
+          <w:sz w:val="22"/>
+          <w:szCs w:val="22"/>
+          <w:lang w:val="pt-BR"/>
+        </w:rPr>
+        <w:t xml:space="preserve">óprio</w:t>
+      </w:r>
+      <w:r>
+        <w:rPr>
+          <w:sz w:val="22"/>
+          <w:szCs w:val="22"/>
+          <w:lang w:val="pt-BR"/>
+        </w:rPr>
+        <w:t xml:space="preserve"> VENDEDOR/CEDENTE|pel</w:t>
+      </w:r>
+      <w:r>
+        <w:rPr>
+          <w:sz w:val="22"/>
+          <w:szCs w:val="22"/>
+          <w:lang w:val="pt-BR"/>
+        </w:rPr>
+        <w:t xml:space="preserve">a pr</w:t>
+      </w:r>
+      <w:r>
+        <w:rPr>
+          <w:sz w:val="22"/>
+          <w:szCs w:val="22"/>
+          <w:lang w:val="pt-BR"/>
+        </w:rPr>
+        <w:t xml:space="preserve">ópria</w:t>
+      </w:r>
+      <w:r>
+        <w:rPr>
+          <w:sz w:val="22"/>
+          <w:szCs w:val="22"/>
+          <w:lang w:val="pt-BR"/>
+        </w:rPr>
+        <w:t xml:space="preserve"> VENDEDORA/CEDENTE</w:t>
+      </w:r>
+      <w:r>
+        <w:rPr>
+          <w:sz w:val="22"/>
+          <w:szCs w:val="22"/>
+          <w:lang w:val="pt-BR"/>
+        </w:rPr>
+        <w:t xml:space="preserve">}</w:t>
+      </w:r>
+      <w:r>
+        <w:rPr>
+          <w:sz w:val="22"/>
+          <w:szCs w:val="22"/>
+          <w:lang w:val="pt-BR"/>
+        </w:rPr>
+        <w:t xml:space="preserve"> sobre o</w:t>
+      </w:r>
+      <w:r>
+        <w:rPr>
+          <w:sz w:val="22"/>
+          <w:szCs w:val="22"/>
+          <w:lang w:val="pt-BR"/>
+        </w:rPr>
+        <w:t xml:space="preserve"> mesmo objeto e incompatível com os direitos transmitidos neste contrato, ficam preservados </w:t>
+      </w:r>
+      <w:r>
+        <w:rPr>
+          <w:sz w:val="22"/>
+          <w:szCs w:val="22"/>
+          <w:lang w:val="pt-BR"/>
+        </w:rPr>
+        <w:t xml:space="preserve">[ao COMPRADOR/CESSIONÁRIO|à COMPRADORA/CESSIONÁRIA]</w:t>
+      </w:r>
+      <w:r>
+        <w:rPr>
+          <w:sz w:val="22"/>
+          <w:szCs w:val="22"/>
+          <w:lang w:val="pt-BR"/>
+        </w:rPr>
+        <w:t xml:space="preserve"> os direitos de exigir a restituição das quantias pagas, perdas e danos e demais medidas cabíveis na forma da legislação aplicável.</w:t>
       </w:r>
       <w:r>
         <w:rPr>
@@ -1742,7 +2436,7 @@
     </w:p>
     <w:p>
       <w:pPr>
-        <w:pStyle w:val="842"/>
+        <w:pStyle w:val="843"/>
         <w:pBdr/>
         <w:spacing w:after="183" w:line="276" w:lineRule="auto"/>
         <w:ind w:left="-5"/>
@@ -1794,7 +2488,22 @@
           <w:szCs w:val="22"/>
           <w:lang w:val="pt-BR"/>
         </w:rPr>
-        <w:t xml:space="preserve">O(A) COMPRADOR(A)/CESSIONÁRIO(A) declara</w:t>
+      </w:r>
+      <w:r>
+        <w:rPr>
+          <w:sz w:val="22"/>
+          <w:szCs w:val="22"/>
+          <w:lang w:val="pt-BR"/>
+        </w:rPr>
+        <w:t xml:space="preserve">[O COMPRADOR/CESSIONÁRIO|A COMPRADORA/CESSIONÁRIA]</w:t>
+      </w:r>
+      <w:r>
+        <w:rPr>
+          <w:sz w:val="22"/>
+          <w:szCs w:val="22"/>
+          <w:lang w:val="pt-BR"/>
+        </w:rPr>
+        <w:t xml:space="preserve"> declara</w:t>
       </w:r>
       <w:r>
         <w:rPr>
@@ -1845,7 +2554,7 @@
     </w:p>
     <w:p>
       <w:pPr>
-        <w:pStyle w:val="842"/>
+        <w:pStyle w:val="843"/>
         <w:pBdr/>
         <w:spacing w:after="183" w:line="276" w:lineRule="auto"/>
         <w:ind w:left="-5"/>
@@ -1897,7 +2606,7 @@
           <w:szCs w:val="22"/>
           <w:lang w:val="pt-BR"/>
         </w:rPr>
-        <w:t xml:space="preserve">Tributos, taxas e demais encargos incidentes sobre o imóvel e relativos a período anterior à entrega da posse serão de responsabilidade do(a) V</w:t>
+        <w:t xml:space="preserve">Tributos, taxas e demais encargos incidentes sobre o imóvel e relativos a período anterior à entrega da posse serão de responsabilidade </w:t>
       </w:r>
       <w:r>
         <w:rPr>
@@ -1905,7 +2614,31 @@
           <w:szCs w:val="22"/>
           <w:lang w:val="pt-BR"/>
         </w:rPr>
-        <w:t xml:space="preserve">ENDEDOR(A)/CEDENTE quando decorrentes de obrigação a ela imputável. Os encargos incidentes após a transferência da posse serão de responsabilidade do(a) COMPRADOR(A)/CESSIONÁRIO(A), ressalvadas as obrigações que, por lei, sejam atribuídas de forma diversa.</w:t>
+        <w:t xml:space="preserve">{do VENDEDOR/CEDENTE|da VENDEDORA/CEDENTE}</w:t>
+      </w:r>
+      <w:r>
+        <w:rPr>
+          <w:sz w:val="22"/>
+          <w:szCs w:val="22"/>
+          <w:lang w:val="pt-BR"/>
+        </w:rPr>
+        <w:t xml:space="preserve"> quando decorrentes de obrigação a ela imputável. Os encargos incidentes após a transferência da posse serão de responsabilidade </w:t>
+      </w:r>
+      <w:r>
+        <w:rPr>
+          <w:sz w:val="22"/>
+          <w:szCs w:val="22"/>
+          <w:lang w:val="pt-BR"/>
+        </w:rPr>
+        <w:t xml:space="preserve">[do COMPRADOR/CESSIONÁRIO|da COMPRADORA/CESSIONÁRIA]</w:t>
+      </w:r>
+      <w:r>
+        <w:rPr>
+          <w:sz w:val="22"/>
+          <w:szCs w:val="22"/>
+          <w:lang w:val="pt-BR"/>
+        </w:rPr>
+        <w:t xml:space="preserve">, ressalvadas as obrigações que, por lei, sejam atribuídas de forma diversa.</w:t>
       </w:r>
       <w:r>
         <w:rPr>
@@ -1924,7 +2657,7 @@
     </w:p>
     <w:p>
       <w:pPr>
-        <w:pStyle w:val="842"/>
+        <w:pStyle w:val="843"/>
         <w:pBdr/>
         <w:spacing w:after="183" w:line="276" w:lineRule="auto"/>
         <w:ind w:left="-5"/>
@@ -2003,7 +2736,7 @@
     </w:p>
     <w:p>
       <w:pPr>
-        <w:pStyle w:val="842"/>
+        <w:pStyle w:val="843"/>
         <w:pBdr/>
         <w:spacing w:after="183" w:line="276" w:lineRule="auto"/>
         <w:ind w:left="-5"/>
@@ -2098,7 +2831,7 @@
     </w:p>
     <w:p>
       <w:pPr>
-        <w:pStyle w:val="842"/>
+        <w:pStyle w:val="843"/>
         <w:pBdr/>
         <w:spacing w:after="183" w:line="276" w:lineRule="auto"/>
         <w:ind w:left="-5"/>
@@ -2150,7 +2883,15 @@
           <w:szCs w:val="22"/>
           <w:lang w:val="pt-BR"/>
         </w:rPr>
-        <w:t xml:space="preserve">Após a efetiva transferência da posse, as construções, cercas, instalações, melhorias e demais benfeitorias realizadas pelo(a) COMPRADOR(A)/CESSIONÁRIO(A)</w:t>
+        <w:t xml:space="preserve">Após a efetiva transferência da posse, as construções, cercas, instalações, melhorias e demais benfeitorias realizadas </w:t>
+      </w:r>
+      <w:r>
+        <w:rPr>
+          <w:sz w:val="22"/>
+          <w:szCs w:val="22"/>
+          <w:lang w:val="pt-BR"/>
+        </w:rPr>
+        <w:t xml:space="preserve">[pelo COMPRADOR/CESSIONÁRIO|pela COMPRADORA/CESSIONÁRIA]</w:t>
       </w:r>
       <w:r>
         <w:rPr>
@@ -2279,7 +3020,7 @@
     </w:p>
     <w:p>
       <w:pPr>
-        <w:pStyle w:val="842"/>
+        <w:pStyle w:val="843"/>
         <w:pBdr/>
         <w:spacing w:after="183" w:line="276" w:lineRule="auto"/>
         <w:ind w:left="-5"/>
@@ -2604,7 +3345,16 @@
           <w:szCs w:val="18"/>
           <w:lang w:val="pt-BR"/>
         </w:rPr>
-        <w:t xml:space="preserve">VENDEDOR(A)/CEDENTE</w:t>
+      </w:r>
+      <w:r>
+        <w:rPr>
+          <w:b/>
+          <w:bCs/>
+          <w:sz w:val="18"/>
+          <w:szCs w:val="18"/>
+          <w:lang w:val="pt-BR"/>
+        </w:rPr>
+        <w:t xml:space="preserve">{VENDEDOR/CEDENTE|VENDEDORA/CEDENTE}</w:t>
       </w:r>
       <w:r>
         <w:rPr>
@@ -2634,7 +3384,7 @@
           <w:szCs w:val="18"/>
           <w:lang w:val="pt-BR"/>
         </w:rPr>
-        <w:tab/>
+        <w:t xml:space="preserve">CÔNJUGE </w:t>
       </w:r>
       <w:r>
         <w:rPr>
@@ -2644,18 +3394,7 @@
           <w:szCs w:val="18"/>
           <w:lang w:val="pt-BR"/>
         </w:rPr>
-        <w:tab/>
-        <w:t xml:space="preserve">CÔNJUGE DO(A) VENDEDOR(A)/</w:t>
-      </w:r>
-      <w:r>
-        <w:rPr>
-          <w:b/>
-          <w:bCs/>
-          <w:sz w:val="18"/>
-          <w:szCs w:val="18"/>
-          <w:lang w:val="pt-BR"/>
-        </w:rPr>
-        <w:t xml:space="preserve">CEDENTE</w:t>
+        <w:t xml:space="preserve">{do VENDEDOR/CEDENTE|da VENDEDORA/CEDENTE}</w:t>
       </w:r>
       <w:r>
         <w:rPr>
@@ -2976,7 +3715,16 @@
           <w:szCs w:val="18"/>
           <w:lang w:val="pt-BR"/>
         </w:rPr>
-        <w:t xml:space="preserve">COMPRADOR(A)/CESSIONÁRIO(A)</w:t>
+      </w:r>
+      <w:r>
+        <w:rPr>
+          <w:b/>
+          <w:bCs/>
+          <w:sz w:val="18"/>
+          <w:szCs w:val="18"/>
+          <w:lang w:val="pt-BR"/>
+        </w:rPr>
+        <w:t xml:space="preserve"> [COMPRADOR/CESSIONÁRIO|COMPRADORA/CESSIONÁRIA]</w:t>
       </w:r>
       <w:r>
         <w:rPr>
@@ -3518,859 +4266,8 @@
         <w:rPr>
           <w:sz w:val="22"/>
           <w:szCs w:val="22"/>
+          <w:highlight w:val="none"/>
           <w:lang w:val="pt-BR"/>
-        </w:rPr>
-      </w:r>
-      <w:r>
-        <w:rPr>
-          <w:sz w:val="22"/>
-          <w:szCs w:val="22"/>
-          <w:lang w:val="pt-BR"/>
-        </w:rPr>
-      </w:r>
-    </w:p>
-    <w:p>
-      <w:pPr>
-        <w:pBdr/>
-        <w:spacing w:line="276" w:lineRule="auto"/>
-        <w:ind w:firstLine="0" w:left="0"/>
-        <w:jc w:val="left"/>
-        <w:rPr>
-          <w:sz w:val="22"/>
-          <w:szCs w:val="22"/>
-          <w:lang w:val="pt-BR"/>
-        </w:rPr>
-      </w:pPr>
-      <w:r>
-        <w:rPr>
-          <w:sz w:val="22"/>
-          <w:szCs w:val="22"/>
-          <w:lang w:val="pt-BR"/>
-        </w:rPr>
-      </w:r>
-      <w:r>
-        <w:rPr>
-          <w:sz w:val="22"/>
-          <w:szCs w:val="22"/>
-          <w:lang w:val="pt-BR"/>
-        </w:rPr>
-      </w:r>
-      <w:r>
-        <w:rPr>
-          <w:sz w:val="22"/>
-          <w:szCs w:val="22"/>
-          <w:lang w:val="pt-BR"/>
-        </w:rPr>
-      </w:r>
-    </w:p>
-    <w:p>
-      <w:pPr>
-        <w:pBdr/>
-        <w:spacing w:line="276" w:lineRule="auto"/>
-        <w:ind w:firstLine="0" w:left="0"/>
-        <w:jc w:val="left"/>
-        <w:rPr>
-          <w:sz w:val="22"/>
-          <w:szCs w:val="22"/>
-          <w:lang w:val="pt-BR"/>
-        </w:rPr>
-      </w:pPr>
-      <w:r>
-        <w:rPr>
-          <w:sz w:val="22"/>
-          <w:szCs w:val="22"/>
-          <w:lang w:val="pt-BR"/>
-        </w:rPr>
-      </w:r>
-      <w:r>
-        <w:rPr>
-          <w:sz w:val="22"/>
-          <w:szCs w:val="22"/>
-          <w:lang w:val="pt-BR"/>
-        </w:rPr>
-      </w:r>
-      <w:r>
-        <w:rPr>
-          <w:sz w:val="22"/>
-          <w:szCs w:val="22"/>
-          <w:lang w:val="pt-BR"/>
-        </w:rPr>
-      </w:r>
-    </w:p>
-    <w:p>
-      <w:pPr>
-        <w:pBdr/>
-        <w:spacing w:line="276" w:lineRule="auto"/>
-        <w:ind w:firstLine="0" w:left="0"/>
-        <w:jc w:val="left"/>
-        <w:rPr>
-          <w:sz w:val="22"/>
-          <w:szCs w:val="22"/>
-          <w:lang w:val="pt-BR"/>
-        </w:rPr>
-      </w:pPr>
-      <w:r>
-        <w:rPr>
-          <w:sz w:val="22"/>
-          <w:szCs w:val="22"/>
-          <w:lang w:val="pt-BR"/>
-        </w:rPr>
-      </w:r>
-      <w:r>
-        <w:rPr>
-          <w:sz w:val="22"/>
-          <w:szCs w:val="22"/>
-          <w:lang w:val="pt-BR"/>
-        </w:rPr>
-      </w:r>
-      <w:r>
-        <w:rPr>
-          <w:sz w:val="22"/>
-          <w:szCs w:val="22"/>
-          <w:lang w:val="pt-BR"/>
-        </w:rPr>
-      </w:r>
-    </w:p>
-    <w:p>
-      <w:pPr>
-        <w:pBdr/>
-        <w:spacing w:line="276" w:lineRule="auto"/>
-        <w:ind w:firstLine="0" w:left="0"/>
-        <w:jc w:val="left"/>
-        <w:rPr>
-          <w:sz w:val="22"/>
-          <w:szCs w:val="22"/>
-          <w:lang w:val="pt-BR"/>
-        </w:rPr>
-      </w:pPr>
-      <w:r>
-        <w:rPr>
-          <w:sz w:val="22"/>
-          <w:szCs w:val="22"/>
-          <w:lang w:val="pt-BR"/>
-        </w:rPr>
-      </w:r>
-      <w:r>
-        <w:rPr>
-          <w:sz w:val="22"/>
-          <w:szCs w:val="22"/>
-          <w:lang w:val="pt-BR"/>
-        </w:rPr>
-      </w:r>
-      <w:r>
-        <w:rPr>
-          <w:sz w:val="22"/>
-          <w:szCs w:val="22"/>
-          <w:lang w:val="pt-BR"/>
-        </w:rPr>
-      </w:r>
-    </w:p>
-    <w:p>
-      <w:pPr>
-        <w:pBdr/>
-        <w:spacing w:line="276" w:lineRule="auto"/>
-        <w:ind w:firstLine="0" w:left="0"/>
-        <w:jc w:val="left"/>
-        <w:rPr>
-          <w:sz w:val="22"/>
-          <w:szCs w:val="22"/>
-          <w:lang w:val="pt-BR"/>
-        </w:rPr>
-      </w:pPr>
-      <w:r>
-        <w:rPr>
-          <w:sz w:val="22"/>
-          <w:szCs w:val="22"/>
-          <w:lang w:val="pt-BR"/>
-        </w:rPr>
-      </w:r>
-      <w:r>
-        <w:rPr>
-          <w:sz w:val="22"/>
-          <w:szCs w:val="22"/>
-          <w:lang w:val="pt-BR"/>
-        </w:rPr>
-      </w:r>
-      <w:r>
-        <w:rPr>
-          <w:sz w:val="22"/>
-          <w:szCs w:val="22"/>
-          <w:lang w:val="pt-BR"/>
-        </w:rPr>
-      </w:r>
-    </w:p>
-    <w:p>
-      <w:pPr>
-        <w:pBdr/>
-        <w:spacing w:line="276" w:lineRule="auto"/>
-        <w:ind w:firstLine="0" w:left="0"/>
-        <w:jc w:val="left"/>
-        <w:rPr>
-          <w:sz w:val="22"/>
-          <w:szCs w:val="22"/>
-          <w:lang w:val="pt-BR"/>
-        </w:rPr>
-      </w:pPr>
-      <w:r>
-        <w:rPr>
-          <w:sz w:val="22"/>
-          <w:szCs w:val="22"/>
-          <w:lang w:val="pt-BR"/>
-        </w:rPr>
-      </w:r>
-      <w:r>
-        <w:rPr>
-          <w:sz w:val="22"/>
-          <w:szCs w:val="22"/>
-          <w:lang w:val="pt-BR"/>
-        </w:rPr>
-      </w:r>
-      <w:r>
-        <w:rPr>
-          <w:sz w:val="22"/>
-          <w:szCs w:val="22"/>
-          <w:lang w:val="pt-BR"/>
-        </w:rPr>
-      </w:r>
-    </w:p>
-    <w:p>
-      <w:pPr>
-        <w:pBdr/>
-        <w:spacing w:line="276" w:lineRule="auto"/>
-        <w:ind w:firstLine="0" w:left="0"/>
-        <w:jc w:val="left"/>
-        <w:rPr>
-          <w:sz w:val="22"/>
-          <w:szCs w:val="22"/>
-          <w:lang w:val="pt-BR"/>
-        </w:rPr>
-      </w:pPr>
-      <w:r>
-        <w:rPr>
-          <w:sz w:val="22"/>
-          <w:szCs w:val="22"/>
-          <w:lang w:val="pt-BR"/>
-        </w:rPr>
-      </w:r>
-      <w:r>
-        <w:rPr>
-          <w:sz w:val="22"/>
-          <w:szCs w:val="22"/>
-          <w:lang w:val="pt-BR"/>
-        </w:rPr>
-      </w:r>
-      <w:r>
-        <w:rPr>
-          <w:sz w:val="22"/>
-          <w:szCs w:val="22"/>
-          <w:lang w:val="pt-BR"/>
-        </w:rPr>
-      </w:r>
-    </w:p>
-    <w:p>
-      <w:pPr>
-        <w:pBdr/>
-        <w:spacing w:line="276" w:lineRule="auto"/>
-        <w:ind w:firstLine="0" w:left="0"/>
-        <w:jc w:val="left"/>
-        <w:rPr>
-          <w:sz w:val="22"/>
-          <w:szCs w:val="22"/>
-          <w:lang w:val="pt-BR"/>
-        </w:rPr>
-      </w:pPr>
-      <w:r>
-        <w:rPr>
-          <w:sz w:val="22"/>
-          <w:szCs w:val="22"/>
-          <w:lang w:val="pt-BR"/>
-        </w:rPr>
-      </w:r>
-      <w:r>
-        <w:rPr>
-          <w:sz w:val="22"/>
-          <w:szCs w:val="22"/>
-          <w:lang w:val="pt-BR"/>
-        </w:rPr>
-      </w:r>
-      <w:r>
-        <w:rPr>
-          <w:sz w:val="22"/>
-          <w:szCs w:val="22"/>
-          <w:lang w:val="pt-BR"/>
-        </w:rPr>
-      </w:r>
-    </w:p>
-    <w:p>
-      <w:pPr>
-        <w:pBdr/>
-        <w:spacing w:line="276" w:lineRule="auto"/>
-        <w:ind w:firstLine="0" w:left="0"/>
-        <w:jc w:val="left"/>
-        <w:rPr>
-          <w:sz w:val="22"/>
-          <w:szCs w:val="22"/>
-          <w:lang w:val="pt-BR"/>
-        </w:rPr>
-      </w:pPr>
-      <w:r>
-        <w:rPr>
-          <w:sz w:val="22"/>
-          <w:szCs w:val="22"/>
-          <w:lang w:val="pt-BR"/>
-        </w:rPr>
-      </w:r>
-      <w:r>
-        <w:rPr>
-          <w:sz w:val="22"/>
-          <w:szCs w:val="22"/>
-          <w:lang w:val="pt-BR"/>
-        </w:rPr>
-      </w:r>
-      <w:r>
-        <w:rPr>
-          <w:sz w:val="22"/>
-          <w:szCs w:val="22"/>
-          <w:lang w:val="pt-BR"/>
-        </w:rPr>
-      </w:r>
-    </w:p>
-    <w:p>
-      <w:pPr>
-        <w:pBdr/>
-        <w:spacing w:line="276" w:lineRule="auto"/>
-        <w:ind w:firstLine="0" w:left="0"/>
-        <w:jc w:val="left"/>
-        <w:rPr>
-          <w:sz w:val="22"/>
-          <w:szCs w:val="22"/>
-          <w:lang w:val="pt-BR"/>
-        </w:rPr>
-      </w:pPr>
-      <w:r>
-        <w:rPr>
-          <w:sz w:val="22"/>
-          <w:szCs w:val="22"/>
-          <w:lang w:val="pt-BR"/>
-        </w:rPr>
-      </w:r>
-      <w:r>
-        <w:rPr>
-          <w:sz w:val="22"/>
-          <w:szCs w:val="22"/>
-          <w:lang w:val="pt-BR"/>
-        </w:rPr>
-      </w:r>
-      <w:r>
-        <w:rPr>
-          <w:sz w:val="22"/>
-          <w:szCs w:val="22"/>
-          <w:lang w:val="pt-BR"/>
-        </w:rPr>
-      </w:r>
-    </w:p>
-    <w:p>
-      <w:pPr>
-        <w:pBdr/>
-        <w:spacing w:line="276" w:lineRule="auto"/>
-        <w:ind w:firstLine="0" w:left="0"/>
-        <w:jc w:val="left"/>
-        <w:rPr>
-          <w:sz w:val="22"/>
-          <w:szCs w:val="22"/>
-          <w:lang w:val="pt-BR"/>
-        </w:rPr>
-      </w:pPr>
-      <w:r>
-        <w:rPr>
-          <w:sz w:val="22"/>
-          <w:szCs w:val="22"/>
-          <w:lang w:val="pt-BR"/>
-        </w:rPr>
-      </w:r>
-      <w:r>
-        <w:rPr>
-          <w:sz w:val="22"/>
-          <w:szCs w:val="22"/>
-          <w:lang w:val="pt-BR"/>
-        </w:rPr>
-      </w:r>
-      <w:r>
-        <w:rPr>
-          <w:sz w:val="22"/>
-          <w:szCs w:val="22"/>
-          <w:lang w:val="pt-BR"/>
-        </w:rPr>
-      </w:r>
-    </w:p>
-    <w:p>
-      <w:pPr>
-        <w:pBdr/>
-        <w:spacing w:line="276" w:lineRule="auto"/>
-        <w:ind w:firstLine="0" w:left="0"/>
-        <w:jc w:val="left"/>
-        <w:rPr>
-          <w:sz w:val="22"/>
-          <w:szCs w:val="22"/>
-          <w:lang w:val="pt-BR"/>
-        </w:rPr>
-      </w:pPr>
-      <w:r>
-        <w:rPr>
-          <w:sz w:val="22"/>
-          <w:szCs w:val="22"/>
-          <w:lang w:val="pt-BR"/>
-        </w:rPr>
-      </w:r>
-      <w:r>
-        <w:rPr>
-          <w:sz w:val="22"/>
-          <w:szCs w:val="22"/>
-          <w:lang w:val="pt-BR"/>
-        </w:rPr>
-      </w:r>
-      <w:r>
-        <w:rPr>
-          <w:sz w:val="22"/>
-          <w:szCs w:val="22"/>
-          <w:lang w:val="pt-BR"/>
-        </w:rPr>
-      </w:r>
-    </w:p>
-    <w:p>
-      <w:pPr>
-        <w:pBdr/>
-        <w:spacing w:line="276" w:lineRule="auto"/>
-        <w:ind w:firstLine="0" w:left="0"/>
-        <w:jc w:val="left"/>
-        <w:rPr>
-          <w:sz w:val="22"/>
-          <w:szCs w:val="22"/>
-          <w:lang w:val="pt-BR"/>
-        </w:rPr>
-      </w:pPr>
-      <w:r>
-        <w:rPr>
-          <w:sz w:val="22"/>
-          <w:szCs w:val="22"/>
-          <w:lang w:val="pt-BR"/>
-        </w:rPr>
-      </w:r>
-      <w:r>
-        <w:rPr>
-          <w:sz w:val="22"/>
-          <w:szCs w:val="22"/>
-          <w:lang w:val="pt-BR"/>
-        </w:rPr>
-      </w:r>
-      <w:r>
-        <w:rPr>
-          <w:sz w:val="22"/>
-          <w:szCs w:val="22"/>
-          <w:lang w:val="pt-BR"/>
-        </w:rPr>
-      </w:r>
-    </w:p>
-    <w:p>
-      <w:pPr>
-        <w:pBdr/>
-        <w:spacing w:line="276" w:lineRule="auto"/>
-        <w:ind w:firstLine="0" w:left="0"/>
-        <w:jc w:val="left"/>
-        <w:rPr>
-          <w:sz w:val="22"/>
-          <w:szCs w:val="22"/>
-          <w:lang w:val="pt-BR"/>
-        </w:rPr>
-      </w:pPr>
-      <w:r>
-        <w:rPr>
-          <w:sz w:val="22"/>
-          <w:szCs w:val="22"/>
-          <w:lang w:val="pt-BR"/>
-        </w:rPr>
-      </w:r>
-      <w:r>
-        <w:rPr>
-          <w:sz w:val="22"/>
-          <w:szCs w:val="22"/>
-          <w:lang w:val="pt-BR"/>
-        </w:rPr>
-      </w:r>
-      <w:r>
-        <w:rPr>
-          <w:sz w:val="22"/>
-          <w:szCs w:val="22"/>
-          <w:lang w:val="pt-BR"/>
-        </w:rPr>
-      </w:r>
-    </w:p>
-    <w:p>
-      <w:pPr>
-        <w:pBdr/>
-        <w:spacing w:line="276" w:lineRule="auto"/>
-        <w:ind w:firstLine="0" w:left="0"/>
-        <w:jc w:val="left"/>
-        <w:rPr>
-          <w:sz w:val="22"/>
-          <w:szCs w:val="22"/>
-          <w:lang w:val="pt-BR"/>
-        </w:rPr>
-      </w:pPr>
-      <w:r>
-        <w:rPr>
-          <w:sz w:val="22"/>
-          <w:szCs w:val="22"/>
-          <w:lang w:val="pt-BR"/>
-        </w:rPr>
-      </w:r>
-      <w:r>
-        <w:rPr>
-          <w:sz w:val="22"/>
-          <w:szCs w:val="22"/>
-          <w:lang w:val="pt-BR"/>
-        </w:rPr>
-      </w:r>
-      <w:r>
-        <w:rPr>
-          <w:sz w:val="22"/>
-          <w:szCs w:val="22"/>
-          <w:lang w:val="pt-BR"/>
-        </w:rPr>
-      </w:r>
-    </w:p>
-    <w:p>
-      <w:pPr>
-        <w:pBdr/>
-        <w:spacing w:line="276" w:lineRule="auto"/>
-        <w:ind w:firstLine="0" w:left="0"/>
-        <w:jc w:val="left"/>
-        <w:rPr>
-          <w:sz w:val="22"/>
-          <w:szCs w:val="22"/>
-          <w:lang w:val="pt-BR"/>
-        </w:rPr>
-      </w:pPr>
-      <w:r>
-        <w:rPr>
-          <w:sz w:val="22"/>
-          <w:szCs w:val="22"/>
-          <w:lang w:val="pt-BR"/>
-        </w:rPr>
-      </w:r>
-      <w:r>
-        <w:rPr>
-          <w:sz w:val="22"/>
-          <w:szCs w:val="22"/>
-          <w:lang w:val="pt-BR"/>
-        </w:rPr>
-      </w:r>
-      <w:r>
-        <w:rPr>
-          <w:sz w:val="22"/>
-          <w:szCs w:val="22"/>
-          <w:lang w:val="pt-BR"/>
-        </w:rPr>
-      </w:r>
-    </w:p>
-    <w:p>
-      <w:pPr>
-        <w:pBdr/>
-        <w:spacing w:line="276" w:lineRule="auto"/>
-        <w:ind w:firstLine="0" w:left="0"/>
-        <w:jc w:val="left"/>
-        <w:rPr>
-          <w:sz w:val="22"/>
-          <w:szCs w:val="22"/>
-          <w:lang w:val="pt-BR"/>
-        </w:rPr>
-      </w:pPr>
-      <w:r>
-        <w:rPr>
-          <w:sz w:val="22"/>
-          <w:szCs w:val="22"/>
-          <w:lang w:val="pt-BR"/>
-        </w:rPr>
-      </w:r>
-      <w:r>
-        <w:rPr>
-          <w:sz w:val="22"/>
-          <w:szCs w:val="22"/>
-          <w:lang w:val="pt-BR"/>
-        </w:rPr>
-      </w:r>
-      <w:r>
-        <w:rPr>
-          <w:sz w:val="22"/>
-          <w:szCs w:val="22"/>
-          <w:lang w:val="pt-BR"/>
-        </w:rPr>
-      </w:r>
-    </w:p>
-    <w:p>
-      <w:pPr>
-        <w:pBdr/>
-        <w:spacing w:line="276" w:lineRule="auto"/>
-        <w:ind w:firstLine="0" w:left="0"/>
-        <w:jc w:val="left"/>
-        <w:rPr>
-          <w:sz w:val="22"/>
-          <w:szCs w:val="22"/>
-          <w:lang w:val="pt-BR"/>
-        </w:rPr>
-      </w:pPr>
-      <w:r>
-        <w:rPr>
-          <w:sz w:val="22"/>
-          <w:szCs w:val="22"/>
-          <w:lang w:val="pt-BR"/>
-        </w:rPr>
-      </w:r>
-      <w:r>
-        <w:rPr>
-          <w:sz w:val="22"/>
-          <w:szCs w:val="22"/>
-          <w:lang w:val="pt-BR"/>
-        </w:rPr>
-      </w:r>
-      <w:r>
-        <w:rPr>
-          <w:sz w:val="22"/>
-          <w:szCs w:val="22"/>
-          <w:lang w:val="pt-BR"/>
-        </w:rPr>
-      </w:r>
-    </w:p>
-    <w:p>
-      <w:pPr>
-        <w:pBdr/>
-        <w:spacing w:line="276" w:lineRule="auto"/>
-        <w:ind w:firstLine="0" w:left="0"/>
-        <w:jc w:val="left"/>
-        <w:rPr>
-          <w:sz w:val="22"/>
-          <w:szCs w:val="22"/>
-          <w:lang w:val="pt-BR"/>
-        </w:rPr>
-      </w:pPr>
-      <w:r>
-        <w:rPr>
-          <w:sz w:val="22"/>
-          <w:szCs w:val="22"/>
-          <w:lang w:val="pt-BR"/>
-        </w:rPr>
-      </w:r>
-      <w:r>
-        <w:rPr>
-          <w:sz w:val="22"/>
-          <w:szCs w:val="22"/>
-          <w:lang w:val="pt-BR"/>
-        </w:rPr>
-      </w:r>
-      <w:r>
-        <w:rPr>
-          <w:sz w:val="22"/>
-          <w:szCs w:val="22"/>
-          <w:lang w:val="pt-BR"/>
-        </w:rPr>
-      </w:r>
-    </w:p>
-    <w:p>
-      <w:pPr>
-        <w:pBdr/>
-        <w:spacing w:line="276" w:lineRule="auto"/>
-        <w:ind w:firstLine="0" w:left="0"/>
-        <w:jc w:val="left"/>
-        <w:rPr>
-          <w:sz w:val="22"/>
-          <w:szCs w:val="22"/>
-          <w:lang w:val="pt-BR"/>
-        </w:rPr>
-      </w:pPr>
-      <w:r>
-        <w:rPr>
-          <w:sz w:val="22"/>
-          <w:szCs w:val="22"/>
-          <w:lang w:val="pt-BR"/>
-        </w:rPr>
-      </w:r>
-      <w:r>
-        <w:rPr>
-          <w:sz w:val="22"/>
-          <w:szCs w:val="22"/>
-          <w:lang w:val="pt-BR"/>
-        </w:rPr>
-      </w:r>
-      <w:r>
-        <w:rPr>
-          <w:sz w:val="22"/>
-          <w:szCs w:val="22"/>
-          <w:lang w:val="pt-BR"/>
-        </w:rPr>
-      </w:r>
-    </w:p>
-    <w:p>
-      <w:pPr>
-        <w:pBdr/>
-        <w:spacing w:line="276" w:lineRule="auto"/>
-        <w:ind w:firstLine="0" w:left="0"/>
-        <w:jc w:val="left"/>
-        <w:rPr>
-          <w:sz w:val="22"/>
-          <w:szCs w:val="22"/>
-          <w:lang w:val="pt-BR"/>
-        </w:rPr>
-      </w:pPr>
-      <w:r>
-        <w:rPr>
-          <w:sz w:val="22"/>
-          <w:szCs w:val="22"/>
-          <w:lang w:val="pt-BR"/>
-        </w:rPr>
-      </w:r>
-      <w:r>
-        <w:rPr>
-          <w:sz w:val="22"/>
-          <w:szCs w:val="22"/>
-          <w:lang w:val="pt-BR"/>
-        </w:rPr>
-      </w:r>
-      <w:r>
-        <w:rPr>
-          <w:sz w:val="22"/>
-          <w:szCs w:val="22"/>
-          <w:lang w:val="pt-BR"/>
-        </w:rPr>
-      </w:r>
-    </w:p>
-    <w:p>
-      <w:pPr>
-        <w:pBdr/>
-        <w:spacing w:line="276" w:lineRule="auto"/>
-        <w:ind w:firstLine="0" w:left="0"/>
-        <w:jc w:val="left"/>
-        <w:rPr>
-          <w:sz w:val="22"/>
-          <w:szCs w:val="22"/>
-          <w:lang w:val="pt-BR"/>
-        </w:rPr>
-      </w:pPr>
-      <w:r>
-        <w:rPr>
-          <w:sz w:val="22"/>
-          <w:szCs w:val="22"/>
-          <w:lang w:val="pt-BR"/>
-        </w:rPr>
-      </w:r>
-      <w:r>
-        <w:rPr>
-          <w:sz w:val="22"/>
-          <w:szCs w:val="22"/>
-          <w:lang w:val="pt-BR"/>
-        </w:rPr>
-      </w:r>
-      <w:r>
-        <w:rPr>
-          <w:sz w:val="22"/>
-          <w:szCs w:val="22"/>
-          <w:lang w:val="pt-BR"/>
-        </w:rPr>
-      </w:r>
-    </w:p>
-    <w:p>
-      <w:pPr>
-        <w:pBdr/>
-        <w:spacing w:line="276" w:lineRule="auto"/>
-        <w:ind w:firstLine="0" w:left="0"/>
-        <w:jc w:val="left"/>
-        <w:rPr>
-          <w:sz w:val="22"/>
-          <w:szCs w:val="22"/>
-          <w:lang w:val="pt-BR"/>
-        </w:rPr>
-      </w:pPr>
-      <w:r>
-        <w:rPr>
-          <w:sz w:val="22"/>
-          <w:szCs w:val="22"/>
-          <w:lang w:val="pt-BR"/>
-        </w:rPr>
-      </w:r>
-      <w:r>
-        <w:rPr>
-          <w:sz w:val="22"/>
-          <w:szCs w:val="22"/>
-          <w:lang w:val="pt-BR"/>
-        </w:rPr>
-      </w:r>
-      <w:r>
-        <w:rPr>
-          <w:sz w:val="22"/>
-          <w:szCs w:val="22"/>
-          <w:lang w:val="pt-BR"/>
-        </w:rPr>
-      </w:r>
-    </w:p>
-    <w:p>
-      <w:pPr>
-        <w:pBdr/>
-        <w:spacing w:line="276" w:lineRule="auto"/>
-        <w:ind w:firstLine="0" w:left="0"/>
-        <w:jc w:val="left"/>
-        <w:rPr>
-          <w:sz w:val="22"/>
-          <w:szCs w:val="22"/>
-          <w:lang w:val="pt-BR"/>
-        </w:rPr>
-      </w:pPr>
-      <w:r>
-        <w:rPr>
-          <w:sz w:val="22"/>
-          <w:szCs w:val="22"/>
-          <w:lang w:val="pt-BR"/>
-        </w:rPr>
-      </w:r>
-      <w:r>
-        <w:rPr>
-          <w:sz w:val="22"/>
-          <w:szCs w:val="22"/>
-          <w:lang w:val="pt-BR"/>
-        </w:rPr>
-      </w:r>
-      <w:r>
-        <w:rPr>
-          <w:sz w:val="22"/>
-          <w:szCs w:val="22"/>
-          <w:lang w:val="pt-BR"/>
-        </w:rPr>
-      </w:r>
-    </w:p>
-    <w:p>
-      <w:pPr>
-        <w:pBdr/>
-        <w:spacing w:line="276" w:lineRule="auto"/>
-        <w:ind w:firstLine="0" w:left="0"/>
-        <w:jc w:val="left"/>
-        <w:rPr>
-          <w:sz w:val="22"/>
-          <w:szCs w:val="22"/>
-          <w:lang w:val="pt-BR"/>
-        </w:rPr>
-      </w:pPr>
-      <w:r>
-        <w:rPr>
-          <w:sz w:val="22"/>
-          <w:szCs w:val="22"/>
-          <w:highlight w:val="none"/>
-          <w:lang w:val="pt-BR" w:bidi="pt-BR"/>
-        </w:rPr>
-      </w:r>
-      <w:r>
-        <w:rPr>
-          <w:sz w:val="22"/>
-          <w:szCs w:val="22"/>
-          <w:highlight w:val="none"/>
-          <w:lang w:val="pt-BR" w:bidi="pt-BR"/>
         </w:rPr>
       </w:r>
       <w:r>
@@ -4434,7 +4331,7 @@
 <w:ftr xmlns:wpc="http://schemas.microsoft.com/office/word/2010/wordprocessingCanvas" xmlns:mc="http://schemas.openxmlformats.org/markup-compatibility/2006" xmlns:o="urn:schemas-microsoft-com:office:office" xmlns:r="http://schemas.openxmlformats.org/officeDocument/2006/relationships" xmlns:m="http://schemas.openxmlformats.org/officeDocument/2006/math" xmlns:v="urn:schemas-microsoft-com:vml" xmlns:wp14="http://schemas.microsoft.com/office/word/2010/wordprocessingDrawing" xmlns:wp="http://schemas.openxmlformats.org/drawingml/2006/wordprocessingDrawing" xmlns:w10="urn:schemas-microsoft-com:office:word" xmlns:w="http://schemas.openxmlformats.org/wordprocessingml/2006/main" xmlns:w14="http://schemas.microsoft.com/office/word/2010/wordml" xmlns:w15="http://schemas.microsoft.com/office/word/2012/wordml" xmlns:wpg="http://schemas.microsoft.com/office/word/2010/wordprocessingGroup" xmlns:wpi="http://schemas.microsoft.com/office/word/2010/wordprocessingInk" xmlns:wne="http://schemas.microsoft.com/office/word/2006/wordml" xmlns:a="http://schemas.openxmlformats.org/drawingml/2006/main" xmlns:wps="http://schemas.microsoft.com/office/word/2010/wordprocessingShape" mc:Ignorable="w14 w15 wp14">
   <w:p>
     <w:pPr>
-      <w:pStyle w:val="1007"/>
+      <w:pStyle w:val="1008"/>
       <w:pBdr/>
       <w:spacing/>
       <w:ind/>
@@ -4490,7 +4387,7 @@
   </w:p>
   <w:p>
     <w:pPr>
-      <w:pStyle w:val="1007"/>
+      <w:pStyle w:val="1008"/>
       <w:pBdr/>
       <w:spacing/>
       <w:ind/>
@@ -4778,9 +4675,9 @@
     <w:lsdException w:name="Bibliography" w:uiPriority="37"/>
     <w:lsdException w:name="TOC Heading" w:uiPriority="39" w:qFormat="1"/>
   </w:latentStyles>
-  <w:style w:type="table" w:styleId="758">
+  <w:style w:type="table" w:styleId="759">
     <w:name w:val="Table Grid Light"/>
-    <w:basedOn w:val="852"/>
+    <w:basedOn w:val="853"/>
     <w:uiPriority w:val="59"/>
     <w:pPr>
       <w:pBdr/>
@@ -4977,9 +4874,9 @@
       </w:tcPr>
     </w:tblStylePr>
   </w:style>
-  <w:style w:type="table" w:styleId="759">
+  <w:style w:type="table" w:styleId="760">
     <w:name w:val="Grid Table 1 Light - Accent 1"/>
-    <w:basedOn w:val="852"/>
+    <w:basedOn w:val="853"/>
     <w:uiPriority w:val="99"/>
     <w:pPr>
       <w:pBdr/>
@@ -5200,9 +5097,9 @@
       </w:tcPr>
     </w:tblStylePr>
   </w:style>
-  <w:style w:type="table" w:styleId="760">
+  <w:style w:type="table" w:styleId="761">
     <w:name w:val="Grid Table 1 Light - Accent 2"/>
-    <w:basedOn w:val="852"/>
+    <w:basedOn w:val="853"/>
     <w:uiPriority w:val="99"/>
     <w:pPr>
       <w:pBdr/>
@@ -5423,9 +5320,9 @@
       </w:tcPr>
     </w:tblStylePr>
   </w:style>
-  <w:style w:type="table" w:styleId="761">
+  <w:style w:type="table" w:styleId="762">
     <w:name w:val="Grid Table 1 Light - Accent 3"/>
-    <w:basedOn w:val="852"/>
+    <w:basedOn w:val="853"/>
     <w:uiPriority w:val="99"/>
     <w:pPr>
       <w:pBdr/>
@@ -5646,9 +5543,9 @@
       </w:tcPr>
     </w:tblStylePr>
   </w:style>
-  <w:style w:type="table" w:styleId="762">
+  <w:style w:type="table" w:styleId="763">
     <w:name w:val="Grid Table 1 Light - Accent 4"/>
-    <w:basedOn w:val="852"/>
+    <w:basedOn w:val="853"/>
     <w:uiPriority w:val="99"/>
     <w:pPr>
       <w:pBdr/>
@@ -5869,9 +5766,9 @@
       </w:tcPr>
     </w:tblStylePr>
   </w:style>
-  <w:style w:type="table" w:styleId="763">
+  <w:style w:type="table" w:styleId="764">
     <w:name w:val="Grid Table 1 Light - Accent 5"/>
-    <w:basedOn w:val="852"/>
+    <w:basedOn w:val="853"/>
     <w:uiPriority w:val="99"/>
     <w:pPr>
       <w:pBdr/>
@@ -6092,9 +5989,9 @@
       </w:tcPr>
     </w:tblStylePr>
   </w:style>
-  <w:style w:type="table" w:styleId="764">
+  <w:style w:type="table" w:styleId="765">
     <w:name w:val="Grid Table 1 Light - Accent 6"/>
-    <w:basedOn w:val="852"/>
+    <w:basedOn w:val="853"/>
     <w:uiPriority w:val="99"/>
     <w:pPr>
       <w:pBdr/>
@@ -6315,9 +6212,9 @@
       </w:tcPr>
     </w:tblStylePr>
   </w:style>
-  <w:style w:type="table" w:styleId="765">
+  <w:style w:type="table" w:styleId="766">
     <w:name w:val="Grid Table 2 - Accent 1"/>
-    <w:basedOn w:val="852"/>
+    <w:basedOn w:val="853"/>
     <w:uiPriority w:val="99"/>
     <w:pPr>
       <w:pBdr/>
@@ -6547,9 +6444,9 @@
       </w:tcPr>
     </w:tblStylePr>
   </w:style>
-  <w:style w:type="table" w:styleId="766">
+  <w:style w:type="table" w:styleId="767">
     <w:name w:val="Grid Table 2 - Accent 2"/>
-    <w:basedOn w:val="852"/>
+    <w:basedOn w:val="853"/>
     <w:uiPriority w:val="99"/>
     <w:pPr>
       <w:pBdr/>
@@ -6779,9 +6676,9 @@
       </w:tcPr>
     </w:tblStylePr>
   </w:style>
-  <w:style w:type="table" w:styleId="767">
+  <w:style w:type="table" w:styleId="768">
     <w:name w:val="Grid Table 2 - Accent 3"/>
-    <w:basedOn w:val="852"/>
+    <w:basedOn w:val="853"/>
     <w:uiPriority w:val="99"/>
     <w:pPr>
       <w:pBdr/>
@@ -7011,9 +6908,9 @@
       </w:tcPr>
     </w:tblStylePr>
   </w:style>
-  <w:style w:type="table" w:styleId="768">
+  <w:style w:type="table" w:styleId="769">
     <w:name w:val="Grid Table 2 - Accent 4"/>
-    <w:basedOn w:val="852"/>
+    <w:basedOn w:val="853"/>
     <w:uiPriority w:val="99"/>
     <w:pPr>
       <w:pBdr/>
@@ -7243,9 +7140,9 @@
       </w:tcPr>
     </w:tblStylePr>
   </w:style>
-  <w:style w:type="table" w:styleId="769">
+  <w:style w:type="table" w:styleId="770">
     <w:name w:val="Grid Table 2 - Accent 5"/>
-    <w:basedOn w:val="852"/>
+    <w:basedOn w:val="853"/>
     <w:uiPriority w:val="99"/>
     <w:pPr>
       <w:pBdr/>
@@ -7475,9 +7372,9 @@
       </w:tcPr>
     </w:tblStylePr>
   </w:style>
-  <w:style w:type="table" w:styleId="770">
+  <w:style w:type="table" w:styleId="771">
     <w:name w:val="Grid Table 2 - Accent 6"/>
-    <w:basedOn w:val="852"/>
+    <w:basedOn w:val="853"/>
     <w:uiPriority w:val="99"/>
     <w:pPr>
       <w:pBdr/>
@@ -7707,9 +7604,9 @@
       </w:tcPr>
     </w:tblStylePr>
   </w:style>
-  <w:style w:type="table" w:styleId="771">
+  <w:style w:type="table" w:styleId="772">
     <w:name w:val="Grid Table 3 - Accent 1"/>
-    <w:basedOn w:val="852"/>
+    <w:basedOn w:val="853"/>
     <w:uiPriority w:val="99"/>
     <w:pPr>
       <w:pBdr/>
@@ -7952,9 +7849,9 @@
       </w:tcPr>
     </w:tblStylePr>
   </w:style>
-  <w:style w:type="table" w:styleId="772">
+  <w:style w:type="table" w:styleId="773">
     <w:name w:val="Grid Table 3 - Accent 2"/>
-    <w:basedOn w:val="852"/>
+    <w:basedOn w:val="853"/>
     <w:uiPriority w:val="99"/>
     <w:pPr>
       <w:pBdr/>
@@ -8197,9 +8094,9 @@
       </w:tcPr>
     </w:tblStylePr>
   </w:style>
-  <w:style w:type="table" w:styleId="773">
+  <w:style w:type="table" w:styleId="774">
     <w:name w:val="Grid Table 3 - Accent 3"/>
-    <w:basedOn w:val="852"/>
+    <w:basedOn w:val="853"/>
     <w:uiPriority w:val="99"/>
     <w:pPr>
       <w:pBdr/>
@@ -8442,9 +8339,9 @@
       </w:tcPr>
     </w:tblStylePr>
   </w:style>
-  <w:style w:type="table" w:styleId="774">
+  <w:style w:type="table" w:styleId="775">
     <w:name w:val="Grid Table 3 - Accent 4"/>
-    <w:basedOn w:val="852"/>
+    <w:basedOn w:val="853"/>
     <w:uiPriority w:val="99"/>
     <w:pPr>
       <w:pBdr/>
@@ -8687,9 +8584,9 @@
       </w:tcPr>
     </w:tblStylePr>
   </w:style>
-  <w:style w:type="table" w:styleId="775">
+  <w:style w:type="table" w:styleId="776">
     <w:name w:val="Grid Table 3 - Accent 5"/>
-    <w:basedOn w:val="852"/>
+    <w:basedOn w:val="853"/>
     <w:uiPriority w:val="99"/>
     <w:pPr>
       <w:pBdr/>
@@ -8932,9 +8829,9 @@
       </w:tcPr>
     </w:tblStylePr>
   </w:style>
-  <w:style w:type="table" w:styleId="776">
+  <w:style w:type="table" w:styleId="777">
     <w:name w:val="Grid Table 3 - Accent 6"/>
-    <w:basedOn w:val="852"/>
+    <w:basedOn w:val="853"/>
     <w:uiPriority w:val="99"/>
     <w:pPr>
       <w:pBdr/>
@@ -9177,9 +9074,9 @@
       </w:tcPr>
     </w:tblStylePr>
   </w:style>
-  <w:style w:type="table" w:styleId="777">
+  <w:style w:type="table" w:styleId="778">
     <w:name w:val="Grid Table 4 - Accent 1"/>
-    <w:basedOn w:val="852"/>
+    <w:basedOn w:val="853"/>
     <w:uiPriority w:val="59"/>
     <w:pPr>
       <w:pBdr/>
@@ -9410,9 +9307,9 @@
       </w:tcPr>
     </w:tblStylePr>
   </w:style>
-  <w:style w:type="table" w:styleId="778">
+  <w:style w:type="table" w:styleId="779">
     <w:name w:val="Grid Table 4 - Accent 2"/>
-    <w:basedOn w:val="852"/>
+    <w:basedOn w:val="853"/>
     <w:uiPriority w:val="59"/>
     <w:pPr>
       <w:pBdr/>
@@ -9643,9 +9540,9 @@
       </w:tcPr>
     </w:tblStylePr>
   </w:style>
-  <w:style w:type="table" w:styleId="779">
+  <w:style w:type="table" w:styleId="780">
     <w:name w:val="Grid Table 4 - Accent 3"/>
-    <w:basedOn w:val="852"/>
+    <w:basedOn w:val="853"/>
     <w:uiPriority w:val="59"/>
     <w:pPr>
       <w:pBdr/>
@@ -9876,9 +9773,9 @@
       </w:tcPr>
     </w:tblStylePr>
   </w:style>
-  <w:style w:type="table" w:styleId="780">
+  <w:style w:type="table" w:styleId="781">
     <w:name w:val="Grid Table 4 - Accent 4"/>
-    <w:basedOn w:val="852"/>
+    <w:basedOn w:val="853"/>
     <w:uiPriority w:val="59"/>
     <w:pPr>
       <w:pBdr/>
@@ -10109,9 +10006,9 @@
       </w:tcPr>
     </w:tblStylePr>
   </w:style>
-  <w:style w:type="table" w:styleId="781">
+  <w:style w:type="table" w:styleId="782">
     <w:name w:val="Grid Table 4 - Accent 5"/>
-    <w:basedOn w:val="852"/>
+    <w:basedOn w:val="853"/>
     <w:uiPriority w:val="59"/>
     <w:pPr>
       <w:pBdr/>
@@ -10342,9 +10239,9 @@
       </w:tcPr>
     </w:tblStylePr>
   </w:style>
-  <w:style w:type="table" w:styleId="782">
+  <w:style w:type="table" w:styleId="783">
     <w:name w:val="Grid Table 4 - Accent 6"/>
-    <w:basedOn w:val="852"/>
+    <w:basedOn w:val="853"/>
     <w:uiPriority w:val="59"/>
     <w:pPr>
       <w:pBdr/>
@@ -10575,9 +10472,9 @@
       </w:tcPr>
     </w:tblStylePr>
   </w:style>
-  <w:style w:type="table" w:styleId="783">
+  <w:style w:type="table" w:styleId="784">
     <w:name w:val="Grid Table 5 Dark - Accent 2"/>
-    <w:basedOn w:val="852"/>
+    <w:basedOn w:val="853"/>
     <w:uiPriority w:val="99"/>
     <w:pPr>
       <w:pBdr/>
@@ -10803,9 +10700,9 @@
       </w:tcPr>
     </w:tblStylePr>
   </w:style>
-  <w:style w:type="table" w:styleId="784">
+  <w:style w:type="table" w:styleId="785">
     <w:name w:val="Grid Table 5 Dark - Accent 3"/>
-    <w:basedOn w:val="852"/>
+    <w:basedOn w:val="853"/>
     <w:uiPriority w:val="99"/>
     <w:pPr>
       <w:pBdr/>
@@ -11031,9 +10928,9 @@
       </w:tcPr>
     </w:tblStylePr>
   </w:style>
-  <w:style w:type="table" w:styleId="785">
+  <w:style w:type="table" w:styleId="786">
     <w:name w:val="Grid Table 5 Dark - Accent 5"/>
-    <w:basedOn w:val="852"/>
+    <w:basedOn w:val="853"/>
     <w:uiPriority w:val="99"/>
     <w:pPr>
       <w:pBdr/>
@@ -11259,9 +11156,9 @@
       </w:tcPr>
     </w:tblStylePr>
   </w:style>
-  <w:style w:type="table" w:styleId="786">
+  <w:style w:type="table" w:styleId="787">
     <w:name w:val="Grid Table 5 Dark - Accent 6"/>
-    <w:basedOn w:val="852"/>
+    <w:basedOn w:val="853"/>
     <w:uiPriority w:val="99"/>
     <w:pPr>
       <w:pBdr/>
@@ -11487,9 +11384,9 @@
       </w:tcPr>
     </w:tblStylePr>
   </w:style>
-  <w:style w:type="table" w:styleId="787">
+  <w:style w:type="table" w:styleId="788">
     <w:name w:val="Grid Table 6 Colorful - Accent 1"/>
-    <w:basedOn w:val="852"/>
+    <w:basedOn w:val="853"/>
     <w:uiPriority w:val="99"/>
     <w:pPr>
       <w:pBdr/>
@@ -11717,9 +11614,9 @@
       </w:tcPr>
     </w:tblStylePr>
   </w:style>
-  <w:style w:type="table" w:styleId="788">
+  <w:style w:type="table" w:styleId="789">
     <w:name w:val="Grid Table 6 Colorful - Accent 2"/>
-    <w:basedOn w:val="852"/>
+    <w:basedOn w:val="853"/>
     <w:uiPriority w:val="99"/>
     <w:pPr>
       <w:pBdr/>
@@ -11947,9 +11844,9 @@
       </w:tcPr>
     </w:tblStylePr>
   </w:style>
-  <w:style w:type="table" w:styleId="789">
+  <w:style w:type="table" w:styleId="790">
     <w:name w:val="Grid Table 6 Colorful - Accent 3"/>
-    <w:basedOn w:val="852"/>
+    <w:basedOn w:val="853"/>
     <w:uiPriority w:val="99"/>
     <w:pPr>
       <w:pBdr/>
@@ -12177,9 +12074,9 @@
       </w:tcPr>
     </w:tblStylePr>
   </w:style>
-  <w:style w:type="table" w:styleId="790">
+  <w:style w:type="table" w:styleId="791">
     <w:name w:val="Grid Table 6 Colorful - Accent 4"/>
-    <w:basedOn w:val="852"/>
+    <w:basedOn w:val="853"/>
     <w:uiPriority w:val="99"/>
     <w:pPr>
       <w:pBdr/>
@@ -12407,9 +12304,9 @@
       </w:tcPr>
     </w:tblStylePr>
   </w:style>
-  <w:style w:type="table" w:styleId="791">
+  <w:style w:type="table" w:styleId="792">
     <w:name w:val="Grid Table 6 Colorful - Accent 5"/>
-    <w:basedOn w:val="852"/>
+    <w:basedOn w:val="853"/>
     <w:uiPriority w:val="99"/>
     <w:pPr>
       <w:pBdr/>
@@ -12637,9 +12534,9 @@
       </w:tcPr>
     </w:tblStylePr>
   </w:style>
-  <w:style w:type="table" w:styleId="792">
+  <w:style w:type="table" w:styleId="793">
     <w:name w:val="Grid Table 6 Colorful - Accent 6"/>
-    <w:basedOn w:val="852"/>
+    <w:basedOn w:val="853"/>
     <w:uiPriority w:val="99"/>
     <w:pPr>
       <w:pBdr/>
@@ -12867,9 +12764,9 @@
       </w:tcPr>
     </w:tblStylePr>
   </w:style>
-  <w:style w:type="table" w:styleId="793">
+  <w:style w:type="table" w:styleId="794">
     <w:name w:val="Grid Table 7 Colorful - Accent 1"/>
-    <w:basedOn w:val="852"/>
+    <w:basedOn w:val="853"/>
     <w:uiPriority w:val="99"/>
     <w:pPr>
       <w:pBdr/>
@@ -13121,9 +13018,9 @@
       </w:tcPr>
     </w:tblStylePr>
   </w:style>
-  <w:style w:type="table" w:styleId="794">
+  <w:style w:type="table" w:styleId="795">
     <w:name w:val="Grid Table 7 Colorful - Accent 2"/>
-    <w:basedOn w:val="852"/>
+    <w:basedOn w:val="853"/>
     <w:uiPriority w:val="99"/>
     <w:pPr>
       <w:pBdr/>
@@ -13375,9 +13272,9 @@
       </w:tcPr>
     </w:tblStylePr>
   </w:style>
-  <w:style w:type="table" w:styleId="795">
+  <w:style w:type="table" w:styleId="796">
     <w:name w:val="Grid Table 7 Colorful - Accent 3"/>
-    <w:basedOn w:val="852"/>
+    <w:basedOn w:val="853"/>
     <w:uiPriority w:val="99"/>
     <w:pPr>
       <w:pBdr/>
@@ -13629,9 +13526,9 @@
       </w:tcPr>
     </w:tblStylePr>
   </w:style>
-  <w:style w:type="table" w:styleId="796">
+  <w:style w:type="table" w:styleId="797">
     <w:name w:val="Grid Table 7 Colorful - Accent 4"/>
-    <w:basedOn w:val="852"/>
+    <w:basedOn w:val="853"/>
     <w:uiPriority w:val="99"/>
     <w:pPr>
       <w:pBdr/>
@@ -13883,9 +13780,9 @@
       </w:tcPr>
     </w:tblStylePr>
   </w:style>
-  <w:style w:type="table" w:styleId="797">
+  <w:style w:type="table" w:styleId="798">
     <w:name w:val="Grid Table 7 Colorful - Accent 5"/>
-    <w:basedOn w:val="852"/>
+    <w:basedOn w:val="853"/>
     <w:uiPriority w:val="99"/>
     <w:pPr>
       <w:pBdr/>
@@ -14137,9 +14034,9 @@
       </w:tcPr>
     </w:tblStylePr>
   </w:style>
-  <w:style w:type="table" w:styleId="798">
+  <w:style w:type="table" w:styleId="799">
     <w:name w:val="Grid Table 7 Colorful - Accent 6"/>
-    <w:basedOn w:val="852"/>
+    <w:basedOn w:val="853"/>
     <w:uiPriority w:val="99"/>
     <w:pPr>
       <w:pBdr/>
@@ -14391,9 +14288,9 @@
       </w:tcPr>
     </w:tblStylePr>
   </w:style>
-  <w:style w:type="table" w:styleId="799">
+  <w:style w:type="table" w:styleId="800">
     <w:name w:val="List Table 1 Light - Accent 1"/>
-    <w:basedOn w:val="852"/>
+    <w:basedOn w:val="853"/>
     <w:uiPriority w:val="99"/>
     <w:pPr>
       <w:pBdr/>
@@ -14607,9 +14504,9 @@
       </w:tcPr>
     </w:tblStylePr>
   </w:style>
-  <w:style w:type="table" w:styleId="800">
+  <w:style w:type="table" w:styleId="801">
     <w:name w:val="List Table 1 Light - Accent 2"/>
-    <w:basedOn w:val="852"/>
+    <w:basedOn w:val="853"/>
     <w:uiPriority w:val="99"/>
     <w:pPr>
       <w:pBdr/>
@@ -14823,9 +14720,9 @@
       </w:tcPr>
     </w:tblStylePr>
   </w:style>
-  <w:style w:type="table" w:styleId="801">
+  <w:style w:type="table" w:styleId="802">
     <w:name w:val="List Table 1 Light - Accent 3"/>
-    <w:basedOn w:val="852"/>
+    <w:basedOn w:val="853"/>
     <w:uiPriority w:val="99"/>
     <w:pPr>
       <w:pBdr/>
@@ -15039,9 +14936,9 @@
       </w:tcPr>
     </w:tblStylePr>
   </w:style>
-  <w:style w:type="table" w:styleId="802">
+  <w:style w:type="table" w:styleId="803">
     <w:name w:val="List Table 1 Light - Accent 4"/>
-    <w:basedOn w:val="852"/>
+    <w:basedOn w:val="853"/>
     <w:uiPriority w:val="99"/>
     <w:pPr>
       <w:pBdr/>
@@ -15255,9 +15152,9 @@
       </w:tcPr>
     </w:tblStylePr>
   </w:style>
-  <w:style w:type="table" w:styleId="803">
+  <w:style w:type="table" w:styleId="804">
     <w:name w:val="List Table 1 Light - Accent 5"/>
-    <w:basedOn w:val="852"/>
+    <w:basedOn w:val="853"/>
     <w:uiPriority w:val="99"/>
     <w:pPr>
       <w:pBdr/>
@@ -15471,9 +15368,9 @@
       </w:tcPr>
     </w:tblStylePr>
   </w:style>
-  <w:style w:type="table" w:styleId="804">
+  <w:style w:type="table" w:styleId="805">
     <w:name w:val="List Table 1 Light - Accent 6"/>
-    <w:basedOn w:val="852"/>
+    <w:basedOn w:val="853"/>
     <w:uiPriority w:val="99"/>
     <w:pPr>
       <w:pBdr/>
@@ -15687,9 +15584,9 @@
       </w:tcPr>
     </w:tblStylePr>
   </w:style>
-  <w:style w:type="table" w:styleId="805">
+  <w:style w:type="table" w:styleId="806">
     <w:name w:val="List Table 2 - Accent 1"/>
-    <w:basedOn w:val="852"/>
+    <w:basedOn w:val="853"/>
     <w:uiPriority w:val="99"/>
     <w:pPr>
       <w:pBdr/>
@@ -15925,9 +15822,9 @@
       </w:tcPr>
     </w:tblStylePr>
   </w:style>
-  <w:style w:type="table" w:styleId="806">
+  <w:style w:type="table" w:styleId="807">
     <w:name w:val="List Table 2 - Accent 2"/>
-    <w:basedOn w:val="852"/>
+    <w:basedOn w:val="853"/>
     <w:uiPriority w:val="99"/>
     <w:pPr>
       <w:pBdr/>
@@ -16163,9 +16060,9 @@
       </w:tcPr>
     </w:tblStylePr>
   </w:style>
-  <w:style w:type="table" w:styleId="807">
+  <w:style w:type="table" w:styleId="808">
     <w:name w:val="List Table 2 - Accent 3"/>
-    <w:basedOn w:val="852"/>
+    <w:basedOn w:val="853"/>
     <w:uiPriority w:val="99"/>
     <w:pPr>
       <w:pBdr/>
@@ -16401,9 +16298,9 @@
       </w:tcPr>
     </w:tblStylePr>
   </w:style>
-  <w:style w:type="table" w:styleId="808">
+  <w:style w:type="table" w:styleId="809">
     <w:name w:val="List Table 2 - Accent 4"/>
-    <w:basedOn w:val="852"/>
+    <w:basedOn w:val="853"/>
     <w:uiPriority w:val="99"/>
     <w:pPr>
       <w:pBdr/>
@@ -16639,9 +16536,9 @@
       </w:tcPr>
     </w:tblStylePr>
   </w:style>
-  <w:style w:type="table" w:styleId="809">
+  <w:style w:type="table" w:styleId="810">
     <w:name w:val="List Table 2 - Accent 5"/>
-    <w:basedOn w:val="852"/>
+    <w:basedOn w:val="853"/>
     <w:uiPriority w:val="99"/>
     <w:pPr>
       <w:pBdr/>
@@ -16877,9 +16774,9 @@
       </w:tcPr>
     </w:tblStylePr>
   </w:style>
-  <w:style w:type="table" w:styleId="810">
+  <w:style w:type="table" w:styleId="811">
     <w:name w:val="List Table 2 - Accent 6"/>
-    <w:basedOn w:val="852"/>
+    <w:basedOn w:val="853"/>
     <w:uiPriority w:val="99"/>
     <w:pPr>
       <w:pBdr/>
@@ -17115,9 +17012,9 @@
       </w:tcPr>
     </w:tblStylePr>
   </w:style>
-  <w:style w:type="table" w:styleId="811">
+  <w:style w:type="table" w:styleId="812">
     <w:name w:val="List Table 3 - Accent 1"/>
-    <w:basedOn w:val="852"/>
+    <w:basedOn w:val="853"/>
     <w:uiPriority w:val="99"/>
     <w:pPr>
       <w:pBdr/>
@@ -17343,9 +17240,9 @@
       </w:tcPr>
     </w:tblStylePr>
   </w:style>
-  <w:style w:type="table" w:styleId="812">
+  <w:style w:type="table" w:styleId="813">
     <w:name w:val="List Table 3 - Accent 2"/>
-    <w:basedOn w:val="852"/>
+    <w:basedOn w:val="853"/>
     <w:uiPriority w:val="99"/>
     <w:pPr>
       <w:pBdr/>
@@ -17571,9 +17468,9 @@
       </w:tcPr>
     </w:tblStylePr>
   </w:style>
-  <w:style w:type="table" w:styleId="813">
+  <w:style w:type="table" w:styleId="814">
     <w:name w:val="List Table 3 - Accent 3"/>
-    <w:basedOn w:val="852"/>
+    <w:basedOn w:val="853"/>
     <w:uiPriority w:val="99"/>
     <w:pPr>
       <w:pBdr/>
@@ -17799,9 +17696,9 @@
       </w:tcPr>
     </w:tblStylePr>
   </w:style>
-  <w:style w:type="table" w:styleId="814">
+  <w:style w:type="table" w:styleId="815">
     <w:name w:val="List Table 3 - Accent 4"/>
-    <w:basedOn w:val="852"/>
+    <w:basedOn w:val="853"/>
     <w:uiPriority w:val="99"/>
     <w:pPr>
       <w:pBdr/>
@@ -18027,9 +17924,9 @@
       </w:tcPr>
     </w:tblStylePr>
   </w:style>
-  <w:style w:type="table" w:styleId="815">
+  <w:style w:type="table" w:styleId="816">
     <w:name w:val="List Table 3 - Accent 5"/>
-    <w:basedOn w:val="852"/>
+    <w:basedOn w:val="853"/>
     <w:uiPriority w:val="99"/>
     <w:pPr>
       <w:pBdr/>
@@ -18255,9 +18152,9 @@
       </w:tcPr>
     </w:tblStylePr>
   </w:style>
-  <w:style w:type="table" w:styleId="816">
+  <w:style w:type="table" w:styleId="817">
     <w:name w:val="List Table 3 - Accent 6"/>
-    <w:basedOn w:val="852"/>
+    <w:basedOn w:val="853"/>
     <w:uiPriority w:val="99"/>
     <w:pPr>
       <w:pBdr/>
@@ -18483,9 +18380,9 @@
       </w:tcPr>
     </w:tblStylePr>
   </w:style>
-  <w:style w:type="table" w:styleId="817">
+  <w:style w:type="table" w:styleId="818">
     <w:name w:val="List Table 4 - Accent 1"/>
-    <w:basedOn w:val="852"/>
+    <w:basedOn w:val="853"/>
     <w:uiPriority w:val="99"/>
     <w:pPr>
       <w:pBdr/>
@@ -18708,9 +18605,9 @@
       </w:tcPr>
     </w:tblStylePr>
   </w:style>
-  <w:style w:type="table" w:styleId="818">
+  <w:style w:type="table" w:styleId="819">
     <w:name w:val="List Table 4 - Accent 2"/>
-    <w:basedOn w:val="852"/>
+    <w:basedOn w:val="853"/>
     <w:uiPriority w:val="99"/>
     <w:pPr>
       <w:pBdr/>
@@ -18933,9 +18830,9 @@
       </w:tcPr>
     </w:tblStylePr>
   </w:style>
-  <w:style w:type="table" w:styleId="819">
+  <w:style w:type="table" w:styleId="820">
     <w:name w:val="List Table 4 - Accent 3"/>
-    <w:basedOn w:val="852"/>
+    <w:basedOn w:val="853"/>
     <w:uiPriority w:val="99"/>
     <w:pPr>
       <w:pBdr/>
@@ -19158,9 +19055,9 @@
       </w:tcPr>
     </w:tblStylePr>
   </w:style>
-  <w:style w:type="table" w:styleId="820">
+  <w:style w:type="table" w:styleId="821">
     <w:name w:val="List Table 4 - Accent 4"/>
-    <w:basedOn w:val="852"/>
+    <w:basedOn w:val="853"/>
     <w:uiPriority w:val="99"/>
     <w:pPr>
       <w:pBdr/>
@@ -19383,9 +19280,9 @@
       </w:tcPr>
     </w:tblStylePr>
   </w:style>
-  <w:style w:type="table" w:styleId="821">
+  <w:style w:type="table" w:styleId="822">
     <w:name w:val="List Table 4 - Accent 5"/>
-    <w:basedOn w:val="852"/>
+    <w:basedOn w:val="853"/>
     <w:uiPriority w:val="99"/>
     <w:pPr>
       <w:pBdr/>
@@ -19608,9 +19505,9 @@
       </w:tcPr>
     </w:tblStylePr>
   </w:style>
-  <w:style w:type="table" w:styleId="822">
+  <w:style w:type="table" w:styleId="823">
     <w:name w:val="List Table 4 - Accent 6"/>
-    <w:basedOn w:val="852"/>
+    <w:basedOn w:val="853"/>
     <w:uiPriority w:val="99"/>
     <w:pPr>
       <w:pBdr/>
@@ -19833,9 +19730,9 @@
       </w:tcPr>
     </w:tblStylePr>
   </w:style>
-  <w:style w:type="table" w:styleId="823">
+  <w:style w:type="table" w:styleId="824">
     <w:name w:val="List Table 5 Dark - Accent 1"/>
-    <w:basedOn w:val="852"/>
+    <w:basedOn w:val="853"/>
     <w:uiPriority w:val="99"/>
     <w:pPr>
       <w:pBdr/>
@@ -20075,9 +19972,9 @@
       </w:tcPr>
     </w:tblStylePr>
   </w:style>
-  <w:style w:type="table" w:styleId="824">
+  <w:style w:type="table" w:styleId="825">
     <w:name w:val="List Table 5 Dark - Accent 2"/>
-    <w:basedOn w:val="852"/>
+    <w:basedOn w:val="853"/>
     <w:uiPriority w:val="99"/>
     <w:pPr>
       <w:pBdr/>
@@ -20317,9 +20214,9 @@
       </w:tcPr>
     </w:tblStylePr>
   </w:style>
-  <w:style w:type="table" w:styleId="825">
+  <w:style w:type="table" w:styleId="826">
     <w:name w:val="List Table 5 Dark - Accent 3"/>
-    <w:basedOn w:val="852"/>
+    <w:basedOn w:val="853"/>
     <w:uiPriority w:val="99"/>
     <w:pPr>
       <w:pBdr/>
@@ -20559,9 +20456,9 @@
       </w:tcPr>
     </w:tblStylePr>
   </w:style>
-  <w:style w:type="table" w:styleId="826">
+  <w:style w:type="table" w:styleId="827">
     <w:name w:val="List Table 5 Dark - Accent 4"/>
-    <w:basedOn w:val="852"/>
+    <w:basedOn w:val="853"/>
     <w:uiPriority w:val="99"/>
     <w:pPr>
       <w:pBdr/>
@@ -20801,9 +20698,9 @@
       </w:tcPr>
     </w:tblStylePr>
   </w:style>
-  <w:style w:type="table" w:styleId="827">
+  <w:style w:type="table" w:styleId="828">
     <w:name w:val="List Table 5 Dark - Accent 5"/>
-    <w:basedOn w:val="852"/>
+    <w:basedOn w:val="853"/>
     <w:uiPriority w:val="99"/>
     <w:pPr>
       <w:pBdr/>
@@ -21043,9 +20940,9 @@
       </w:tcPr>
     </w:tblStylePr>
   </w:style>
-  <w:style w:type="table" w:styleId="828">
+  <w:style w:type="table" w:styleId="829">
     <w:name w:val="List Table 5 Dark - Accent 6"/>
-    <w:basedOn w:val="852"/>
+    <w:basedOn w:val="853"/>
     <w:uiPriority w:val="99"/>
     <w:pPr>
       <w:pBdr/>
@@ -21285,9 +21182,9 @@
       </w:tcPr>
     </w:tblStylePr>
   </w:style>
-  <w:style w:type="table" w:styleId="829">
+  <w:style w:type="table" w:styleId="830">
     <w:name w:val="List Table 6 Colorful - Accent 1"/>
-    <w:basedOn w:val="852"/>
+    <w:basedOn w:val="853"/>
     <w:uiPriority w:val="99"/>
     <w:pPr>
       <w:pBdr/>
@@ -21508,9 +21405,9 @@
       </w:tcPr>
     </w:tblStylePr>
   </w:style>
-  <w:style w:type="table" w:styleId="830">
+  <w:style w:type="table" w:styleId="831">
     <w:name w:val="List Table 6 Colorful - Accent 2"/>
-    <w:basedOn w:val="852"/>
+    <w:basedOn w:val="853"/>
     <w:uiPriority w:val="99"/>
     <w:pPr>
       <w:pBdr/>
@@ -21731,9 +21628,9 @@
       </w:tcPr>
     </w:tblStylePr>
   </w:style>
-  <w:style w:type="table" w:styleId="831">
+  <w:style w:type="table" w:styleId="832">
     <w:name w:val="List Table 6 Colorful - Accent 3"/>
-    <w:basedOn w:val="852"/>
+    <w:basedOn w:val="853"/>
     <w:uiPriority w:val="99"/>
     <w:pPr>
       <w:pBdr/>
@@ -21954,9 +21851,9 @@
       </w:tcPr>
     </w:tblStylePr>
   </w:style>
-  <w:style w:type="table" w:styleId="832">
+  <w:style w:type="table" w:styleId="833">
     <w:name w:val="List Table 6 Colorful - Accent 4"/>
-    <w:basedOn w:val="852"/>
+    <w:basedOn w:val="853"/>
     <w:uiPriority w:val="99"/>
     <w:pPr>
       <w:pBdr/>
@@ -22177,9 +22074,9 @@
       </w:tcPr>
     </w:tblStylePr>
   </w:style>
-  <w:style w:type="table" w:styleId="833">
+  <w:style w:type="table" w:styleId="834">
     <w:name w:val="List Table 6 Colorful - Accent 5"/>
-    <w:basedOn w:val="852"/>
+    <w:basedOn w:val="853"/>
     <w:uiPriority w:val="99"/>
     <w:pPr>
       <w:pBdr/>
@@ -22400,9 +22297,9 @@
       </w:tcPr>
     </w:tblStylePr>
   </w:style>
-  <w:style w:type="table" w:styleId="834">
+  <w:style w:type="table" w:styleId="835">
     <w:name w:val="List Table 6 Colorful - Accent 6"/>
-    <w:basedOn w:val="852"/>
+    <w:basedOn w:val="853"/>
     <w:uiPriority w:val="99"/>
     <w:pPr>
       <w:pBdr/>
@@ -22623,9 +22520,9 @@
       </w:tcPr>
     </w:tblStylePr>
   </w:style>
-  <w:style w:type="table" w:styleId="835">
+  <w:style w:type="table" w:styleId="836">
     <w:name w:val="List Table 7 Colorful - Accent 1"/>
-    <w:basedOn w:val="852"/>
+    <w:basedOn w:val="853"/>
     <w:uiPriority w:val="99"/>
     <w:pPr>
       <w:pBdr/>
@@ -22879,9 +22776,9 @@
       </w:tcPr>
     </w:tblStylePr>
   </w:style>
-  <w:style w:type="table" w:styleId="836">
+  <w:style w:type="table" w:styleId="837">
     <w:name w:val="List Table 7 Colorful - Accent 2"/>
-    <w:basedOn w:val="852"/>
+    <w:basedOn w:val="853"/>
     <w:uiPriority w:val="99"/>
     <w:pPr>
       <w:pBdr/>
@@ -23135,9 +23032,9 @@
       </w:tcPr>
     </w:tblStylePr>
   </w:style>
-  <w:style w:type="table" w:styleId="837">
+  <w:style w:type="table" w:styleId="838">
     <w:name w:val="List Table 7 Colorful - Accent 3"/>
-    <w:basedOn w:val="852"/>
+    <w:basedOn w:val="853"/>
     <w:uiPriority w:val="99"/>
     <w:pPr>
       <w:pBdr/>
@@ -23391,9 +23288,9 @@
       </w:tcPr>
     </w:tblStylePr>
   </w:style>
-  <w:style w:type="table" w:styleId="838">
+  <w:style w:type="table" w:styleId="839">
     <w:name w:val="List Table 7 Colorful - Accent 4"/>
-    <w:basedOn w:val="852"/>
+    <w:basedOn w:val="853"/>
     <w:uiPriority w:val="99"/>
     <w:pPr>
       <w:pBdr/>
@@ -23647,9 +23544,9 @@
       </w:tcPr>
     </w:tblStylePr>
   </w:style>
-  <w:style w:type="table" w:styleId="839">
+  <w:style w:type="table" w:styleId="840">
     <w:name w:val="List Table 7 Colorful - Accent 5"/>
-    <w:basedOn w:val="852"/>
+    <w:basedOn w:val="853"/>
     <w:uiPriority w:val="99"/>
     <w:pPr>
       <w:pBdr/>
@@ -23903,9 +23800,9 @@
       </w:tcPr>
     </w:tblStylePr>
   </w:style>
-  <w:style w:type="table" w:styleId="840">
+  <w:style w:type="table" w:styleId="841">
     <w:name w:val="List Table 7 Colorful - Accent 6"/>
-    <w:basedOn w:val="852"/>
+    <w:basedOn w:val="853"/>
     <w:uiPriority w:val="99"/>
     <w:pPr>
       <w:pBdr/>
@@ -24159,7 +24056,7 @@
       </w:tcPr>
     </w:tblStylePr>
   </w:style>
-  <w:style w:type="paragraph" w:styleId="841" w:default="1">
+  <w:style w:type="paragraph" w:styleId="842" w:default="1">
     <w:name w:val="Normal"/>
     <w:qFormat/>
     <w:pPr>
@@ -24174,10 +24071,10 @@
       <w:sz w:val="21"/>
     </w:rPr>
   </w:style>
-  <w:style w:type="paragraph" w:styleId="842">
+  <w:style w:type="paragraph" w:styleId="843">
     <w:name w:val="Heading 1"/>
-    <w:next w:val="841"/>
-    <w:link w:val="1030"/>
+    <w:next w:val="842"/>
+    <w:link w:val="1031"/>
     <w:uiPriority w:val="9"/>
     <w:qFormat/>
     <w:pPr>
@@ -24196,11 +24093,11 @@
       <w:sz w:val="21"/>
     </w:rPr>
   </w:style>
-  <w:style w:type="paragraph" w:styleId="843">
+  <w:style w:type="paragraph" w:styleId="844">
     <w:name w:val="Heading 2"/>
-    <w:basedOn w:val="841"/>
-    <w:next w:val="841"/>
-    <w:link w:val="980"/>
+    <w:basedOn w:val="842"/>
+    <w:next w:val="842"/>
+    <w:link w:val="981"/>
     <w:uiPriority w:val="9"/>
     <w:unhideWhenUsed/>
     <w:qFormat/>
@@ -24218,11 +24115,11 @@
       <w:szCs w:val="32"/>
     </w:rPr>
   </w:style>
-  <w:style w:type="paragraph" w:styleId="844">
+  <w:style w:type="paragraph" w:styleId="845">
     <w:name w:val="Heading 3"/>
-    <w:basedOn w:val="841"/>
-    <w:next w:val="841"/>
-    <w:link w:val="981"/>
+    <w:basedOn w:val="842"/>
+    <w:next w:val="842"/>
+    <w:link w:val="982"/>
     <w:uiPriority w:val="9"/>
     <w:unhideWhenUsed/>
     <w:qFormat/>
@@ -24240,11 +24137,11 @@
       <w:szCs w:val="28"/>
     </w:rPr>
   </w:style>
-  <w:style w:type="paragraph" w:styleId="845">
+  <w:style w:type="paragraph" w:styleId="846">
     <w:name w:val="Heading 4"/>
-    <w:basedOn w:val="841"/>
-    <w:next w:val="841"/>
-    <w:link w:val="982"/>
+    <w:basedOn w:val="842"/>
+    <w:next w:val="842"/>
+    <w:link w:val="983"/>
     <w:uiPriority w:val="9"/>
     <w:unhideWhenUsed/>
     <w:qFormat/>
@@ -24262,11 +24159,11 @@
       <w:color w:val="0f4761" w:themeColor="accent1" w:themeShade="BF"/>
     </w:rPr>
   </w:style>
-  <w:style w:type="paragraph" w:styleId="846">
+  <w:style w:type="paragraph" w:styleId="847">
     <w:name w:val="Heading 5"/>
-    <w:basedOn w:val="841"/>
-    <w:next w:val="841"/>
-    <w:link w:val="983"/>
+    <w:basedOn w:val="842"/>
+    <w:next w:val="842"/>
+    <w:link w:val="984"/>
     <w:uiPriority w:val="9"/>
     <w:unhideWhenUsed/>
     <w:qFormat/>
@@ -24282,11 +24179,11 @@
       <w:color w:val="0f4761" w:themeColor="accent1" w:themeShade="BF"/>
     </w:rPr>
   </w:style>
-  <w:style w:type="paragraph" w:styleId="847">
+  <w:style w:type="paragraph" w:styleId="848">
     <w:name w:val="Heading 6"/>
-    <w:basedOn w:val="841"/>
-    <w:next w:val="841"/>
-    <w:link w:val="984"/>
+    <w:basedOn w:val="842"/>
+    <w:next w:val="842"/>
+    <w:link w:val="985"/>
     <w:uiPriority w:val="9"/>
     <w:unhideWhenUsed/>
     <w:qFormat/>
@@ -24304,11 +24201,11 @@
       <w:color w:val="595959" w:themeColor="text1" w:themeTint="A6"/>
     </w:rPr>
   </w:style>
-  <w:style w:type="paragraph" w:styleId="848">
+  <w:style w:type="paragraph" w:styleId="849">
     <w:name w:val="Heading 7"/>
-    <w:basedOn w:val="841"/>
-    <w:next w:val="841"/>
-    <w:link w:val="985"/>
+    <w:basedOn w:val="842"/>
+    <w:next w:val="842"/>
+    <w:link w:val="986"/>
     <w:uiPriority w:val="9"/>
     <w:unhideWhenUsed/>
     <w:qFormat/>
@@ -24324,11 +24221,11 @@
       <w:color w:val="595959" w:themeColor="text1" w:themeTint="A6"/>
     </w:rPr>
   </w:style>
-  <w:style w:type="paragraph" w:styleId="849">
+  <w:style w:type="paragraph" w:styleId="850">
     <w:name w:val="Heading 8"/>
-    <w:basedOn w:val="841"/>
-    <w:next w:val="841"/>
-    <w:link w:val="986"/>
+    <w:basedOn w:val="842"/>
+    <w:next w:val="842"/>
+    <w:link w:val="987"/>
     <w:uiPriority w:val="9"/>
     <w:unhideWhenUsed/>
     <w:qFormat/>
@@ -24346,11 +24243,11 @@
       <w:color w:val="272727" w:themeColor="text1" w:themeTint="D8"/>
     </w:rPr>
   </w:style>
-  <w:style w:type="paragraph" w:styleId="850">
+  <w:style w:type="paragraph" w:styleId="851">
     <w:name w:val="Heading 9"/>
-    <w:basedOn w:val="841"/>
-    <w:next w:val="841"/>
-    <w:link w:val="987"/>
+    <w:basedOn w:val="842"/>
+    <w:next w:val="842"/>
+    <w:link w:val="988"/>
     <w:uiPriority w:val="9"/>
     <w:unhideWhenUsed/>
     <w:qFormat/>
@@ -24368,7 +24265,7 @@
       <w:color w:val="272727" w:themeColor="text1" w:themeTint="D8"/>
     </w:rPr>
   </w:style>
-  <w:style w:type="character" w:styleId="851" w:default="1">
+  <w:style w:type="character" w:styleId="852" w:default="1">
     <w:name w:val="Default Paragraph Font"/>
     <w:uiPriority w:val="1"/>
     <w:semiHidden/>
@@ -24379,7 +24276,7 @@
       <w:ind/>
     </w:pPr>
   </w:style>
-  <w:style w:type="table" w:styleId="852" w:default="1">
+  <w:style w:type="table" w:styleId="853" w:default="1">
     <w:name w:val="Normal Table"/>
     <w:uiPriority w:val="99"/>
     <w:semiHidden/>
@@ -24572,7 +24469,7 @@
       </w:tcPr>
     </w:tblStylePr>
   </w:style>
-  <w:style w:type="numbering" w:styleId="853" w:default="1">
+  <w:style w:type="numbering" w:styleId="854" w:default="1">
     <w:name w:val="No List"/>
     <w:uiPriority w:val="99"/>
     <w:semiHidden/>
@@ -24583,9 +24480,9 @@
       <w:ind/>
     </w:pPr>
   </w:style>
-  <w:style w:type="table" w:styleId="854">
+  <w:style w:type="table" w:styleId="855">
     <w:name w:val="Grid Table Light"/>
-    <w:basedOn w:val="852"/>
+    <w:basedOn w:val="853"/>
     <w:uiPriority w:val="59"/>
     <w:pPr>
       <w:pBdr/>
@@ -24775,9 +24672,9 @@
       </w:tcPr>
     </w:tblStylePr>
   </w:style>
-  <w:style w:type="table" w:styleId="855">
+  <w:style w:type="table" w:styleId="856">
     <w:name w:val="Grid Table 1 Light Accent 1"/>
-    <w:basedOn w:val="852"/>
+    <w:basedOn w:val="853"/>
     <w:uiPriority w:val="99"/>
     <w:pPr>
       <w:pBdr/>
@@ -24997,9 +24894,9 @@
       </w:tcPr>
     </w:tblStylePr>
   </w:style>
-  <w:style w:type="table" w:styleId="856">
+  <w:style w:type="table" w:styleId="857">
     <w:name w:val="Grid Table 1 Light Accent 2"/>
-    <w:basedOn w:val="852"/>
+    <w:basedOn w:val="853"/>
     <w:uiPriority w:val="99"/>
     <w:pPr>
       <w:pBdr/>
@@ -25219,9 +25116,9 @@
       </w:tcPr>
     </w:tblStylePr>
   </w:style>
-  <w:style w:type="table" w:styleId="857">
+  <w:style w:type="table" w:styleId="858">
     <w:name w:val="Grid Table 1 Light Accent 3"/>
-    <w:basedOn w:val="852"/>
+    <w:basedOn w:val="853"/>
     <w:uiPriority w:val="99"/>
     <w:pPr>
       <w:pBdr/>
@@ -25441,9 +25338,9 @@
       </w:tcPr>
     </w:tblStylePr>
   </w:style>
-  <w:style w:type="table" w:styleId="858">
+  <w:style w:type="table" w:styleId="859">
     <w:name w:val="Grid Table 1 Light Accent 4"/>
-    <w:basedOn w:val="852"/>
+    <w:basedOn w:val="853"/>
     <w:uiPriority w:val="99"/>
     <w:pPr>
       <w:pBdr/>
@@ -25663,9 +25560,9 @@
       </w:tcPr>
     </w:tblStylePr>
   </w:style>
-  <w:style w:type="table" w:styleId="859">
+  <w:style w:type="table" w:styleId="860">
     <w:name w:val="Grid Table 1 Light Accent 5"/>
-    <w:basedOn w:val="852"/>
+    <w:basedOn w:val="853"/>
     <w:uiPriority w:val="99"/>
     <w:pPr>
       <w:pBdr/>
@@ -25885,9 +25782,9 @@
       </w:tcPr>
     </w:tblStylePr>
   </w:style>
-  <w:style w:type="table" w:styleId="860">
+  <w:style w:type="table" w:styleId="861">
     <w:name w:val="Grid Table 1 Light Accent 6"/>
-    <w:basedOn w:val="852"/>
+    <w:basedOn w:val="853"/>
     <w:uiPriority w:val="99"/>
     <w:pPr>
       <w:pBdr/>
@@ -26107,9 +26004,9 @@
       </w:tcPr>
     </w:tblStylePr>
   </w:style>
-  <w:style w:type="table" w:styleId="861">
+  <w:style w:type="table" w:styleId="862">
     <w:name w:val="Grid Table 2 Accent 1"/>
-    <w:basedOn w:val="852"/>
+    <w:basedOn w:val="853"/>
     <w:uiPriority w:val="99"/>
     <w:pPr>
       <w:pBdr/>
@@ -26338,9 +26235,9 @@
       </w:tcPr>
     </w:tblStylePr>
   </w:style>
-  <w:style w:type="table" w:styleId="862">
+  <w:style w:type="table" w:styleId="863">
     <w:name w:val="Grid Table 2 Accent 2"/>
-    <w:basedOn w:val="852"/>
+    <w:basedOn w:val="853"/>
     <w:uiPriority w:val="99"/>
     <w:pPr>
       <w:pBdr/>
@@ -26569,9 +26466,9 @@
       </w:tcPr>
     </w:tblStylePr>
   </w:style>
-  <w:style w:type="table" w:styleId="863">
+  <w:style w:type="table" w:styleId="864">
     <w:name w:val="Grid Table 2 Accent 3"/>
-    <w:basedOn w:val="852"/>
+    <w:basedOn w:val="853"/>
     <w:uiPriority w:val="99"/>
     <w:pPr>
       <w:pBdr/>
@@ -26800,9 +26697,9 @@
       </w:tcPr>
     </w:tblStylePr>
   </w:style>
-  <w:style w:type="table" w:styleId="864">
+  <w:style w:type="table" w:styleId="865">
     <w:name w:val="Grid Table 2 Accent 4"/>
-    <w:basedOn w:val="852"/>
+    <w:basedOn w:val="853"/>
     <w:uiPriority w:val="99"/>
     <w:pPr>
       <w:pBdr/>
@@ -27031,9 +26928,9 @@
       </w:tcPr>
     </w:tblStylePr>
   </w:style>
-  <w:style w:type="table" w:styleId="865">
+  <w:style w:type="table" w:styleId="866">
     <w:name w:val="Grid Table 2 Accent 5"/>
-    <w:basedOn w:val="852"/>
+    <w:basedOn w:val="853"/>
     <w:uiPriority w:val="99"/>
     <w:pPr>
       <w:pBdr/>
@@ -27262,9 +27159,9 @@
       </w:tcPr>
     </w:tblStylePr>
   </w:style>
-  <w:style w:type="table" w:styleId="866">
+  <w:style w:type="table" w:styleId="867">
     <w:name w:val="Grid Table 2 Accent 6"/>
-    <w:basedOn w:val="852"/>
+    <w:basedOn w:val="853"/>
     <w:uiPriority w:val="99"/>
     <w:pPr>
       <w:pBdr/>
@@ -27493,9 +27390,9 @@
       </w:tcPr>
     </w:tblStylePr>
   </w:style>
-  <w:style w:type="table" w:styleId="867">
+  <w:style w:type="table" w:styleId="868">
     <w:name w:val="Grid Table 3 Accent 1"/>
-    <w:basedOn w:val="852"/>
+    <w:basedOn w:val="853"/>
     <w:uiPriority w:val="99"/>
     <w:pPr>
       <w:pBdr/>
@@ -27737,9 +27634,9 @@
       </w:tcPr>
     </w:tblStylePr>
   </w:style>
-  <w:style w:type="table" w:styleId="868">
+  <w:style w:type="table" w:styleId="869">
     <w:name w:val="Grid Table 3 Accent 2"/>
-    <w:basedOn w:val="852"/>
+    <w:basedOn w:val="853"/>
     <w:uiPriority w:val="99"/>
     <w:pPr>
       <w:pBdr/>
@@ -27981,9 +27878,9 @@
       </w:tcPr>
     </w:tblStylePr>
   </w:style>
-  <w:style w:type="table" w:styleId="869">
+  <w:style w:type="table" w:styleId="870">
     <w:name w:val="Grid Table 3 Accent 3"/>
-    <w:basedOn w:val="852"/>
+    <w:basedOn w:val="853"/>
     <w:uiPriority w:val="99"/>
     <w:pPr>
       <w:pBdr/>
@@ -28225,9 +28122,9 @@
       </w:tcPr>
     </w:tblStylePr>
   </w:style>
-  <w:style w:type="table" w:styleId="870">
+  <w:style w:type="table" w:styleId="871">
     <w:name w:val="Grid Table 3 Accent 4"/>
-    <w:basedOn w:val="852"/>
+    <w:basedOn w:val="853"/>
     <w:uiPriority w:val="99"/>
     <w:pPr>
       <w:pBdr/>
@@ -28469,9 +28366,9 @@
       </w:tcPr>
     </w:tblStylePr>
   </w:style>
-  <w:style w:type="table" w:styleId="871">
+  <w:style w:type="table" w:styleId="872">
     <w:name w:val="Grid Table 3 Accent 5"/>
-    <w:basedOn w:val="852"/>
+    <w:basedOn w:val="853"/>
     <w:uiPriority w:val="99"/>
     <w:pPr>
       <w:pBdr/>
@@ -28713,9 +28610,9 @@
       </w:tcPr>
     </w:tblStylePr>
   </w:style>
-  <w:style w:type="table" w:styleId="872">
+  <w:style w:type="table" w:styleId="873">
     <w:name w:val="Grid Table 3 Accent 6"/>
-    <w:basedOn w:val="852"/>
+    <w:basedOn w:val="853"/>
     <w:uiPriority w:val="99"/>
     <w:pPr>
       <w:pBdr/>
@@ -28957,9 +28854,9 @@
       </w:tcPr>
     </w:tblStylePr>
   </w:style>
-  <w:style w:type="table" w:styleId="873">
+  <w:style w:type="table" w:styleId="874">
     <w:name w:val="Grid Table 4 Accent 1"/>
-    <w:basedOn w:val="852"/>
+    <w:basedOn w:val="853"/>
     <w:uiPriority w:val="59"/>
     <w:pPr>
       <w:pBdr/>
@@ -29189,9 +29086,9 @@
       </w:tcPr>
     </w:tblStylePr>
   </w:style>
-  <w:style w:type="table" w:styleId="874">
+  <w:style w:type="table" w:styleId="875">
     <w:name w:val="Grid Table 4 Accent 2"/>
-    <w:basedOn w:val="852"/>
+    <w:basedOn w:val="853"/>
     <w:uiPriority w:val="59"/>
     <w:pPr>
       <w:pBdr/>
@@ -29421,9 +29318,9 @@
       </w:tcPr>
     </w:tblStylePr>
   </w:style>
-  <w:style w:type="table" w:styleId="875">
+  <w:style w:type="table" w:styleId="876">
     <w:name w:val="Grid Table 4 Accent 3"/>
-    <w:basedOn w:val="852"/>
+    <w:basedOn w:val="853"/>
     <w:uiPriority w:val="59"/>
     <w:pPr>
       <w:pBdr/>
@@ -29653,9 +29550,9 @@
       </w:tcPr>
     </w:tblStylePr>
   </w:style>
-  <w:style w:type="table" w:styleId="876">
+  <w:style w:type="table" w:styleId="877">
     <w:name w:val="Grid Table 4 Accent 4"/>
-    <w:basedOn w:val="852"/>
+    <w:basedOn w:val="853"/>
     <w:uiPriority w:val="59"/>
     <w:pPr>
       <w:pBdr/>
@@ -29885,9 +29782,9 @@
       </w:tcPr>
     </w:tblStylePr>
   </w:style>
-  <w:style w:type="table" w:styleId="877">
+  <w:style w:type="table" w:styleId="878">
     <w:name w:val="Grid Table 4 Accent 5"/>
-    <w:basedOn w:val="852"/>
+    <w:basedOn w:val="853"/>
     <w:uiPriority w:val="59"/>
     <w:pPr>
       <w:pBdr/>
@@ -30117,9 +30014,9 @@
       </w:tcPr>
     </w:tblStylePr>
   </w:style>
-  <w:style w:type="table" w:styleId="878">
+  <w:style w:type="table" w:styleId="879">
     <w:name w:val="Grid Table 4 Accent 6"/>
-    <w:basedOn w:val="852"/>
+    <w:basedOn w:val="853"/>
     <w:uiPriority w:val="59"/>
     <w:pPr>
       <w:pBdr/>
@@ -30349,9 +30246,9 @@
       </w:tcPr>
     </w:tblStylePr>
   </w:style>
-  <w:style w:type="table" w:styleId="879">
+  <w:style w:type="table" w:styleId="880">
     <w:name w:val="Grid Table 5 Dark Accent 2"/>
-    <w:basedOn w:val="852"/>
+    <w:basedOn w:val="853"/>
     <w:uiPriority w:val="99"/>
     <w:pPr>
       <w:pBdr/>
@@ -30576,9 +30473,9 @@
       </w:tcPr>
     </w:tblStylePr>
   </w:style>
-  <w:style w:type="table" w:styleId="880">
+  <w:style w:type="table" w:styleId="881">
     <w:name w:val="Grid Table 5 Dark Accent 3"/>
-    <w:basedOn w:val="852"/>
+    <w:basedOn w:val="853"/>
     <w:uiPriority w:val="99"/>
     <w:pPr>
       <w:pBdr/>
@@ -30803,9 +30700,9 @@
       </w:tcPr>
     </w:tblStylePr>
   </w:style>
-  <w:style w:type="table" w:styleId="881">
+  <w:style w:type="table" w:styleId="882">
     <w:name w:val="Grid Table 5 Dark Accent 5"/>
-    <w:basedOn w:val="852"/>
+    <w:basedOn w:val="853"/>
     <w:uiPriority w:val="99"/>
     <w:pPr>
       <w:pBdr/>
@@ -31030,9 +30927,9 @@
       </w:tcPr>
     </w:tblStylePr>
   </w:style>
-  <w:style w:type="table" w:styleId="882">
+  <w:style w:type="table" w:styleId="883">
     <w:name w:val="Grid Table 5 Dark Accent 6"/>
-    <w:basedOn w:val="852"/>
+    <w:basedOn w:val="853"/>
     <w:uiPriority w:val="99"/>
     <w:pPr>
       <w:pBdr/>
@@ -31257,9 +31154,9 @@
       </w:tcPr>
     </w:tblStylePr>
   </w:style>
-  <w:style w:type="table" w:styleId="883">
+  <w:style w:type="table" w:styleId="884">
     <w:name w:val="Grid Table 6 Colorful Accent 1"/>
-    <w:basedOn w:val="852"/>
+    <w:basedOn w:val="853"/>
     <w:uiPriority w:val="99"/>
     <w:pPr>
       <w:pBdr/>
@@ -31481,9 +31378,9 @@
       </w:tcPr>
     </w:tblStylePr>
   </w:style>
-  <w:style w:type="table" w:styleId="884">
+  <w:style w:type="table" w:styleId="885">
     <w:name w:val="Grid Table 6 Colorful Accent 2"/>
-    <w:basedOn w:val="852"/>
+    <w:basedOn w:val="853"/>
     <w:uiPriority w:val="99"/>
     <w:pPr>
       <w:pBdr/>
@@ -31705,9 +31602,9 @@
       </w:tcPr>
     </w:tblStylePr>
   </w:style>
-  <w:style w:type="table" w:styleId="885">
+  <w:style w:type="table" w:styleId="886">
     <w:name w:val="Grid Table 6 Colorful Accent 3"/>
-    <w:basedOn w:val="852"/>
+    <w:basedOn w:val="853"/>
     <w:uiPriority w:val="99"/>
     <w:pPr>
       <w:pBdr/>
@@ -31929,9 +31826,9 @@
       </w:tcPr>
     </w:tblStylePr>
   </w:style>
-  <w:style w:type="table" w:styleId="886">
+  <w:style w:type="table" w:styleId="887">
     <w:name w:val="Grid Table 6 Colorful Accent 4"/>
-    <w:basedOn w:val="852"/>
+    <w:basedOn w:val="853"/>
     <w:uiPriority w:val="99"/>
     <w:pPr>
       <w:pBdr/>
@@ -32153,9 +32050,9 @@
       </w:tcPr>
     </w:tblStylePr>
   </w:style>
-  <w:style w:type="table" w:styleId="887">
+  <w:style w:type="table" w:styleId="888">
     <w:name w:val="Grid Table 6 Colorful Accent 5"/>
-    <w:basedOn w:val="852"/>
+    <w:basedOn w:val="853"/>
     <w:uiPriority w:val="99"/>
     <w:pPr>
       <w:pBdr/>
@@ -32377,9 +32274,9 @@
       </w:tcPr>
     </w:tblStylePr>
   </w:style>
-  <w:style w:type="table" w:styleId="888">
+  <w:style w:type="table" w:styleId="889">
     <w:name w:val="Grid Table 6 Colorful Accent 6"/>
-    <w:basedOn w:val="852"/>
+    <w:basedOn w:val="853"/>
     <w:uiPriority w:val="99"/>
     <w:pPr>
       <w:pBdr/>
@@ -32601,9 +32498,9 @@
       </w:tcPr>
     </w:tblStylePr>
   </w:style>
-  <w:style w:type="table" w:styleId="889">
+  <w:style w:type="table" w:styleId="890">
     <w:name w:val="Grid Table 7 Colorful Accent 1"/>
-    <w:basedOn w:val="852"/>
+    <w:basedOn w:val="853"/>
     <w:uiPriority w:val="99"/>
     <w:pPr>
       <w:pBdr/>
@@ -32854,9 +32751,9 @@
       </w:tcPr>
     </w:tblStylePr>
   </w:style>
-  <w:style w:type="table" w:styleId="890">
+  <w:style w:type="table" w:styleId="891">
     <w:name w:val="Grid Table 7 Colorful Accent 2"/>
-    <w:basedOn w:val="852"/>
+    <w:basedOn w:val="853"/>
     <w:uiPriority w:val="99"/>
     <w:pPr>
       <w:pBdr/>
@@ -33107,9 +33004,9 @@
       </w:tcPr>
     </w:tblStylePr>
   </w:style>
-  <w:style w:type="table" w:styleId="891">
+  <w:style w:type="table" w:styleId="892">
     <w:name w:val="Grid Table 7 Colorful Accent 3"/>
-    <w:basedOn w:val="852"/>
+    <w:basedOn w:val="853"/>
     <w:uiPriority w:val="99"/>
     <w:pPr>
       <w:pBdr/>
@@ -33360,9 +33257,9 @@
       </w:tcPr>
     </w:tblStylePr>
   </w:style>
-  <w:style w:type="table" w:styleId="892">
+  <w:style w:type="table" w:styleId="893">
     <w:name w:val="Grid Table 7 Colorful Accent 4"/>
-    <w:basedOn w:val="852"/>
+    <w:basedOn w:val="853"/>
     <w:uiPriority w:val="99"/>
     <w:pPr>
       <w:pBdr/>
@@ -33613,9 +33510,9 @@
       </w:tcPr>
     </w:tblStylePr>
   </w:style>
-  <w:style w:type="table" w:styleId="893">
+  <w:style w:type="table" w:styleId="894">
     <w:name w:val="Grid Table 7 Colorful Accent 5"/>
-    <w:basedOn w:val="852"/>
+    <w:basedOn w:val="853"/>
     <w:uiPriority w:val="99"/>
     <w:pPr>
       <w:pBdr/>
@@ -33866,9 +33763,9 @@
       </w:tcPr>
     </w:tblStylePr>
   </w:style>
-  <w:style w:type="table" w:styleId="894">
+  <w:style w:type="table" w:styleId="895">
     <w:name w:val="Grid Table 7 Colorful Accent 6"/>
-    <w:basedOn w:val="852"/>
+    <w:basedOn w:val="853"/>
     <w:uiPriority w:val="99"/>
     <w:pPr>
       <w:pBdr/>
@@ -34119,9 +34016,9 @@
       </w:tcPr>
     </w:tblStylePr>
   </w:style>
-  <w:style w:type="table" w:styleId="895">
+  <w:style w:type="table" w:styleId="896">
     <w:name w:val="List Table 1 Light Accent 1"/>
-    <w:basedOn w:val="852"/>
+    <w:basedOn w:val="853"/>
     <w:uiPriority w:val="99"/>
     <w:pPr>
       <w:pBdr/>
@@ -34334,9 +34231,9 @@
       </w:tcPr>
     </w:tblStylePr>
   </w:style>
-  <w:style w:type="table" w:styleId="896">
+  <w:style w:type="table" w:styleId="897">
     <w:name w:val="List Table 1 Light Accent 2"/>
-    <w:basedOn w:val="852"/>
+    <w:basedOn w:val="853"/>
     <w:uiPriority w:val="99"/>
     <w:pPr>
       <w:pBdr/>
@@ -34549,9 +34446,9 @@
       </w:tcPr>
     </w:tblStylePr>
   </w:style>
-  <w:style w:type="table" w:styleId="897">
+  <w:style w:type="table" w:styleId="898">
     <w:name w:val="List Table 1 Light Accent 3"/>
-    <w:basedOn w:val="852"/>
+    <w:basedOn w:val="853"/>
     <w:uiPriority w:val="99"/>
     <w:pPr>
       <w:pBdr/>
@@ -34764,9 +34661,9 @@
       </w:tcPr>
     </w:tblStylePr>
   </w:style>
-  <w:style w:type="table" w:styleId="898">
+  <w:style w:type="table" w:styleId="899">
     <w:name w:val="List Table 1 Light Accent 4"/>
-    <w:basedOn w:val="852"/>
+    <w:basedOn w:val="853"/>
     <w:uiPriority w:val="99"/>
     <w:pPr>
       <w:pBdr/>
@@ -34979,9 +34876,9 @@
       </w:tcPr>
     </w:tblStylePr>
   </w:style>
-  <w:style w:type="table" w:styleId="899">
+  <w:style w:type="table" w:styleId="900">
     <w:name w:val="List Table 1 Light Accent 5"/>
-    <w:basedOn w:val="852"/>
+    <w:basedOn w:val="853"/>
     <w:uiPriority w:val="99"/>
     <w:pPr>
       <w:pBdr/>
@@ -35194,9 +35091,9 @@
       </w:tcPr>
     </w:tblStylePr>
   </w:style>
-  <w:style w:type="table" w:styleId="900">
+  <w:style w:type="table" w:styleId="901">
     <w:name w:val="List Table 1 Light Accent 6"/>
-    <w:basedOn w:val="852"/>
+    <w:basedOn w:val="853"/>
     <w:uiPriority w:val="99"/>
     <w:pPr>
       <w:pBdr/>
@@ -35409,9 +35306,9 @@
       </w:tcPr>
     </w:tblStylePr>
   </w:style>
-  <w:style w:type="table" w:styleId="901">
+  <w:style w:type="table" w:styleId="902">
     <w:name w:val="List Table 2 Accent 1"/>
-    <w:basedOn w:val="852"/>
+    <w:basedOn w:val="853"/>
     <w:uiPriority w:val="99"/>
     <w:pPr>
       <w:pBdr/>
@@ -35646,9 +35543,9 @@
       </w:tcPr>
     </w:tblStylePr>
   </w:style>
-  <w:style w:type="table" w:styleId="902">
+  <w:style w:type="table" w:styleId="903">
     <w:name w:val="List Table 2 Accent 2"/>
-    <w:basedOn w:val="852"/>
+    <w:basedOn w:val="853"/>
     <w:uiPriority w:val="99"/>
     <w:pPr>
       <w:pBdr/>
@@ -35883,9 +35780,9 @@
       </w:tcPr>
     </w:tblStylePr>
   </w:style>
-  <w:style w:type="table" w:styleId="903">
+  <w:style w:type="table" w:styleId="904">
     <w:name w:val="List Table 2 Accent 3"/>
-    <w:basedOn w:val="852"/>
+    <w:basedOn w:val="853"/>
     <w:uiPriority w:val="99"/>
     <w:pPr>
       <w:pBdr/>
@@ -36120,9 +36017,9 @@
       </w:tcPr>
     </w:tblStylePr>
   </w:style>
-  <w:style w:type="table" w:styleId="904">
+  <w:style w:type="table" w:styleId="905">
     <w:name w:val="List Table 2 Accent 4"/>
-    <w:basedOn w:val="852"/>
+    <w:basedOn w:val="853"/>
     <w:uiPriority w:val="99"/>
     <w:pPr>
       <w:pBdr/>
@@ -36357,9 +36254,9 @@
       </w:tcPr>
     </w:tblStylePr>
   </w:style>
-  <w:style w:type="table" w:styleId="905">
+  <w:style w:type="table" w:styleId="906">
     <w:name w:val="List Table 2 Accent 5"/>
-    <w:basedOn w:val="852"/>
+    <w:basedOn w:val="853"/>
     <w:uiPriority w:val="99"/>
     <w:pPr>
       <w:pBdr/>
@@ -36594,9 +36491,9 @@
       </w:tcPr>
     </w:tblStylePr>
   </w:style>
-  <w:style w:type="table" w:styleId="906">
+  <w:style w:type="table" w:styleId="907">
     <w:name w:val="List Table 2 Accent 6"/>
-    <w:basedOn w:val="852"/>
+    <w:basedOn w:val="853"/>
     <w:uiPriority w:val="99"/>
     <w:pPr>
       <w:pBdr/>
@@ -36831,9 +36728,9 @@
       </w:tcPr>
     </w:tblStylePr>
   </w:style>
-  <w:style w:type="table" w:styleId="907">
+  <w:style w:type="table" w:styleId="908">
     <w:name w:val="List Table 3 Accent 1"/>
-    <w:basedOn w:val="852"/>
+    <w:basedOn w:val="853"/>
     <w:uiPriority w:val="99"/>
     <w:pPr>
       <w:pBdr/>
@@ -37058,9 +36955,9 @@
       </w:tcPr>
     </w:tblStylePr>
   </w:style>
-  <w:style w:type="table" w:styleId="908">
+  <w:style w:type="table" w:styleId="909">
     <w:name w:val="List Table 3 Accent 2"/>
-    <w:basedOn w:val="852"/>
+    <w:basedOn w:val="853"/>
     <w:uiPriority w:val="99"/>
     <w:pPr>
       <w:pBdr/>
@@ -37285,9 +37182,9 @@
       </w:tcPr>
     </w:tblStylePr>
   </w:style>
-  <w:style w:type="table" w:styleId="909">
+  <w:style w:type="table" w:styleId="910">
     <w:name w:val="List Table 3 Accent 3"/>
-    <w:basedOn w:val="852"/>
+    <w:basedOn w:val="853"/>
     <w:uiPriority w:val="99"/>
     <w:pPr>
       <w:pBdr/>
@@ -37512,9 +37409,9 @@
       </w:tcPr>
     </w:tblStylePr>
   </w:style>
-  <w:style w:type="table" w:styleId="910">
+  <w:style w:type="table" w:styleId="911">
     <w:name w:val="List Table 3 Accent 4"/>
-    <w:basedOn w:val="852"/>
+    <w:basedOn w:val="853"/>
     <w:uiPriority w:val="99"/>
     <w:pPr>
       <w:pBdr/>
@@ -37739,9 +37636,9 @@
       </w:tcPr>
     </w:tblStylePr>
   </w:style>
-  <w:style w:type="table" w:styleId="911">
+  <w:style w:type="table" w:styleId="912">
     <w:name w:val="List Table 3 Accent 5"/>
-    <w:basedOn w:val="852"/>
+    <w:basedOn w:val="853"/>
     <w:uiPriority w:val="99"/>
     <w:pPr>
       <w:pBdr/>
@@ -37966,9 +37863,9 @@
       </w:tcPr>
     </w:tblStylePr>
   </w:style>
-  <w:style w:type="table" w:styleId="912">
+  <w:style w:type="table" w:styleId="913">
     <w:name w:val="List Table 3 Accent 6"/>
-    <w:basedOn w:val="852"/>
+    <w:basedOn w:val="853"/>
     <w:uiPriority w:val="99"/>
     <w:pPr>
       <w:pBdr/>
@@ -38193,9 +38090,9 @@
       </w:tcPr>
     </w:tblStylePr>
   </w:style>
-  <w:style w:type="table" w:styleId="913">
+  <w:style w:type="table" w:styleId="914">
     <w:name w:val="List Table 4 Accent 1"/>
-    <w:basedOn w:val="852"/>
+    <w:basedOn w:val="853"/>
     <w:uiPriority w:val="99"/>
     <w:pPr>
       <w:pBdr/>
@@ -38417,9 +38314,9 @@
       </w:tcPr>
     </w:tblStylePr>
   </w:style>
-  <w:style w:type="table" w:styleId="914">
+  <w:style w:type="table" w:styleId="915">
     <w:name w:val="List Table 4 Accent 2"/>
-    <w:basedOn w:val="852"/>
+    <w:basedOn w:val="853"/>
     <w:uiPriority w:val="99"/>
     <w:pPr>
       <w:pBdr/>
@@ -38641,9 +38538,9 @@
       </w:tcPr>
     </w:tblStylePr>
   </w:style>
-  <w:style w:type="table" w:styleId="915">
+  <w:style w:type="table" w:styleId="916">
     <w:name w:val="List Table 4 Accent 3"/>
-    <w:basedOn w:val="852"/>
+    <w:basedOn w:val="853"/>
     <w:uiPriority w:val="99"/>
     <w:pPr>
       <w:pBdr/>
@@ -38865,9 +38762,9 @@
       </w:tcPr>
     </w:tblStylePr>
   </w:style>
-  <w:style w:type="table" w:styleId="916">
+  <w:style w:type="table" w:styleId="917">
     <w:name w:val="List Table 4 Accent 4"/>
-    <w:basedOn w:val="852"/>
+    <w:basedOn w:val="853"/>
     <w:uiPriority w:val="99"/>
     <w:pPr>
       <w:pBdr/>
@@ -39089,9 +38986,9 @@
       </w:tcPr>
     </w:tblStylePr>
   </w:style>
-  <w:style w:type="table" w:styleId="917">
+  <w:style w:type="table" w:styleId="918">
     <w:name w:val="List Table 4 Accent 5"/>
-    <w:basedOn w:val="852"/>
+    <w:basedOn w:val="853"/>
     <w:uiPriority w:val="99"/>
     <w:pPr>
       <w:pBdr/>
@@ -39313,9 +39210,9 @@
       </w:tcPr>
     </w:tblStylePr>
   </w:style>
-  <w:style w:type="table" w:styleId="918">
+  <w:style w:type="table" w:styleId="919">
     <w:name w:val="List Table 4 Accent 6"/>
-    <w:basedOn w:val="852"/>
+    <w:basedOn w:val="853"/>
     <w:uiPriority w:val="99"/>
     <w:pPr>
       <w:pBdr/>
@@ -39537,9 +39434,9 @@
       </w:tcPr>
     </w:tblStylePr>
   </w:style>
-  <w:style w:type="table" w:styleId="919">
+  <w:style w:type="table" w:styleId="920">
     <w:name w:val="List Table 5 Dark Accent 1"/>
-    <w:basedOn w:val="852"/>
+    <w:basedOn w:val="853"/>
     <w:uiPriority w:val="99"/>
     <w:pPr>
       <w:pBdr/>
@@ -39773,9 +39670,9 @@
       </w:tcPr>
     </w:tblStylePr>
   </w:style>
-  <w:style w:type="table" w:styleId="920">
+  <w:style w:type="table" w:styleId="921">
     <w:name w:val="List Table 5 Dark Accent 2"/>
-    <w:basedOn w:val="852"/>
+    <w:basedOn w:val="853"/>
     <w:uiPriority w:val="99"/>
     <w:pPr>
       <w:pBdr/>
@@ -40009,9 +39906,9 @@
       </w:tcPr>
     </w:tblStylePr>
   </w:style>
-  <w:style w:type="table" w:styleId="921">
+  <w:style w:type="table" w:styleId="922">
     <w:name w:val="List Table 5 Dark Accent 3"/>
-    <w:basedOn w:val="852"/>
+    <w:basedOn w:val="853"/>
     <w:uiPriority w:val="99"/>
     <w:pPr>
       <w:pBdr/>
@@ -40245,9 +40142,9 @@
       </w:tcPr>
     </w:tblStylePr>
   </w:style>
-  <w:style w:type="table" w:styleId="922">
+  <w:style w:type="table" w:styleId="923">
     <w:name w:val="List Table 5 Dark Accent 4"/>
-    <w:basedOn w:val="852"/>
+    <w:basedOn w:val="853"/>
     <w:uiPriority w:val="99"/>
     <w:pPr>
       <w:pBdr/>
@@ -40481,9 +40378,9 @@
       </w:tcPr>
     </w:tblStylePr>
   </w:style>
-  <w:style w:type="table" w:styleId="923">
+  <w:style w:type="table" w:styleId="924">
     <w:name w:val="List Table 5 Dark Accent 5"/>
-    <w:basedOn w:val="852"/>
+    <w:basedOn w:val="853"/>
     <w:uiPriority w:val="99"/>
     <w:pPr>
       <w:pBdr/>
@@ -40717,9 +40614,9 @@
       </w:tcPr>
     </w:tblStylePr>
   </w:style>
-  <w:style w:type="table" w:styleId="924">
+  <w:style w:type="table" w:styleId="925">
     <w:name w:val="List Table 5 Dark Accent 6"/>
-    <w:basedOn w:val="852"/>
+    <w:basedOn w:val="853"/>
     <w:uiPriority w:val="99"/>
     <w:pPr>
       <w:pBdr/>
@@ -40953,9 +40850,9 @@
       </w:tcPr>
     </w:tblStylePr>
   </w:style>
-  <w:style w:type="table" w:styleId="925">
+  <w:style w:type="table" w:styleId="926">
     <w:name w:val="List Table 6 Colorful Accent 1"/>
-    <w:basedOn w:val="852"/>
+    <w:basedOn w:val="853"/>
     <w:uiPriority w:val="99"/>
     <w:pPr>
       <w:pBdr/>
@@ -41175,9 +41072,9 @@
       </w:tcPr>
     </w:tblStylePr>
   </w:style>
-  <w:style w:type="table" w:styleId="926">
+  <w:style w:type="table" w:styleId="927">
     <w:name w:val="List Table 6 Colorful Accent 2"/>
-    <w:basedOn w:val="852"/>
+    <w:basedOn w:val="853"/>
     <w:uiPriority w:val="99"/>
     <w:pPr>
       <w:pBdr/>
@@ -41397,9 +41294,9 @@
       </w:tcPr>
     </w:tblStylePr>
   </w:style>
-  <w:style w:type="table" w:styleId="927">
+  <w:style w:type="table" w:styleId="928">
     <w:name w:val="List Table 6 Colorful Accent 3"/>
-    <w:basedOn w:val="852"/>
+    <w:basedOn w:val="853"/>
     <w:uiPriority w:val="99"/>
     <w:pPr>
       <w:pBdr/>
@@ -41619,9 +41516,9 @@
       </w:tcPr>
     </w:tblStylePr>
   </w:style>
-  <w:style w:type="table" w:styleId="928">
+  <w:style w:type="table" w:styleId="929">
     <w:name w:val="List Table 6 Colorful Accent 4"/>
-    <w:basedOn w:val="852"/>
+    <w:basedOn w:val="853"/>
     <w:uiPriority w:val="99"/>
     <w:pPr>
       <w:pBdr/>
@@ -41841,9 +41738,9 @@
       </w:tcPr>
     </w:tblStylePr>
   </w:style>
-  <w:style w:type="table" w:styleId="929">
+  <w:style w:type="table" w:styleId="930">
     <w:name w:val="List Table 6 Colorful Accent 5"/>
-    <w:basedOn w:val="852"/>
+    <w:basedOn w:val="853"/>
     <w:uiPriority w:val="99"/>
     <w:pPr>
       <w:pBdr/>
@@ -42063,9 +41960,9 @@
       </w:tcPr>
     </w:tblStylePr>
   </w:style>
-  <w:style w:type="table" w:styleId="930">
+  <w:style w:type="table" w:styleId="931">
     <w:name w:val="List Table 6 Colorful Accent 6"/>
-    <w:basedOn w:val="852"/>
+    <w:basedOn w:val="853"/>
     <w:uiPriority w:val="99"/>
     <w:pPr>
       <w:pBdr/>
@@ -42285,9 +42182,9 @@
       </w:tcPr>
     </w:tblStylePr>
   </w:style>
-  <w:style w:type="table" w:styleId="931">
+  <w:style w:type="table" w:styleId="932">
     <w:name w:val="List Table 7 Colorful Accent 1"/>
-    <w:basedOn w:val="852"/>
+    <w:basedOn w:val="853"/>
     <w:uiPriority w:val="99"/>
     <w:pPr>
       <w:pBdr/>
@@ -42535,9 +42432,9 @@
       </w:tcPr>
     </w:tblStylePr>
   </w:style>
-  <w:style w:type="table" w:styleId="932">
+  <w:style w:type="table" w:styleId="933">
     <w:name w:val="List Table 7 Colorful Accent 2"/>
-    <w:basedOn w:val="852"/>
+    <w:basedOn w:val="853"/>
     <w:uiPriority w:val="99"/>
     <w:pPr>
       <w:pBdr/>
@@ -42785,9 +42682,9 @@
       </w:tcPr>
     </w:tblStylePr>
   </w:style>
-  <w:style w:type="table" w:styleId="933">
+  <w:style w:type="table" w:styleId="934">
     <w:name w:val="List Table 7 Colorful Accent 3"/>
-    <w:basedOn w:val="852"/>
+    <w:basedOn w:val="853"/>
     <w:uiPriority w:val="99"/>
     <w:pPr>
       <w:pBdr/>
@@ -43035,9 +42932,9 @@
       </w:tcPr>
     </w:tblStylePr>
   </w:style>
-  <w:style w:type="table" w:styleId="934">
+  <w:style w:type="table" w:styleId="935">
     <w:name w:val="List Table 7 Colorful Accent 4"/>
-    <w:basedOn w:val="852"/>
+    <w:basedOn w:val="853"/>
     <w:uiPriority w:val="99"/>
     <w:pPr>
       <w:pBdr/>
@@ -43285,9 +43182,9 @@
       </w:tcPr>
     </w:tblStylePr>
   </w:style>
-  <w:style w:type="table" w:styleId="935">
+  <w:style w:type="table" w:styleId="936">
     <w:name w:val="List Table 7 Colorful Accent 5"/>
-    <w:basedOn w:val="852"/>
+    <w:basedOn w:val="853"/>
     <w:uiPriority w:val="99"/>
     <w:pPr>
       <w:pBdr/>
@@ -43535,9 +43432,9 @@
       </w:tcPr>
     </w:tblStylePr>
   </w:style>
-  <w:style w:type="table" w:styleId="936">
+  <w:style w:type="table" w:styleId="937">
     <w:name w:val="List Table 7 Colorful Accent 6"/>
-    <w:basedOn w:val="852"/>
+    <w:basedOn w:val="853"/>
     <w:uiPriority w:val="99"/>
     <w:pPr>
       <w:pBdr/>
@@ -43785,9 +43682,9 @@
       </w:tcPr>
     </w:tblStylePr>
   </w:style>
-  <w:style w:type="table" w:styleId="937">
+  <w:style w:type="table" w:styleId="938">
     <w:name w:val="Table Grid"/>
-    <w:basedOn w:val="852"/>
+    <w:basedOn w:val="853"/>
     <w:uiPriority w:val="59"/>
     <w:pPr>
       <w:pBdr/>
@@ -43977,9 +43874,9 @@
       </w:tcPr>
     </w:tblStylePr>
   </w:style>
-  <w:style w:type="table" w:styleId="938">
+  <w:style w:type="table" w:styleId="939">
     <w:name w:val="Plain Table 1"/>
-    <w:basedOn w:val="852"/>
+    <w:basedOn w:val="853"/>
     <w:uiPriority w:val="59"/>
     <w:pPr>
       <w:pBdr/>
@@ -44195,9 +44092,9 @@
       </w:tcPr>
     </w:tblStylePr>
   </w:style>
-  <w:style w:type="table" w:styleId="939">
+  <w:style w:type="table" w:styleId="940">
     <w:name w:val="Plain Table 2"/>
-    <w:basedOn w:val="852"/>
+    <w:basedOn w:val="853"/>
     <w:uiPriority w:val="59"/>
     <w:pPr>
       <w:pBdr/>
@@ -44421,9 +44318,9 @@
       </w:tcPr>
     </w:tblStylePr>
   </w:style>
-  <w:style w:type="table" w:styleId="940">
+  <w:style w:type="table" w:styleId="941">
     <w:name w:val="Plain Table 3"/>
-    <w:basedOn w:val="852"/>
+    <w:basedOn w:val="853"/>
     <w:uiPriority w:val="99"/>
     <w:pPr>
       <w:pBdr/>
@@ -44650,9 +44547,9 @@
       </w:tcPr>
     </w:tblStylePr>
   </w:style>
-  <w:style w:type="table" w:styleId="941">
+  <w:style w:type="table" w:styleId="942">
     <w:name w:val="Plain Table 4"/>
-    <w:basedOn w:val="852"/>
+    <w:basedOn w:val="853"/>
     <w:uiPriority w:val="99"/>
     <w:pPr>
       <w:pBdr/>
@@ -44865,9 +44762,9 @@
       </w:tcPr>
     </w:tblStylePr>
   </w:style>
-  <w:style w:type="table" w:styleId="942">
+  <w:style w:type="table" w:styleId="943">
     <w:name w:val="Plain Table 5"/>
-    <w:basedOn w:val="852"/>
+    <w:basedOn w:val="853"/>
     <w:uiPriority w:val="99"/>
     <w:pPr>
       <w:pBdr/>
@@ -45097,9 +44994,9 @@
       </w:tcPr>
     </w:tblStylePr>
   </w:style>
-  <w:style w:type="table" w:styleId="943">
+  <w:style w:type="table" w:styleId="944">
     <w:name w:val="Grid Table 1 Light"/>
-    <w:basedOn w:val="852"/>
+    <w:basedOn w:val="853"/>
     <w:uiPriority w:val="99"/>
     <w:pPr>
       <w:pBdr/>
@@ -45319,9 +45216,9 @@
       </w:tcPr>
     </w:tblStylePr>
   </w:style>
-  <w:style w:type="table" w:styleId="944">
+  <w:style w:type="table" w:styleId="945">
     <w:name w:val="Grid Table 2"/>
-    <w:basedOn w:val="852"/>
+    <w:basedOn w:val="853"/>
     <w:uiPriority w:val="99"/>
     <w:pPr>
       <w:pBdr/>
@@ -45550,9 +45447,9 @@
       </w:tcPr>
     </w:tblStylePr>
   </w:style>
-  <w:style w:type="table" w:styleId="945">
+  <w:style w:type="table" w:styleId="946">
     <w:name w:val="Grid Table 3"/>
-    <w:basedOn w:val="852"/>
+    <w:basedOn w:val="853"/>
     <w:uiPriority w:val="99"/>
     <w:pPr>
       <w:pBdr/>
@@ -45794,9 +45691,9 @@
       </w:tcPr>
     </w:tblStylePr>
   </w:style>
-  <w:style w:type="table" w:styleId="946">
+  <w:style w:type="table" w:styleId="947">
     <w:name w:val="Grid Table 4"/>
-    <w:basedOn w:val="852"/>
+    <w:basedOn w:val="853"/>
     <w:uiPriority w:val="59"/>
     <w:pPr>
       <w:pBdr/>
@@ -46026,9 +45923,9 @@
       </w:tcPr>
     </w:tblStylePr>
   </w:style>
-  <w:style w:type="table" w:styleId="947">
+  <w:style w:type="table" w:styleId="948">
     <w:name w:val="Grid Table 5 Dark"/>
-    <w:basedOn w:val="852"/>
+    <w:basedOn w:val="853"/>
     <w:uiPriority w:val="99"/>
     <w:pPr>
       <w:pBdr/>
@@ -46253,9 +46150,9 @@
       </w:tcPr>
     </w:tblStylePr>
   </w:style>
-  <w:style w:type="table" w:styleId="948" w:customStyle="1">
+  <w:style w:type="table" w:styleId="949" w:customStyle="1">
     <w:name w:val="Grid Table 5 Dark- Accent 1"/>
-    <w:basedOn w:val="852"/>
+    <w:basedOn w:val="853"/>
     <w:uiPriority w:val="99"/>
     <w:pPr>
       <w:pBdr/>
@@ -46480,9 +46377,9 @@
       </w:tcPr>
     </w:tblStylePr>
   </w:style>
-  <w:style w:type="table" w:styleId="949" w:customStyle="1">
+  <w:style w:type="table" w:styleId="950" w:customStyle="1">
     <w:name w:val="Grid Table 5 Dark- Accent 4"/>
-    <w:basedOn w:val="852"/>
+    <w:basedOn w:val="853"/>
     <w:uiPriority w:val="99"/>
     <w:pPr>
       <w:pBdr/>
@@ -46707,9 +46604,9 @@
       </w:tcPr>
     </w:tblStylePr>
   </w:style>
-  <w:style w:type="table" w:styleId="950">
+  <w:style w:type="table" w:styleId="951">
     <w:name w:val="Grid Table 6 Colorful"/>
-    <w:basedOn w:val="852"/>
+    <w:basedOn w:val="853"/>
     <w:uiPriority w:val="99"/>
     <w:pPr>
       <w:pBdr/>
@@ -46931,9 +46828,9 @@
       </w:tcPr>
     </w:tblStylePr>
   </w:style>
-  <w:style w:type="table" w:styleId="951">
+  <w:style w:type="table" w:styleId="952">
     <w:name w:val="Grid Table 7 Colorful"/>
-    <w:basedOn w:val="852"/>
+    <w:basedOn w:val="853"/>
     <w:uiPriority w:val="99"/>
     <w:pPr>
       <w:pBdr/>
@@ -47184,9 +47081,9 @@
       </w:tcPr>
     </w:tblStylePr>
   </w:style>
-  <w:style w:type="table" w:styleId="952">
+  <w:style w:type="table" w:styleId="953">
     <w:name w:val="List Table 1 Light"/>
-    <w:basedOn w:val="852"/>
+    <w:basedOn w:val="853"/>
     <w:uiPriority w:val="99"/>
     <w:pPr>
       <w:pBdr/>
@@ -47399,9 +47296,9 @@
       </w:tcPr>
     </w:tblStylePr>
   </w:style>
-  <w:style w:type="table" w:styleId="953">
+  <w:style w:type="table" w:styleId="954">
     <w:name w:val="List Table 2"/>
-    <w:basedOn w:val="852"/>
+    <w:basedOn w:val="853"/>
     <w:uiPriority w:val="99"/>
     <w:pPr>
       <w:pBdr/>
@@ -47636,9 +47533,9 @@
       </w:tcPr>
     </w:tblStylePr>
   </w:style>
-  <w:style w:type="table" w:styleId="954">
+  <w:style w:type="table" w:styleId="955">
     <w:name w:val="List Table 3"/>
-    <w:basedOn w:val="852"/>
+    <w:basedOn w:val="853"/>
     <w:uiPriority w:val="99"/>
     <w:pPr>
       <w:pBdr/>
@@ -47863,9 +47760,9 @@
       </w:tcPr>
     </w:tblStylePr>
   </w:style>
-  <w:style w:type="table" w:styleId="955">
+  <w:style w:type="table" w:styleId="956">
     <w:name w:val="List Table 4"/>
-    <w:basedOn w:val="852"/>
+    <w:basedOn w:val="853"/>
     <w:uiPriority w:val="99"/>
     <w:pPr>
       <w:pBdr/>
@@ -48087,9 +47984,9 @@
       </w:tcPr>
     </w:tblStylePr>
   </w:style>
-  <w:style w:type="table" w:styleId="956">
+  <w:style w:type="table" w:styleId="957">
     <w:name w:val="List Table 5 Dark"/>
-    <w:basedOn w:val="852"/>
+    <w:basedOn w:val="853"/>
     <w:uiPriority w:val="99"/>
     <w:pPr>
       <w:pBdr/>
@@ -48323,9 +48220,9 @@
       </w:tcPr>
     </w:tblStylePr>
   </w:style>
-  <w:style w:type="table" w:styleId="957">
+  <w:style w:type="table" w:styleId="958">
     <w:name w:val="List Table 6 Colorful"/>
-    <w:basedOn w:val="852"/>
+    <w:basedOn w:val="853"/>
     <w:uiPriority w:val="99"/>
     <w:pPr>
       <w:pBdr/>
@@ -48545,9 +48442,9 @@
       </w:tcPr>
     </w:tblStylePr>
   </w:style>
-  <w:style w:type="table" w:styleId="958">
+  <w:style w:type="table" w:styleId="959">
     <w:name w:val="List Table 7 Colorful"/>
-    <w:basedOn w:val="852"/>
+    <w:basedOn w:val="853"/>
     <w:uiPriority w:val="99"/>
     <w:pPr>
       <w:pBdr/>
@@ -48795,9 +48692,9 @@
       </w:tcPr>
     </w:tblStylePr>
   </w:style>
-  <w:style w:type="table" w:styleId="959" w:customStyle="1">
+  <w:style w:type="table" w:styleId="960" w:customStyle="1">
     <w:name w:val="Lined - Accent"/>
-    <w:basedOn w:val="852"/>
+    <w:basedOn w:val="853"/>
     <w:uiPriority w:val="99"/>
     <w:pPr>
       <w:pBdr/>
@@ -49034,9 +48931,9 @@
       </w:tcPr>
     </w:tblStylePr>
   </w:style>
-  <w:style w:type="table" w:styleId="960" w:customStyle="1">
+  <w:style w:type="table" w:styleId="961" w:customStyle="1">
     <w:name w:val="Lined - Accent 1"/>
-    <w:basedOn w:val="852"/>
+    <w:basedOn w:val="853"/>
     <w:uiPriority w:val="99"/>
     <w:pPr>
       <w:pBdr/>
@@ -49273,9 +49170,9 @@
       </w:tcPr>
     </w:tblStylePr>
   </w:style>
-  <w:style w:type="table" w:styleId="961" w:customStyle="1">
+  <w:style w:type="table" w:styleId="962" w:customStyle="1">
     <w:name w:val="Lined - Accent 2"/>
-    <w:basedOn w:val="852"/>
+    <w:basedOn w:val="853"/>
     <w:uiPriority w:val="99"/>
     <w:pPr>
       <w:pBdr/>
@@ -49512,9 +49409,9 @@
       </w:tcPr>
     </w:tblStylePr>
   </w:style>
-  <w:style w:type="table" w:styleId="962" w:customStyle="1">
+  <w:style w:type="table" w:styleId="963" w:customStyle="1">
     <w:name w:val="Lined - Accent 3"/>
-    <w:basedOn w:val="852"/>
+    <w:basedOn w:val="853"/>
     <w:uiPriority w:val="99"/>
     <w:pPr>
       <w:pBdr/>
@@ -49751,9 +49648,9 @@
       </w:tcPr>
     </w:tblStylePr>
   </w:style>
-  <w:style w:type="table" w:styleId="963" w:customStyle="1">
+  <w:style w:type="table" w:styleId="964" w:customStyle="1">
     <w:name w:val="Lined - Accent 4"/>
-    <w:basedOn w:val="852"/>
+    <w:basedOn w:val="853"/>
     <w:uiPriority w:val="99"/>
     <w:pPr>
       <w:pBdr/>
@@ -49990,9 +49887,9 @@
       </w:tcPr>
     </w:tblStylePr>
   </w:style>
-  <w:style w:type="table" w:styleId="964" w:customStyle="1">
+  <w:style w:type="table" w:styleId="965" w:customStyle="1">
     <w:name w:val="Lined - Accent 5"/>
-    <w:basedOn w:val="852"/>
+    <w:basedOn w:val="853"/>
     <w:uiPriority w:val="99"/>
     <w:pPr>
       <w:pBdr/>
@@ -50229,9 +50126,9 @@
       </w:tcPr>
     </w:tblStylePr>
   </w:style>
-  <w:style w:type="table" w:styleId="965" w:customStyle="1">
+  <w:style w:type="table" w:styleId="966" w:customStyle="1">
     <w:name w:val="Lined - Accent 6"/>
-    <w:basedOn w:val="852"/>
+    <w:basedOn w:val="853"/>
     <w:uiPriority w:val="99"/>
     <w:pPr>
       <w:pBdr/>
@@ -50468,9 +50365,9 @@
       </w:tcPr>
     </w:tblStylePr>
   </w:style>
-  <w:style w:type="table" w:styleId="966" w:customStyle="1">
+  <w:style w:type="table" w:styleId="967" w:customStyle="1">
     <w:name w:val="Bordered &amp; Lined - Accent"/>
-    <w:basedOn w:val="852"/>
+    <w:basedOn w:val="853"/>
     <w:uiPriority w:val="99"/>
     <w:pPr>
       <w:pBdr/>
@@ -50714,9 +50611,9 @@
       </w:tcPr>
     </w:tblStylePr>
   </w:style>
-  <w:style w:type="table" w:styleId="967" w:customStyle="1">
+  <w:style w:type="table" w:styleId="968" w:customStyle="1">
     <w:name w:val="Bordered &amp; Lined - Accent 1"/>
-    <w:basedOn w:val="852"/>
+    <w:basedOn w:val="853"/>
     <w:uiPriority w:val="99"/>
     <w:pPr>
       <w:pBdr/>
@@ -50960,9 +50857,9 @@
       </w:tcPr>
     </w:tblStylePr>
   </w:style>
-  <w:style w:type="table" w:styleId="968" w:customStyle="1">
+  <w:style w:type="table" w:styleId="969" w:customStyle="1">
     <w:name w:val="Bordered &amp; Lined - Accent 2"/>
-    <w:basedOn w:val="852"/>
+    <w:basedOn w:val="853"/>
     <w:uiPriority w:val="99"/>
     <w:pPr>
       <w:pBdr/>
@@ -51206,9 +51103,9 @@
       </w:tcPr>
     </w:tblStylePr>
   </w:style>
-  <w:style w:type="table" w:styleId="969" w:customStyle="1">
+  <w:style w:type="table" w:styleId="970" w:customStyle="1">
     <w:name w:val="Bordered &amp; Lined - Accent 3"/>
-    <w:basedOn w:val="852"/>
+    <w:basedOn w:val="853"/>
     <w:uiPriority w:val="99"/>
     <w:pPr>
       <w:pBdr/>
@@ -51452,9 +51349,9 @@
       </w:tcPr>
     </w:tblStylePr>
   </w:style>
-  <w:style w:type="table" w:styleId="970" w:customStyle="1">
+  <w:style w:type="table" w:styleId="971" w:customStyle="1">
     <w:name w:val="Bordered &amp; Lined - Accent 4"/>
-    <w:basedOn w:val="852"/>
+    <w:basedOn w:val="853"/>
     <w:uiPriority w:val="99"/>
     <w:pPr>
       <w:pBdr/>
@@ -51698,9 +51595,9 @@
       </w:tcPr>
     </w:tblStylePr>
   </w:style>
-  <w:style w:type="table" w:styleId="971" w:customStyle="1">
+  <w:style w:type="table" w:styleId="972" w:customStyle="1">
     <w:name w:val="Bordered &amp; Lined - Accent 5"/>
-    <w:basedOn w:val="852"/>
+    <w:basedOn w:val="853"/>
     <w:uiPriority w:val="99"/>
     <w:pPr>
       <w:pBdr/>
@@ -51944,9 +51841,9 @@
       </w:tcPr>
     </w:tblStylePr>
   </w:style>
-  <w:style w:type="table" w:styleId="972" w:customStyle="1">
+  <w:style w:type="table" w:styleId="973" w:customStyle="1">
     <w:name w:val="Bordered &amp; Lined - Accent 6"/>
-    <w:basedOn w:val="852"/>
+    <w:basedOn w:val="853"/>
     <w:uiPriority w:val="99"/>
     <w:pPr>
       <w:pBdr/>
@@ -52190,9 +52087,9 @@
       </w:tcPr>
     </w:tblStylePr>
   </w:style>
-  <w:style w:type="table" w:styleId="973" w:customStyle="1">
+  <w:style w:type="table" w:styleId="974" w:customStyle="1">
     <w:name w:val="Bordered"/>
-    <w:basedOn w:val="852"/>
+    <w:basedOn w:val="853"/>
     <w:uiPriority w:val="99"/>
     <w:pPr>
       <w:pBdr/>
@@ -52420,9 +52317,9 @@
       </w:tcPr>
     </w:tblStylePr>
   </w:style>
-  <w:style w:type="table" w:styleId="974" w:customStyle="1">
+  <w:style w:type="table" w:styleId="975" w:customStyle="1">
     <w:name w:val="Bordered - Accent 1"/>
-    <w:basedOn w:val="852"/>
+    <w:basedOn w:val="853"/>
     <w:uiPriority w:val="99"/>
     <w:pPr>
       <w:pBdr/>
@@ -52650,9 +52547,9 @@
       </w:tcPr>
     </w:tblStylePr>
   </w:style>
-  <w:style w:type="table" w:styleId="975" w:customStyle="1">
+  <w:style w:type="table" w:styleId="976" w:customStyle="1">
     <w:name w:val="Bordered - Accent 2"/>
-    <w:basedOn w:val="852"/>
+    <w:basedOn w:val="853"/>
     <w:uiPriority w:val="99"/>
     <w:pPr>
       <w:pBdr/>
@@ -52880,9 +52777,9 @@
       </w:tcPr>
     </w:tblStylePr>
   </w:style>
-  <w:style w:type="table" w:styleId="976" w:customStyle="1">
+  <w:style w:type="table" w:styleId="977" w:customStyle="1">
     <w:name w:val="Bordered - Accent 3"/>
-    <w:basedOn w:val="852"/>
+    <w:basedOn w:val="853"/>
     <w:uiPriority w:val="99"/>
     <w:pPr>
       <w:pBdr/>
@@ -53110,9 +53007,9 @@
       </w:tcPr>
     </w:tblStylePr>
   </w:style>
-  <w:style w:type="table" w:styleId="977" w:customStyle="1">
+  <w:style w:type="table" w:styleId="978" w:customStyle="1">
     <w:name w:val="Bordered - Accent 4"/>
-    <w:basedOn w:val="852"/>
+    <w:basedOn w:val="853"/>
     <w:uiPriority w:val="99"/>
     <w:pPr>
       <w:pBdr/>
@@ -53340,9 +53237,9 @@
       </w:tcPr>
     </w:tblStylePr>
   </w:style>
-  <w:style w:type="table" w:styleId="978" w:customStyle="1">
+  <w:style w:type="table" w:styleId="979" w:customStyle="1">
     <w:name w:val="Bordered - Accent 5"/>
-    <w:basedOn w:val="852"/>
+    <w:basedOn w:val="853"/>
     <w:uiPriority w:val="99"/>
     <w:pPr>
       <w:pBdr/>
@@ -53570,9 +53467,9 @@
       </w:tcPr>
     </w:tblStylePr>
   </w:style>
-  <w:style w:type="table" w:styleId="979" w:customStyle="1">
+  <w:style w:type="table" w:styleId="980" w:customStyle="1">
     <w:name w:val="Bordered - Accent 6"/>
-    <w:basedOn w:val="852"/>
+    <w:basedOn w:val="853"/>
     <w:uiPriority w:val="99"/>
     <w:pPr>
       <w:pBdr/>
@@ -53800,10 +53697,10 @@
       </w:tcPr>
     </w:tblStylePr>
   </w:style>
-  <w:style w:type="character" w:styleId="980" w:customStyle="1">
+  <w:style w:type="character" w:styleId="981" w:customStyle="1">
     <w:name w:val="Heading 2 Char"/>
-    <w:basedOn w:val="851"/>
-    <w:link w:val="843"/>
+    <w:basedOn w:val="852"/>
+    <w:link w:val="844"/>
     <w:uiPriority w:val="9"/>
     <w:pPr>
       <w:pBdr/>
@@ -53817,10 +53714,10 @@
       <w:szCs w:val="32"/>
     </w:rPr>
   </w:style>
-  <w:style w:type="character" w:styleId="981" w:customStyle="1">
+  <w:style w:type="character" w:styleId="982" w:customStyle="1">
     <w:name w:val="Heading 3 Char"/>
-    <w:basedOn w:val="851"/>
-    <w:link w:val="844"/>
+    <w:basedOn w:val="852"/>
+    <w:link w:val="845"/>
     <w:uiPriority w:val="9"/>
     <w:pPr>
       <w:pBdr/>
@@ -53834,10 +53731,10 @@
       <w:szCs w:val="28"/>
     </w:rPr>
   </w:style>
-  <w:style w:type="character" w:styleId="982" w:customStyle="1">
+  <w:style w:type="character" w:styleId="983" w:customStyle="1">
     <w:name w:val="Heading 4 Char"/>
-    <w:basedOn w:val="851"/>
-    <w:link w:val="845"/>
+    <w:basedOn w:val="852"/>
+    <w:link w:val="846"/>
     <w:uiPriority w:val="9"/>
     <w:pPr>
       <w:pBdr/>
@@ -53851,10 +53748,10 @@
       <w:color w:val="0f4761" w:themeColor="accent1" w:themeShade="BF"/>
     </w:rPr>
   </w:style>
-  <w:style w:type="character" w:styleId="983" w:customStyle="1">
+  <w:style w:type="character" w:styleId="984" w:customStyle="1">
     <w:name w:val="Heading 5 Char"/>
-    <w:basedOn w:val="851"/>
-    <w:link w:val="846"/>
+    <w:basedOn w:val="852"/>
+    <w:link w:val="847"/>
     <w:uiPriority w:val="9"/>
     <w:pPr>
       <w:pBdr/>
@@ -53866,10 +53763,10 @@
       <w:color w:val="0f4761" w:themeColor="accent1" w:themeShade="BF"/>
     </w:rPr>
   </w:style>
-  <w:style w:type="character" w:styleId="984" w:customStyle="1">
+  <w:style w:type="character" w:styleId="985" w:customStyle="1">
     <w:name w:val="Heading 6 Char"/>
-    <w:basedOn w:val="851"/>
-    <w:link w:val="847"/>
+    <w:basedOn w:val="852"/>
+    <w:link w:val="848"/>
     <w:uiPriority w:val="9"/>
     <w:pPr>
       <w:pBdr/>
@@ -53883,10 +53780,10 @@
       <w:color w:val="595959" w:themeColor="text1" w:themeTint="A6"/>
     </w:rPr>
   </w:style>
-  <w:style w:type="character" w:styleId="985" w:customStyle="1">
+  <w:style w:type="character" w:styleId="986" w:customStyle="1">
     <w:name w:val="Heading 7 Char"/>
-    <w:basedOn w:val="851"/>
-    <w:link w:val="848"/>
+    <w:basedOn w:val="852"/>
+    <w:link w:val="849"/>
     <w:uiPriority w:val="9"/>
     <w:pPr>
       <w:pBdr/>
@@ -53898,26 +53795,9 @@
       <w:color w:val="595959" w:themeColor="text1" w:themeTint="A6"/>
     </w:rPr>
   </w:style>
-  <w:style w:type="character" w:styleId="986" w:customStyle="1">
+  <w:style w:type="character" w:styleId="987" w:customStyle="1">
     <w:name w:val="Heading 8 Char"/>
-    <w:basedOn w:val="851"/>
-    <w:link w:val="849"/>
-    <w:uiPriority w:val="9"/>
-    <w:pPr>
-      <w:pBdr/>
-      <w:spacing/>
-      <w:ind/>
-    </w:pPr>
-    <w:rPr>
-      <w:rFonts w:ascii="Arial" w:hAnsi="Arial" w:eastAsia="Arial" w:cs="Arial"/>
-      <w:i/>
-      <w:iCs/>
-      <w:color w:val="272727" w:themeColor="text1" w:themeTint="D8"/>
-    </w:rPr>
-  </w:style>
-  <w:style w:type="character" w:styleId="987" w:customStyle="1">
-    <w:name w:val="Heading 9 Char"/>
-    <w:basedOn w:val="851"/>
+    <w:basedOn w:val="852"/>
     <w:link w:val="850"/>
     <w:uiPriority w:val="9"/>
     <w:pPr>
@@ -53932,11 +53812,28 @@
       <w:color w:val="272727" w:themeColor="text1" w:themeTint="D8"/>
     </w:rPr>
   </w:style>
-  <w:style w:type="paragraph" w:styleId="988">
+  <w:style w:type="character" w:styleId="988" w:customStyle="1">
+    <w:name w:val="Heading 9 Char"/>
+    <w:basedOn w:val="852"/>
+    <w:link w:val="851"/>
+    <w:uiPriority w:val="9"/>
+    <w:pPr>
+      <w:pBdr/>
+      <w:spacing/>
+      <w:ind/>
+    </w:pPr>
+    <w:rPr>
+      <w:rFonts w:ascii="Arial" w:hAnsi="Arial" w:eastAsia="Arial" w:cs="Arial"/>
+      <w:i/>
+      <w:iCs/>
+      <w:color w:val="272727" w:themeColor="text1" w:themeTint="D8"/>
+    </w:rPr>
+  </w:style>
+  <w:style w:type="paragraph" w:styleId="989">
     <w:name w:val="Title"/>
-    <w:basedOn w:val="841"/>
-    <w:next w:val="841"/>
-    <w:link w:val="989"/>
+    <w:basedOn w:val="842"/>
+    <w:next w:val="842"/>
+    <w:link w:val="990"/>
     <w:uiPriority w:val="10"/>
     <w:qFormat/>
     <w:pPr>
@@ -53951,10 +53848,10 @@
       <w:szCs w:val="56"/>
     </w:rPr>
   </w:style>
-  <w:style w:type="character" w:styleId="989" w:customStyle="1">
+  <w:style w:type="character" w:styleId="990" w:customStyle="1">
     <w:name w:val="Title Char"/>
-    <w:basedOn w:val="851"/>
-    <w:link w:val="988"/>
+    <w:basedOn w:val="852"/>
+    <w:link w:val="989"/>
     <w:uiPriority w:val="10"/>
     <w:pPr>
       <w:pBdr/>
@@ -53968,11 +53865,11 @@
       <w:szCs w:val="56"/>
     </w:rPr>
   </w:style>
-  <w:style w:type="paragraph" w:styleId="990">
+  <w:style w:type="paragraph" w:styleId="991">
     <w:name w:val="Subtitle"/>
-    <w:basedOn w:val="841"/>
-    <w:next w:val="841"/>
-    <w:link w:val="991"/>
+    <w:basedOn w:val="842"/>
+    <w:next w:val="842"/>
+    <w:link w:val="992"/>
     <w:uiPriority w:val="11"/>
     <w:qFormat/>
     <w:pPr>
@@ -53990,10 +53887,10 @@
       <w:szCs w:val="28"/>
     </w:rPr>
   </w:style>
-  <w:style w:type="character" w:styleId="991" w:customStyle="1">
+  <w:style w:type="character" w:styleId="992" w:customStyle="1">
     <w:name w:val="Subtitle Char"/>
-    <w:basedOn w:val="851"/>
-    <w:link w:val="990"/>
+    <w:basedOn w:val="852"/>
+    <w:link w:val="991"/>
     <w:uiPriority w:val="11"/>
     <w:pPr>
       <w:pBdr/>
@@ -54007,11 +53904,11 @@
       <w:szCs w:val="28"/>
     </w:rPr>
   </w:style>
-  <w:style w:type="paragraph" w:styleId="992">
+  <w:style w:type="paragraph" w:styleId="993">
     <w:name w:val="Quote"/>
-    <w:basedOn w:val="841"/>
-    <w:next w:val="841"/>
-    <w:link w:val="993"/>
+    <w:basedOn w:val="842"/>
+    <w:next w:val="842"/>
+    <w:link w:val="994"/>
     <w:uiPriority w:val="29"/>
     <w:qFormat/>
     <w:pPr>
@@ -54026,10 +53923,10 @@
       <w:color w:val="404040" w:themeColor="text1" w:themeTint="BF"/>
     </w:rPr>
   </w:style>
-  <w:style w:type="character" w:styleId="993" w:customStyle="1">
+  <w:style w:type="character" w:styleId="994" w:customStyle="1">
     <w:name w:val="Quote Char"/>
-    <w:basedOn w:val="851"/>
-    <w:link w:val="992"/>
+    <w:basedOn w:val="852"/>
+    <w:link w:val="993"/>
     <w:uiPriority w:val="29"/>
     <w:pPr>
       <w:pBdr/>
@@ -54042,9 +53939,9 @@
       <w:color w:val="404040" w:themeColor="text1" w:themeTint="BF"/>
     </w:rPr>
   </w:style>
-  <w:style w:type="paragraph" w:styleId="994">
+  <w:style w:type="paragraph" w:styleId="995">
     <w:name w:val="List Paragraph"/>
-    <w:basedOn w:val="841"/>
+    <w:basedOn w:val="842"/>
     <w:uiPriority w:val="34"/>
     <w:qFormat/>
     <w:pPr>
@@ -54054,9 +53951,9 @@
       <w:contextualSpacing w:val="true"/>
     </w:pPr>
   </w:style>
-  <w:style w:type="character" w:styleId="995">
+  <w:style w:type="character" w:styleId="996">
     <w:name w:val="Intense Emphasis"/>
-    <w:basedOn w:val="851"/>
+    <w:basedOn w:val="852"/>
     <w:uiPriority w:val="21"/>
     <w:qFormat/>
     <w:pPr>
@@ -54070,11 +53967,11 @@
       <w:color w:val="0f4761" w:themeColor="accent1" w:themeShade="BF"/>
     </w:rPr>
   </w:style>
-  <w:style w:type="paragraph" w:styleId="996">
+  <w:style w:type="paragraph" w:styleId="997">
     <w:name w:val="Intense Quote"/>
-    <w:basedOn w:val="841"/>
-    <w:next w:val="841"/>
-    <w:link w:val="997"/>
+    <w:basedOn w:val="842"/>
+    <w:next w:val="842"/>
+    <w:link w:val="998"/>
     <w:uiPriority w:val="30"/>
     <w:qFormat/>
     <w:pPr>
@@ -54092,10 +53989,10 @@
       <w:color w:val="0f4761" w:themeColor="accent1" w:themeShade="BF"/>
     </w:rPr>
   </w:style>
-  <w:style w:type="character" w:styleId="997" w:customStyle="1">
+  <w:style w:type="character" w:styleId="998" w:customStyle="1">
     <w:name w:val="Intense Quote Char"/>
-    <w:basedOn w:val="851"/>
-    <w:link w:val="996"/>
+    <w:basedOn w:val="852"/>
+    <w:link w:val="997"/>
     <w:uiPriority w:val="30"/>
     <w:pPr>
       <w:pBdr/>
@@ -54108,9 +54005,9 @@
       <w:color w:val="0f4761" w:themeColor="accent1" w:themeShade="BF"/>
     </w:rPr>
   </w:style>
-  <w:style w:type="character" w:styleId="998">
+  <w:style w:type="character" w:styleId="999">
     <w:name w:val="Intense Reference"/>
-    <w:basedOn w:val="851"/>
+    <w:basedOn w:val="852"/>
     <w:uiPriority w:val="32"/>
     <w:qFormat/>
     <w:pPr>
@@ -54126,9 +54023,9 @@
       <w:spacing w:val="5"/>
     </w:rPr>
   </w:style>
-  <w:style w:type="paragraph" w:styleId="999">
+  <w:style w:type="paragraph" w:styleId="1000">
     <w:name w:val="No Spacing"/>
-    <w:basedOn w:val="841"/>
+    <w:basedOn w:val="842"/>
     <w:uiPriority w:val="1"/>
     <w:qFormat/>
     <w:pPr>
@@ -54137,9 +54034,9 @@
       <w:ind/>
     </w:pPr>
   </w:style>
-  <w:style w:type="character" w:styleId="1000">
+  <w:style w:type="character" w:styleId="1001">
     <w:name w:val="Subtle Emphasis"/>
-    <w:basedOn w:val="851"/>
+    <w:basedOn w:val="852"/>
     <w:uiPriority w:val="19"/>
     <w:qFormat/>
     <w:pPr>
@@ -54153,9 +54050,9 @@
       <w:color w:val="404040" w:themeColor="text1" w:themeTint="BF"/>
     </w:rPr>
   </w:style>
-  <w:style w:type="character" w:styleId="1001">
+  <w:style w:type="character" w:styleId="1002">
     <w:name w:val="Emphasis"/>
-    <w:basedOn w:val="851"/>
+    <w:basedOn w:val="852"/>
     <w:uiPriority w:val="20"/>
     <w:qFormat/>
     <w:pPr>
@@ -54168,9 +54065,9 @@
       <w:iCs/>
     </w:rPr>
   </w:style>
-  <w:style w:type="character" w:styleId="1002">
+  <w:style w:type="character" w:styleId="1003">
     <w:name w:val="Strong"/>
-    <w:basedOn w:val="851"/>
+    <w:basedOn w:val="852"/>
     <w:uiPriority w:val="22"/>
     <w:qFormat/>
     <w:pPr>
@@ -54183,9 +54080,9 @@
       <w:bCs/>
     </w:rPr>
   </w:style>
-  <w:style w:type="character" w:styleId="1003">
+  <w:style w:type="character" w:styleId="1004">
     <w:name w:val="Subtle Reference"/>
-    <w:basedOn w:val="851"/>
+    <w:basedOn w:val="852"/>
     <w:uiPriority w:val="31"/>
     <w:qFormat/>
     <w:pPr>
@@ -54198,9 +54095,9 @@
       <w:color w:val="5a5a5a" w:themeColor="text1" w:themeTint="A5"/>
     </w:rPr>
   </w:style>
-  <w:style w:type="character" w:styleId="1004">
+  <w:style w:type="character" w:styleId="1005">
     <w:name w:val="Book Title"/>
-    <w:basedOn w:val="851"/>
+    <w:basedOn w:val="852"/>
     <w:uiPriority w:val="33"/>
     <w:qFormat/>
     <w:pPr>
@@ -54216,10 +54113,10 @@
       <w:spacing w:val="5"/>
     </w:rPr>
   </w:style>
-  <w:style w:type="paragraph" w:styleId="1005">
+  <w:style w:type="paragraph" w:styleId="1006">
     <w:name w:val="Header"/>
-    <w:basedOn w:val="841"/>
-    <w:link w:val="1006"/>
+    <w:basedOn w:val="842"/>
+    <w:link w:val="1007"/>
     <w:uiPriority w:val="99"/>
     <w:unhideWhenUsed/>
     <w:pPr>
@@ -54232,10 +54129,10 @@
       <w:ind/>
     </w:pPr>
   </w:style>
-  <w:style w:type="character" w:styleId="1006" w:customStyle="1">
+  <w:style w:type="character" w:styleId="1007" w:customStyle="1">
     <w:name w:val="Header Char"/>
-    <w:basedOn w:val="851"/>
-    <w:link w:val="1005"/>
+    <w:basedOn w:val="852"/>
+    <w:link w:val="1006"/>
     <w:uiPriority w:val="99"/>
     <w:pPr>
       <w:pBdr/>
@@ -54243,10 +54140,10 @@
       <w:ind/>
     </w:pPr>
   </w:style>
-  <w:style w:type="paragraph" w:styleId="1007">
+  <w:style w:type="paragraph" w:styleId="1008">
     <w:name w:val="Footer"/>
-    <w:basedOn w:val="841"/>
-    <w:link w:val="1008"/>
+    <w:basedOn w:val="842"/>
+    <w:link w:val="1009"/>
     <w:uiPriority w:val="99"/>
     <w:unhideWhenUsed/>
     <w:pPr>
@@ -54259,10 +54156,10 @@
       <w:ind/>
     </w:pPr>
   </w:style>
-  <w:style w:type="character" w:styleId="1008" w:customStyle="1">
+  <w:style w:type="character" w:styleId="1009" w:customStyle="1">
     <w:name w:val="Footer Char"/>
-    <w:basedOn w:val="851"/>
-    <w:link w:val="1007"/>
+    <w:basedOn w:val="852"/>
+    <w:link w:val="1008"/>
     <w:uiPriority w:val="99"/>
     <w:pPr>
       <w:pBdr/>
@@ -54270,10 +54167,10 @@
       <w:ind/>
     </w:pPr>
   </w:style>
-  <w:style w:type="paragraph" w:styleId="1009">
+  <w:style w:type="paragraph" w:styleId="1010">
     <w:name w:val="Caption"/>
-    <w:basedOn w:val="841"/>
-    <w:next w:val="841"/>
+    <w:basedOn w:val="842"/>
+    <w:next w:val="842"/>
     <w:uiPriority w:val="35"/>
     <w:unhideWhenUsed/>
     <w:qFormat/>
@@ -54290,10 +54187,10 @@
       <w:szCs w:val="18"/>
     </w:rPr>
   </w:style>
-  <w:style w:type="paragraph" w:styleId="1010">
+  <w:style w:type="paragraph" w:styleId="1011">
     <w:name w:val="footnote text"/>
-    <w:basedOn w:val="841"/>
-    <w:link w:val="1011"/>
+    <w:basedOn w:val="842"/>
+    <w:link w:val="1012"/>
     <w:uiPriority w:val="99"/>
     <w:semiHidden/>
     <w:unhideWhenUsed/>
@@ -54307,10 +54204,10 @@
       <w:szCs w:val="20"/>
     </w:rPr>
   </w:style>
-  <w:style w:type="character" w:styleId="1011" w:customStyle="1">
+  <w:style w:type="character" w:styleId="1012" w:customStyle="1">
     <w:name w:val="Footnote Text Char"/>
-    <w:basedOn w:val="851"/>
-    <w:link w:val="1010"/>
+    <w:basedOn w:val="852"/>
+    <w:link w:val="1011"/>
     <w:uiPriority w:val="99"/>
     <w:semiHidden/>
     <w:pPr>
@@ -54323,9 +54220,9 @@
       <w:szCs w:val="20"/>
     </w:rPr>
   </w:style>
-  <w:style w:type="character" w:styleId="1012">
+  <w:style w:type="character" w:styleId="1013">
     <w:name w:val="footnote reference"/>
-    <w:basedOn w:val="851"/>
+    <w:basedOn w:val="852"/>
     <w:uiPriority w:val="99"/>
     <w:semiHidden/>
     <w:unhideWhenUsed/>
@@ -54338,10 +54235,10 @@
       <w:vertAlign w:val="superscript"/>
     </w:rPr>
   </w:style>
-  <w:style w:type="paragraph" w:styleId="1013">
+  <w:style w:type="paragraph" w:styleId="1014">
     <w:name w:val="endnote text"/>
-    <w:basedOn w:val="841"/>
-    <w:link w:val="1014"/>
+    <w:basedOn w:val="842"/>
+    <w:link w:val="1015"/>
     <w:uiPriority w:val="99"/>
     <w:semiHidden/>
     <w:unhideWhenUsed/>
@@ -54355,10 +54252,10 @@
       <w:szCs w:val="20"/>
     </w:rPr>
   </w:style>
-  <w:style w:type="character" w:styleId="1014" w:customStyle="1">
+  <w:style w:type="character" w:styleId="1015" w:customStyle="1">
     <w:name w:val="Endnote Text Char"/>
-    <w:basedOn w:val="851"/>
-    <w:link w:val="1013"/>
+    <w:basedOn w:val="852"/>
+    <w:link w:val="1014"/>
     <w:uiPriority w:val="99"/>
     <w:semiHidden/>
     <w:pPr>
@@ -54371,9 +54268,9 @@
       <w:szCs w:val="20"/>
     </w:rPr>
   </w:style>
-  <w:style w:type="character" w:styleId="1015">
+  <w:style w:type="character" w:styleId="1016">
     <w:name w:val="endnote reference"/>
-    <w:basedOn w:val="851"/>
+    <w:basedOn w:val="852"/>
     <w:uiPriority w:val="99"/>
     <w:semiHidden/>
     <w:unhideWhenUsed/>
@@ -54386,9 +54283,9 @@
       <w:vertAlign w:val="superscript"/>
     </w:rPr>
   </w:style>
-  <w:style w:type="character" w:styleId="1016">
+  <w:style w:type="character" w:styleId="1017">
     <w:name w:val="Hyperlink"/>
-    <w:basedOn w:val="851"/>
+    <w:basedOn w:val="852"/>
     <w:uiPriority w:val="99"/>
     <w:unhideWhenUsed/>
     <w:pPr>
@@ -54401,9 +54298,9 @@
       <w:u w:val="single"/>
     </w:rPr>
   </w:style>
-  <w:style w:type="character" w:styleId="1017">
+  <w:style w:type="character" w:styleId="1018">
     <w:name w:val="FollowedHyperlink"/>
-    <w:basedOn w:val="851"/>
+    <w:basedOn w:val="852"/>
     <w:uiPriority w:val="99"/>
     <w:semiHidden/>
     <w:unhideWhenUsed/>
@@ -54417,10 +54314,10 @@
       <w:u w:val="single"/>
     </w:rPr>
   </w:style>
-  <w:style w:type="paragraph" w:styleId="1018">
+  <w:style w:type="paragraph" w:styleId="1019">
     <w:name w:val="toc 1"/>
-    <w:basedOn w:val="841"/>
-    <w:next w:val="841"/>
+    <w:basedOn w:val="842"/>
+    <w:next w:val="842"/>
     <w:uiPriority w:val="39"/>
     <w:unhideWhenUsed/>
     <w:pPr>
@@ -54429,10 +54326,10 @@
       <w:ind/>
     </w:pPr>
   </w:style>
-  <w:style w:type="paragraph" w:styleId="1019">
+  <w:style w:type="paragraph" w:styleId="1020">
     <w:name w:val="toc 2"/>
-    <w:basedOn w:val="841"/>
-    <w:next w:val="841"/>
+    <w:basedOn w:val="842"/>
+    <w:next w:val="842"/>
     <w:uiPriority w:val="39"/>
     <w:unhideWhenUsed/>
     <w:pPr>
@@ -54441,10 +54338,10 @@
       <w:ind w:left="220"/>
     </w:pPr>
   </w:style>
-  <w:style w:type="paragraph" w:styleId="1020">
+  <w:style w:type="paragraph" w:styleId="1021">
     <w:name w:val="toc 3"/>
-    <w:basedOn w:val="841"/>
-    <w:next w:val="841"/>
+    <w:basedOn w:val="842"/>
+    <w:next w:val="842"/>
     <w:uiPriority w:val="39"/>
     <w:unhideWhenUsed/>
     <w:pPr>
@@ -54453,10 +54350,10 @@
       <w:ind w:left="440"/>
     </w:pPr>
   </w:style>
-  <w:style w:type="paragraph" w:styleId="1021">
+  <w:style w:type="paragraph" w:styleId="1022">
     <w:name w:val="toc 4"/>
-    <w:basedOn w:val="841"/>
-    <w:next w:val="841"/>
+    <w:basedOn w:val="842"/>
+    <w:next w:val="842"/>
     <w:uiPriority w:val="39"/>
     <w:unhideWhenUsed/>
     <w:pPr>
@@ -54465,10 +54362,10 @@
       <w:ind w:left="660"/>
     </w:pPr>
   </w:style>
-  <w:style w:type="paragraph" w:styleId="1022">
+  <w:style w:type="paragraph" w:styleId="1023">
     <w:name w:val="toc 5"/>
-    <w:basedOn w:val="841"/>
-    <w:next w:val="841"/>
+    <w:basedOn w:val="842"/>
+    <w:next w:val="842"/>
     <w:uiPriority w:val="39"/>
     <w:unhideWhenUsed/>
     <w:pPr>
@@ -54477,10 +54374,10 @@
       <w:ind w:left="880"/>
     </w:pPr>
   </w:style>
-  <w:style w:type="paragraph" w:styleId="1023">
+  <w:style w:type="paragraph" w:styleId="1024">
     <w:name w:val="toc 6"/>
-    <w:basedOn w:val="841"/>
-    <w:next w:val="841"/>
+    <w:basedOn w:val="842"/>
+    <w:next w:val="842"/>
     <w:uiPriority w:val="39"/>
     <w:unhideWhenUsed/>
     <w:pPr>
@@ -54489,10 +54386,10 @@
       <w:ind w:left="1100"/>
     </w:pPr>
   </w:style>
-  <w:style w:type="paragraph" w:styleId="1024">
+  <w:style w:type="paragraph" w:styleId="1025">
     <w:name w:val="toc 7"/>
-    <w:basedOn w:val="841"/>
-    <w:next w:val="841"/>
+    <w:basedOn w:val="842"/>
+    <w:next w:val="842"/>
     <w:uiPriority w:val="39"/>
     <w:unhideWhenUsed/>
     <w:pPr>
@@ -54501,10 +54398,10 @@
       <w:ind w:left="1320"/>
     </w:pPr>
   </w:style>
-  <w:style w:type="paragraph" w:styleId="1025">
+  <w:style w:type="paragraph" w:styleId="1026">
     <w:name w:val="toc 8"/>
-    <w:basedOn w:val="841"/>
-    <w:next w:val="841"/>
+    <w:basedOn w:val="842"/>
+    <w:next w:val="842"/>
     <w:uiPriority w:val="39"/>
     <w:unhideWhenUsed/>
     <w:pPr>
@@ -54513,10 +54410,10 @@
       <w:ind w:left="1540"/>
     </w:pPr>
   </w:style>
-  <w:style w:type="paragraph" w:styleId="1026">
+  <w:style w:type="paragraph" w:styleId="1027">
     <w:name w:val="toc 9"/>
-    <w:basedOn w:val="841"/>
-    <w:next w:val="841"/>
+    <w:basedOn w:val="842"/>
+    <w:next w:val="842"/>
     <w:uiPriority w:val="39"/>
     <w:unhideWhenUsed/>
     <w:pPr>
@@ -54525,9 +54422,9 @@
       <w:ind w:left="1760"/>
     </w:pPr>
   </w:style>
-  <w:style w:type="character" w:styleId="1027">
+  <w:style w:type="character" w:styleId="1028">
     <w:name w:val="Placeholder Text"/>
-    <w:basedOn w:val="851"/>
+    <w:basedOn w:val="852"/>
     <w:uiPriority w:val="99"/>
     <w:semiHidden/>
     <w:pPr>
@@ -54539,7 +54436,7 @@
       <w:color w:val="666666"/>
     </w:rPr>
   </w:style>
-  <w:style w:type="paragraph" w:styleId="1028">
+  <w:style w:type="paragraph" w:styleId="1029">
     <w:name w:val="TOC Heading"/>
     <w:uiPriority w:val="39"/>
     <w:unhideWhenUsed/>
@@ -54549,10 +54446,10 @@
       <w:ind/>
     </w:pPr>
   </w:style>
-  <w:style w:type="paragraph" w:styleId="1029">
+  <w:style w:type="paragraph" w:styleId="1030">
     <w:name w:val="table of figures"/>
-    <w:basedOn w:val="841"/>
-    <w:next w:val="841"/>
+    <w:basedOn w:val="842"/>
+    <w:next w:val="842"/>
     <w:uiPriority w:val="99"/>
     <w:unhideWhenUsed/>
     <w:pPr>
@@ -54561,9 +54458,9 @@
       <w:ind/>
     </w:pPr>
   </w:style>
-  <w:style w:type="character" w:styleId="1030" w:customStyle="1">
+  <w:style w:type="character" w:styleId="1031" w:customStyle="1">
     <w:name w:val="Heading 1 Char"/>
-    <w:link w:val="842"/>
+    <w:link w:val="843"/>
     <w:pPr>
       <w:pBdr/>
       <w:spacing/>
